--- a/doandocs/Chương 4.docx
+++ b/doandocs/Chương 4.docx
@@ -732,446 +732,445 @@
           <w:sz w:val="16"/>
         </w:rPr>
         <w:t>DATN--DoAnhQuan/</w:t>
-      </w:r>
-      <w:r>
-        <w:rPr>
-          <w:rFonts w:ascii="Courier New" w:hAnsi="Courier New"/>
-          <w:color w:val="323232"/>
-          <w:sz w:val="16"/>
-        </w:rPr>
         <w:br/>
         <w:t>│</w:t>
-      </w:r>
-      <w:r>
-        <w:rPr>
-          <w:rFonts w:ascii="Courier New" w:hAnsi="Courier New"/>
-          <w:color w:val="323232"/>
-          <w:sz w:val="16"/>
-        </w:rPr>
         <w:br/>
-        <w:t>├── hardware/                        # Firmware ESP32 cho phần cứng thật</w:t>
-      </w:r>
-      <w:r>
-        <w:rPr>
-          <w:rFonts w:ascii="Courier New" w:hAnsi="Courier New"/>
-          <w:color w:val="323232"/>
-          <w:sz w:val="16"/>
-        </w:rPr>
+        <w:t>├── hardware/ # Firmware ESP32 cho phần cứng thật</w:t>
         <w:br/>
-        <w:t>│   ├── xi_node/</w:t>
-      </w:r>
-      <w:r>
-        <w:rPr>
-          <w:rFonts w:ascii="Courier New" w:hAnsi="Courier New"/>
-          <w:color w:val="323232"/>
-          <w:sz w:val="16"/>
-        </w:rPr>
+        <w:t>│ ├── xi_node/</w:t>
         <w:br/>
-        <w:t>│   │   └── xi_node.ino              # Firmware Xi node (T-Beam)</w:t>
-      </w:r>
-      <w:r>
-        <w:rPr>
-          <w:rFonts w:ascii="Courier New" w:hAnsi="Courier New"/>
-          <w:color w:val="323232"/>
-          <w:sz w:val="16"/>
-        </w:rPr>
+        <w:t>│ │ └── xi_node.ino # Firmware Xi node (T-Beam)</w:t>
         <w:br/>
-        <w:t>│   └── y_gateway/</w:t>
-      </w:r>
-      <w:r>
-        <w:rPr>
-          <w:rFonts w:ascii="Courier New" w:hAnsi="Courier New"/>
-          <w:color w:val="323232"/>
-          <w:sz w:val="16"/>
-        </w:rPr>
+        <w:t>│ └── y_gateway/</w:t>
         <w:br/>
-        <w:t>│       └── y_gateway.ino            # Firmware Y Gateway</w:t>
-      </w:r>
-      <w:r>
-        <w:rPr>
-          <w:rFonts w:ascii="Courier New" w:hAnsi="Courier New"/>
-          <w:color w:val="323232"/>
-          <w:sz w:val="16"/>
-        </w:rPr>
+        <w:t>│ └── y_gateway.ino # Firmware Y Gateway</w:t>
         <w:br/>
         <w:t>│</w:t>
-      </w:r>
-      <w:r>
-        <w:rPr>
-          <w:rFonts w:ascii="Courier New" w:hAnsi="Courier New"/>
-          <w:color w:val="323232"/>
-          <w:sz w:val="16"/>
-        </w:rPr>
         <w:br/>
-        <w:t>├── server/                          # Phía Server (Python)</w:t>
-      </w:r>
-      <w:r>
-        <w:rPr>
-          <w:rFonts w:ascii="Courier New" w:hAnsi="Courier New"/>
-          <w:color w:val="323232"/>
-          <w:sz w:val="16"/>
-        </w:rPr>
+        <w:t>├── server/ # Phía Server (Python)</w:t>
         <w:br/>
-        <w:t>│   ├── app.py                       # Flask server chính</w:t>
-      </w:r>
-      <w:r>
-        <w:rPr>
-          <w:rFonts w:ascii="Courier New" w:hAnsi="Courier New"/>
-          <w:color w:val="323232"/>
-          <w:sz w:val="16"/>
-        </w:rPr>
+        <w:t>│ ├── app.py # Flask server chính</w:t>
         <w:br/>
-        <w:t>│   ├── init_db.py                   # Khởi tạo database</w:t>
-      </w:r>
-      <w:r>
-        <w:rPr>
-          <w:rFonts w:ascii="Courier New" w:hAnsi="Courier New"/>
-          <w:color w:val="323232"/>
-          <w:sz w:val="16"/>
-        </w:rPr>
+        <w:t>│ ├── init_db.py # Khởi tạo database</w:t>
         <w:br/>
-        <w:t>│   ├── dashboard.py                 # Streamlit dashboard</w:t>
-      </w:r>
-      <w:r>
-        <w:rPr>
-          <w:rFonts w:ascii="Courier New" w:hAnsi="Courier New"/>
-          <w:color w:val="323232"/>
-          <w:sz w:val="16"/>
-        </w:rPr>
+        <w:t>│ ├── dashboard.py # Streamlit dashboard</w:t>
         <w:br/>
-        <w:t>│   ├── simulator.py                 # Mô phỏng luồng Xi→Y→Server</w:t>
-      </w:r>
-      <w:r>
-        <w:rPr>
-          <w:rFonts w:ascii="Courier New" w:hAnsi="Courier New"/>
-          <w:color w:val="323232"/>
-          <w:sz w:val="16"/>
-        </w:rPr>
+        <w:t>│ ├── simulator.py # Mô phỏng luồng Xi→Y→Server</w:t>
         <w:br/>
-        <w:t>│   ├── main_test.py                 # Test nhanh 2 node</w:t>
-      </w:r>
-      <w:r>
-        <w:rPr>
-          <w:rFonts w:ascii="Courier New" w:hAnsi="Courier New"/>
-          <w:color w:val="323232"/>
-          <w:sz w:val="16"/>
-        </w:rPr>
+        <w:t>│ ├── main_test.py # Test nhanh 2 node</w:t>
         <w:br/>
-        <w:t>│   ├── check_my_server.py           # Kiểm tra server sống</w:t>
-      </w:r>
-      <w:r>
-        <w:rPr>
-          <w:rFonts w:ascii="Courier New" w:hAnsi="Courier New"/>
-          <w:color w:val="323232"/>
-          <w:sz w:val="16"/>
-        </w:rPr>
+        <w:t>│ ├── check_my_server.py # Kiểm tra server sống</w:t>
         <w:br/>
-        <w:t>│   ├── verify_wokwi.py              # Xác minh AES khớp Wokwi</w:t>
-      </w:r>
-      <w:r>
-        <w:rPr>
-          <w:rFonts w:ascii="Courier New" w:hAnsi="Courier New"/>
-          <w:color w:val="323232"/>
-          <w:sz w:val="16"/>
-        </w:rPr>
+        <w:t>│ ├── verify_wokwi.py # Xác minh AES khớp Wokwi</w:t>
         <w:br/>
-        <w:t>│   ├── self_test_logic.py           # Kiểm định nội bộ</w:t>
-      </w:r>
-      <w:r>
-        <w:rPr>
-          <w:rFonts w:ascii="Courier New" w:hAnsi="Courier New"/>
-          <w:color w:val="323232"/>
-          <w:sz w:val="16"/>
-        </w:rPr>
+        <w:t>│ ├── self_test_logic.py # Kiểm định nội bộ</w:t>
         <w:br/>
-        <w:t>│   ├── final_check.py               # Check tổng thể</w:t>
-      </w:r>
-      <w:r>
-        <w:rPr>
-          <w:rFonts w:ascii="Courier New" w:hAnsi="Courier New"/>
-          <w:color w:val="323232"/>
-          <w:sz w:val="16"/>
-        </w:rPr>
+        <w:t>│ ├── final_check.py # Check tổng thể</w:t>
         <w:br/>
-        <w:t>│   └── xor_cipher.py                # Tham khảo mã hóa XOR</w:t>
-      </w:r>
-      <w:r>
-        <w:rPr>
-          <w:rFonts w:ascii="Courier New" w:hAnsi="Courier New"/>
-          <w:color w:val="323232"/>
-          <w:sz w:val="16"/>
-        </w:rPr>
+        <w:t>│ └── xor_cipher.py # Tham khảo mã hóa XOR</w:t>
         <w:br/>
         <w:t>│</w:t>
-      </w:r>
-      <w:r>
-        <w:rPr>
-          <w:rFonts w:ascii="Courier New" w:hAnsi="Courier New"/>
-          <w:color w:val="323232"/>
-          <w:sz w:val="16"/>
-        </w:rPr>
         <w:br/>
-        <w:t>├── wokwi/                           # File mô phỏng Wokwi</w:t>
-      </w:r>
-      <w:r>
-        <w:rPr>
-          <w:rFonts w:ascii="Courier New" w:hAnsi="Courier New"/>
-          <w:color w:val="323232"/>
-          <w:sz w:val="16"/>
-        </w:rPr>
+        <w:t>├── wokwi/ # File mô phỏng Wokwi</w:t>
         <w:br/>
-        <w:t>│   ├── sketch.ino                   # Code ESP32 (Xi_01 + Xi_02 luân phiên)</w:t>
-      </w:r>
-      <w:r>
-        <w:rPr>
-          <w:rFonts w:ascii="Courier New" w:hAnsi="Courier New"/>
-          <w:color w:val="323232"/>
-          <w:sz w:val="16"/>
-        </w:rPr>
+        <w:t>│ ├── sketch.ino # Code ESP32 (Xi_01 + Xi_02 luân phiên)</w:t>
         <w:br/>
-        <w:t>│   ├── sketch_minimal.ino           # Phiên bản tối giản debug</w:t>
-      </w:r>
-      <w:r>
-        <w:rPr>
-          <w:rFonts w:ascii="Courier New" w:hAnsi="Courier New"/>
-          <w:color w:val="323232"/>
-          <w:sz w:val="16"/>
-        </w:rPr>
+        <w:t>│ ├── sketch_minimal.ino # Phiên bản tối giản debug</w:t>
         <w:br/>
-        <w:t>│   ├── diagram.json                 # Sơ đồ kết nối</w:t>
-      </w:r>
-      <w:r>
-        <w:rPr>
-          <w:rFonts w:ascii="Courier New" w:hAnsi="Courier New"/>
-          <w:color w:val="323232"/>
-          <w:sz w:val="16"/>
-        </w:rPr>
+        <w:t>│ ├── diagram.json # Sơ đồ kết nối</w:t>
         <w:br/>
-        <w:t>│   ├── wokwi.toml                   # Cấu hình dự án</w:t>
-      </w:r>
-      <w:r>
-        <w:rPr>
-          <w:rFonts w:ascii="Courier New" w:hAnsi="Courier New"/>
-          <w:color w:val="323232"/>
-          <w:sz w:val="16"/>
-        </w:rPr>
+        <w:t>│ ├── wokwi.toml # Cấu hình dự án</w:t>
         <w:br/>
-        <w:t>│   ├── wokwi_to_copy.md             # Hướng dẫn copy-paste</w:t>
-      </w:r>
-      <w:r>
-        <w:rPr>
-          <w:rFonts w:ascii="Courier New" w:hAnsi="Courier New"/>
-          <w:color w:val="323232"/>
-          <w:sz w:val="16"/>
-        </w:rPr>
+        <w:t>│ ├── wokwi_to_copy.md # Hướng dẫn copy-paste</w:t>
         <w:br/>
-        <w:t>│   ├── libraries.txt                # Danh sách thư viện</w:t>
-      </w:r>
-      <w:r>
-        <w:rPr>
-          <w:rFonts w:ascii="Courier New" w:hAnsi="Courier New"/>
-          <w:color w:val="323232"/>
-          <w:sz w:val="16"/>
-        </w:rPr>
+        <w:t>│ ├── libraries.txt # Danh sách thư viện</w:t>
         <w:br/>
-        <w:t>│   ├── xi_01/                       # Dự án Wokwi riêng cho Xi_01</w:t>
-      </w:r>
-      <w:r>
-        <w:rPr>
-          <w:rFonts w:ascii="Courier New" w:hAnsi="Courier New"/>
-          <w:color w:val="323232"/>
-          <w:sz w:val="16"/>
-        </w:rPr>
+        <w:t>│ ├── xi_01/ # Dự án Wokwi riêng cho Xi_01</w:t>
         <w:br/>
-        <w:t>│   │   ├── sketch.ino</w:t>
-      </w:r>
-      <w:r>
-        <w:rPr>
-          <w:rFonts w:ascii="Courier New" w:hAnsi="Courier New"/>
-          <w:color w:val="323232"/>
-          <w:sz w:val="16"/>
-        </w:rPr>
+        <w:t>│ │ ├── sketch.ino</w:t>
         <w:br/>
-        <w:t>│   │   ├── diagram.json</w:t>
-      </w:r>
-      <w:r>
-        <w:rPr>
-          <w:rFonts w:ascii="Courier New" w:hAnsi="Courier New"/>
-          <w:color w:val="323232"/>
-          <w:sz w:val="16"/>
-        </w:rPr>
+        <w:t>│ │ ├── diagram.json</w:t>
         <w:br/>
-        <w:t>│   │   └── wokwi.toml</w:t>
-      </w:r>
-      <w:r>
-        <w:rPr>
-          <w:rFonts w:ascii="Courier New" w:hAnsi="Courier New"/>
-          <w:color w:val="323232"/>
-          <w:sz w:val="16"/>
-        </w:rPr>
+        <w:t>│ │ └── wokwi.toml</w:t>
         <w:br/>
-      </w:r>
-      <w:r>
-        <w:rPr>
-          <w:rFonts w:ascii="Courier New" w:hAnsi="Courier New"/>
-          <w:color w:val="323232"/>
-          <w:sz w:val="16"/>
-        </w:rPr>
-        <w:lastRenderedPageBreak/>
-        <w:t>│   └── xi_02/                       # Dự án Wokwi riêng cho Xi_02</w:t>
-      </w:r>
-      <w:r>
-        <w:rPr>
-          <w:rFonts w:ascii="Courier New" w:hAnsi="Courier New"/>
-          <w:color w:val="323232"/>
-          <w:sz w:val="16"/>
-        </w:rPr>
+        <w:t>│ └── xi_02/ # Dự án Wokwi riêng cho Xi_02</w:t>
         <w:br/>
-        <w:t>│       ├── sketch.ino</w:t>
-      </w:r>
-      <w:r>
-        <w:rPr>
-          <w:rFonts w:ascii="Courier New" w:hAnsi="Courier New"/>
-          <w:color w:val="323232"/>
-          <w:sz w:val="16"/>
-        </w:rPr>
+        <w:t>│ ├── sketch.ino</w:t>
         <w:br/>
-        <w:t>│       ├── diagram.json</w:t>
-      </w:r>
-      <w:r>
-        <w:rPr>
-          <w:rFonts w:ascii="Courier New" w:hAnsi="Courier New"/>
-          <w:color w:val="323232"/>
-          <w:sz w:val="16"/>
-        </w:rPr>
+        <w:t>│ ├── diagram.json</w:t>
         <w:br/>
-        <w:t>│       └── wokwi.toml</w:t>
-      </w:r>
-      <w:r>
-        <w:rPr>
-          <w:rFonts w:ascii="Courier New" w:hAnsi="Courier New"/>
-          <w:color w:val="323232"/>
-          <w:sz w:val="16"/>
-        </w:rPr>
+        <w:t>│ └── wokwi.toml</w:t>
         <w:br/>
         <w:t>│</w:t>
-      </w:r>
-      <w:r>
-        <w:rPr>
-          <w:rFonts w:ascii="Courier New" w:hAnsi="Courier New"/>
-          <w:color w:val="323232"/>
-          <w:sz w:val="16"/>
-        </w:rPr>
         <w:br/>
-        <w:t>├── docs/                            # Tài liệu dự án</w:t>
-      </w:r>
-      <w:r>
-        <w:rPr>
-          <w:rFonts w:ascii="Courier New" w:hAnsi="Courier New"/>
-          <w:color w:val="323232"/>
-          <w:sz w:val="16"/>
-        </w:rPr>
+        <w:t>├── docs/ # Tài liệu dự án</w:t>
         <w:br/>
-        <w:t>│   ├── thesis.md                    # Mô tả ngữ cảnh, nội dung công việc</w:t>
-      </w:r>
-      <w:r>
-        <w:rPr>
-          <w:rFonts w:ascii="Courier New" w:hAnsi="Courier New"/>
-          <w:color w:val="323232"/>
-          <w:sz w:val="16"/>
-        </w:rPr>
+        <w:t>│ ├── thesis.md # Mô tả ngữ cảnh, nội dung công việc</w:t>
         <w:br/>
-        <w:t>│   ├── workflow.md                  # Kiến trúc hệ thống, thiết kế</w:t>
-      </w:r>
-      <w:r>
-        <w:rPr>
-          <w:rFonts w:ascii="Courier New" w:hAnsi="Courier New"/>
-          <w:color w:val="323232"/>
-          <w:sz w:val="16"/>
-        </w:rPr>
+        <w:t>│ ├── workflow.md # Kiến trúc hệ thống, thiết kế</w:t>
         <w:br/>
-        <w:t>│   ├── threat_model.md              # Mô hình mối đe dọa</w:t>
-      </w:r>
-      <w:r>
-        <w:rPr>
-          <w:rFonts w:ascii="Courier New" w:hAnsi="Courier New"/>
-          <w:color w:val="323232"/>
-          <w:sz w:val="16"/>
-        </w:rPr>
+        <w:t>│ ├── threat_model.md # Mô hình mối đe dọa</w:t>
         <w:br/>
-        <w:t>│   ├── references.md                # Tài liệu tham khảo</w:t>
-      </w:r>
-      <w:r>
-        <w:rPr>
-          <w:rFonts w:ascii="Courier New" w:hAnsi="Courier New"/>
-          <w:color w:val="323232"/>
-          <w:sz w:val="16"/>
-        </w:rPr>
+        <w:t>│ ├── references.md # Tài liệu tham khảo</w:t>
         <w:br/>
-        <w:t>│   ├── research_encryption_comparison.md  # So sánh XOR vs AES-CBC</w:t>
-      </w:r>
-      <w:r>
-        <w:rPr>
-          <w:rFonts w:ascii="Courier New" w:hAnsi="Courier New"/>
-          <w:color w:val="323232"/>
-          <w:sz w:val="16"/>
-        </w:rPr>
+        <w:t>│ ├── research_encryption_comparison.md # So sánh XOR vs AES-CBC</w:t>
         <w:br/>
-        <w:t>│   ├── research_anti_replay.md      # Chống replay</w:t>
-      </w:r>
-      <w:r>
-        <w:rPr>
-          <w:rFonts w:ascii="Courier New" w:hAnsi="Courier New"/>
-          <w:color w:val="323232"/>
-          <w:sz w:val="16"/>
-        </w:rPr>
+        <w:t>│ ├── research_anti_replay.md # Chống replay</w:t>
         <w:br/>
-        <w:t>│   ├── research_hmac_auth.md        # HMAC authentication</w:t>
-      </w:r>
-      <w:r>
-        <w:rPr>
-          <w:rFonts w:ascii="Courier New" w:hAnsi="Courier New"/>
-          <w:color w:val="323232"/>
-          <w:sz w:val="16"/>
-        </w:rPr>
+        <w:t>│ ├── research_hmac_auth.md # HMAC authentication</w:t>
         <w:br/>
-        <w:t>│   └── research_performance.md      # Hiệu năng</w:t>
-      </w:r>
-      <w:r>
-        <w:rPr>
-          <w:rFonts w:ascii="Courier New" w:hAnsi="Courier New"/>
-          <w:color w:val="323232"/>
-          <w:sz w:val="16"/>
-        </w:rPr>
+        <w:t>│ └── research_performance.md # Hiệu năng</w:t>
         <w:br/>
         <w:t>│</w:t>
-      </w:r>
-      <w:r>
-        <w:rPr>
-          <w:rFonts w:ascii="Courier New" w:hAnsi="Courier New"/>
-          <w:color w:val="323232"/>
-          <w:sz w:val="16"/>
-        </w:rPr>
         <w:br/>
-        <w:t>├── requirements.txt                 # Thư viện Python</w:t>
-      </w:r>
-      <w:r>
-        <w:rPr>
-          <w:rFonts w:ascii="Courier New" w:hAnsi="Courier New"/>
-          <w:color w:val="323232"/>
-          <w:sz w:val="16"/>
-        </w:rPr>
+        <w:t>├── requirements.txt # Thư viện Python</w:t>
         <w:br/>
-        <w:t>├── README.md                        # Hướng dẫn dự án</w:t>
-      </w:r>
-      <w:r>
-        <w:rPr>
-          <w:rFonts w:ascii="Courier New" w:hAnsi="Courier New"/>
-          <w:color w:val="323232"/>
-          <w:sz w:val="16"/>
-        </w:rPr>
+        <w:t>├── README.md # Hướng dẫn dự án</w:t>
         <w:br/>
-        <w:t>└── Chuong4.md                       # Chương 4 báo cáo (file này)</w:t>
+        <w:t>└── Chuong4.md # Chương 4 báo cáo (file này)</w:t>
+      </w:r>
+      <w:r>
+        <w:rPr>
+          <w:rFonts w:ascii="Courier New" w:hAnsi="Courier New"/>
+          <w:color w:val="323232"/>
+          <w:sz w:val="16"/>
+        </w:rPr>
+      </w:r>
+      <w:r>
+        <w:rPr>
+          <w:rFonts w:ascii="Courier New" w:hAnsi="Courier New"/>
+          <w:color w:val="323232"/>
+          <w:sz w:val="16"/>
+        </w:rPr>
+      </w:r>
+      <w:r>
+        <w:rPr>
+          <w:rFonts w:ascii="Courier New" w:hAnsi="Courier New"/>
+          <w:color w:val="323232"/>
+          <w:sz w:val="16"/>
+        </w:rPr>
+      </w:r>
+      <w:r>
+        <w:rPr>
+          <w:rFonts w:ascii="Courier New" w:hAnsi="Courier New"/>
+          <w:color w:val="323232"/>
+          <w:sz w:val="16"/>
+        </w:rPr>
+      </w:r>
+      <w:r>
+        <w:rPr>
+          <w:rFonts w:ascii="Courier New" w:hAnsi="Courier New"/>
+          <w:color w:val="323232"/>
+          <w:sz w:val="16"/>
+        </w:rPr>
+      </w:r>
+      <w:r>
+        <w:rPr>
+          <w:rFonts w:ascii="Courier New" w:hAnsi="Courier New"/>
+          <w:color w:val="323232"/>
+          <w:sz w:val="16"/>
+        </w:rPr>
+      </w:r>
+      <w:r>
+        <w:rPr>
+          <w:rFonts w:ascii="Courier New" w:hAnsi="Courier New"/>
+          <w:color w:val="323232"/>
+          <w:sz w:val="16"/>
+        </w:rPr>
+      </w:r>
+      <w:r>
+        <w:rPr>
+          <w:rFonts w:ascii="Courier New" w:hAnsi="Courier New"/>
+          <w:color w:val="323232"/>
+          <w:sz w:val="16"/>
+        </w:rPr>
+      </w:r>
+      <w:r>
+        <w:rPr>
+          <w:rFonts w:ascii="Courier New" w:hAnsi="Courier New"/>
+          <w:color w:val="323232"/>
+          <w:sz w:val="16"/>
+        </w:rPr>
+      </w:r>
+      <w:r>
+        <w:rPr>
+          <w:rFonts w:ascii="Courier New" w:hAnsi="Courier New"/>
+          <w:color w:val="323232"/>
+          <w:sz w:val="16"/>
+        </w:rPr>
+      </w:r>
+      <w:r>
+        <w:rPr>
+          <w:rFonts w:ascii="Courier New" w:hAnsi="Courier New"/>
+          <w:color w:val="323232"/>
+          <w:sz w:val="16"/>
+        </w:rPr>
+      </w:r>
+      <w:r>
+        <w:rPr>
+          <w:rFonts w:ascii="Courier New" w:hAnsi="Courier New"/>
+          <w:color w:val="323232"/>
+          <w:sz w:val="16"/>
+        </w:rPr>
+      </w:r>
+      <w:r>
+        <w:rPr>
+          <w:rFonts w:ascii="Courier New" w:hAnsi="Courier New"/>
+          <w:color w:val="323232"/>
+          <w:sz w:val="16"/>
+        </w:rPr>
+      </w:r>
+      <w:r>
+        <w:rPr>
+          <w:rFonts w:ascii="Courier New" w:hAnsi="Courier New"/>
+          <w:color w:val="323232"/>
+          <w:sz w:val="16"/>
+        </w:rPr>
+      </w:r>
+      <w:r>
+        <w:rPr>
+          <w:rFonts w:ascii="Courier New" w:hAnsi="Courier New"/>
+          <w:color w:val="323232"/>
+          <w:sz w:val="16"/>
+        </w:rPr>
+      </w:r>
+      <w:r>
+        <w:rPr>
+          <w:rFonts w:ascii="Courier New" w:hAnsi="Courier New"/>
+          <w:color w:val="323232"/>
+          <w:sz w:val="16"/>
+        </w:rPr>
+      </w:r>
+      <w:r>
+        <w:rPr>
+          <w:rFonts w:ascii="Courier New" w:hAnsi="Courier New"/>
+          <w:color w:val="323232"/>
+          <w:sz w:val="16"/>
+        </w:rPr>
+      </w:r>
+      <w:r>
+        <w:rPr>
+          <w:rFonts w:ascii="Courier New" w:hAnsi="Courier New"/>
+          <w:color w:val="323232"/>
+          <w:sz w:val="16"/>
+        </w:rPr>
+      </w:r>
+      <w:r>
+        <w:rPr>
+          <w:rFonts w:ascii="Courier New" w:hAnsi="Courier New"/>
+          <w:color w:val="323232"/>
+          <w:sz w:val="16"/>
+        </w:rPr>
+      </w:r>
+      <w:r>
+        <w:rPr>
+          <w:rFonts w:ascii="Courier New" w:hAnsi="Courier New"/>
+          <w:color w:val="323232"/>
+          <w:sz w:val="16"/>
+        </w:rPr>
+      </w:r>
+      <w:r>
+        <w:rPr>
+          <w:rFonts w:ascii="Courier New" w:hAnsi="Courier New"/>
+          <w:color w:val="323232"/>
+          <w:sz w:val="16"/>
+        </w:rPr>
+      </w:r>
+      <w:r>
+        <w:rPr>
+          <w:rFonts w:ascii="Courier New" w:hAnsi="Courier New"/>
+          <w:color w:val="323232"/>
+          <w:sz w:val="16"/>
+        </w:rPr>
+      </w:r>
+      <w:r>
+        <w:rPr>
+          <w:rFonts w:ascii="Courier New" w:hAnsi="Courier New"/>
+          <w:color w:val="323232"/>
+          <w:sz w:val="16"/>
+        </w:rPr>
+      </w:r>
+      <w:r>
+        <w:rPr>
+          <w:rFonts w:ascii="Courier New" w:hAnsi="Courier New"/>
+          <w:color w:val="323232"/>
+          <w:sz w:val="16"/>
+        </w:rPr>
+      </w:r>
+      <w:r>
+        <w:rPr>
+          <w:rFonts w:ascii="Courier New" w:hAnsi="Courier New"/>
+          <w:color w:val="323232"/>
+          <w:sz w:val="16"/>
+        </w:rPr>
+      </w:r>
+      <w:r>
+        <w:rPr>
+          <w:rFonts w:ascii="Courier New" w:hAnsi="Courier New"/>
+          <w:color w:val="323232"/>
+          <w:sz w:val="16"/>
+        </w:rPr>
+      </w:r>
+      <w:r>
+        <w:rPr>
+          <w:rFonts w:ascii="Courier New" w:hAnsi="Courier New"/>
+          <w:color w:val="323232"/>
+          <w:sz w:val="16"/>
+        </w:rPr>
+      </w:r>
+      <w:r>
+        <w:rPr>
+          <w:rFonts w:ascii="Courier New" w:hAnsi="Courier New"/>
+          <w:color w:val="323232"/>
+          <w:sz w:val="16"/>
+        </w:rPr>
+      </w:r>
+      <w:r>
+        <w:rPr>
+          <w:rFonts w:ascii="Courier New" w:hAnsi="Courier New"/>
+          <w:color w:val="323232"/>
+          <w:sz w:val="16"/>
+        </w:rPr>
+      </w:r>
+      <w:r>
+        <w:rPr>
+          <w:rFonts w:ascii="Courier New" w:hAnsi="Courier New"/>
+          <w:color w:val="323232"/>
+          <w:sz w:val="16"/>
+        </w:rPr>
+      </w:r>
+      <w:r>
+        <w:rPr>
+          <w:rFonts w:ascii="Courier New" w:hAnsi="Courier New"/>
+          <w:color w:val="323232"/>
+          <w:sz w:val="16"/>
+        </w:rPr>
+      </w:r>
+      <w:r>
+        <w:rPr>
+          <w:rFonts w:ascii="Courier New" w:hAnsi="Courier New"/>
+          <w:color w:val="323232"/>
+          <w:sz w:val="16"/>
+        </w:rPr>
+      </w:r>
+      <w:r>
+        <w:rPr>
+          <w:rFonts w:ascii="Courier New" w:hAnsi="Courier New"/>
+          <w:color w:val="323232"/>
+          <w:sz w:val="16"/>
+        </w:rPr>
+      </w:r>
+      <w:r>
+        <w:rPr>
+          <w:rFonts w:ascii="Courier New" w:hAnsi="Courier New"/>
+          <w:color w:val="323232"/>
+          <w:sz w:val="16"/>
+        </w:rPr>
+      </w:r>
+      <w:r>
+        <w:rPr>
+          <w:rFonts w:ascii="Courier New" w:hAnsi="Courier New"/>
+          <w:color w:val="323232"/>
+          <w:sz w:val="16"/>
+        </w:rPr>
+      </w:r>
+      <w:r>
+        <w:rPr>
+          <w:rFonts w:ascii="Courier New" w:hAnsi="Courier New"/>
+          <w:color w:val="323232"/>
+          <w:sz w:val="16"/>
+        </w:rPr>
+      </w:r>
+      <w:r>
+        <w:rPr>
+          <w:rFonts w:ascii="Courier New" w:hAnsi="Courier New"/>
+          <w:color w:val="323232"/>
+          <w:sz w:val="16"/>
+        </w:rPr>
+      </w:r>
+      <w:r>
+        <w:rPr>
+          <w:rFonts w:ascii="Courier New" w:hAnsi="Courier New"/>
+          <w:color w:val="323232"/>
+          <w:sz w:val="16"/>
+        </w:rPr>
+      </w:r>
+      <w:r>
+        <w:rPr>
+          <w:rFonts w:ascii="Courier New" w:hAnsi="Courier New"/>
+          <w:color w:val="323232"/>
+          <w:sz w:val="16"/>
+        </w:rPr>
+      </w:r>
+      <w:r>
+        <w:rPr>
+          <w:rFonts w:ascii="Courier New" w:hAnsi="Courier New"/>
+          <w:color w:val="323232"/>
+          <w:sz w:val="16"/>
+        </w:rPr>
+      </w:r>
+      <w:r>
+        <w:rPr>
+          <w:rFonts w:ascii="Courier New" w:hAnsi="Courier New"/>
+          <w:color w:val="323232"/>
+          <w:sz w:val="16"/>
+        </w:rPr>
+      </w:r>
+      <w:r>
+        <w:rPr>
+          <w:rFonts w:ascii="Courier New" w:hAnsi="Courier New"/>
+          <w:color w:val="323232"/>
+          <w:sz w:val="16"/>
+        </w:rPr>
+      </w:r>
+      <w:r>
+        <w:rPr>
+          <w:rFonts w:ascii="Courier New" w:hAnsi="Courier New"/>
+          <w:color w:val="323232"/>
+          <w:sz w:val="16"/>
+        </w:rPr>
+      </w:r>
+      <w:r>
+        <w:rPr>
+          <w:rFonts w:ascii="Courier New" w:hAnsi="Courier New"/>
+          <w:color w:val="323232"/>
+          <w:sz w:val="16"/>
+        </w:rPr>
+      </w:r>
+      <w:r>
+        <w:rPr>
+          <w:rFonts w:ascii="Courier New" w:hAnsi="Courier New"/>
+          <w:color w:val="323232"/>
+          <w:sz w:val="16"/>
+        </w:rPr>
+      </w:r>
+      <w:r>
+        <w:rPr>
+          <w:rFonts w:ascii="Courier New" w:hAnsi="Courier New"/>
+          <w:color w:val="323232"/>
+          <w:sz w:val="16"/>
+        </w:rPr>
+      </w:r>
+      <w:r>
+        <w:rPr>
+          <w:rFonts w:ascii="Courier New" w:hAnsi="Courier New"/>
+          <w:color w:val="323232"/>
+          <w:sz w:val="16"/>
+        </w:rPr>
+      </w:r>
+      <w:r>
+        <w:rPr>
+          <w:rFonts w:ascii="Courier New" w:hAnsi="Courier New"/>
+          <w:color w:val="323232"/>
+          <w:sz w:val="16"/>
+        </w:rPr>
+      </w:r>
+      <w:r>
+        <w:rPr>
+          <w:rFonts w:ascii="Courier New" w:hAnsi="Courier New"/>
+          <w:color w:val="323232"/>
+          <w:sz w:val="16"/>
+        </w:rPr>
       </w:r>
     </w:p>
     <w:p>
@@ -1197,13 +1196,12 @@
           <w:rFonts w:ascii="Courier New" w:hAnsi="Courier New"/>
           <w:sz w:val="20"/>
         </w:rPr>
-        <w:t>hardware/</w:t>
+        <w:t>hardware/: Chứa firmware ESP32 cho phần cứng thật (TTGO T-Beam), gồm code Xi node (đọc cảm biến BME280, GPS, mã hóa AES, giao tiếp LoRa) và Y Gateway (quét Beacon, gửi ACK, chuyển tiếp HTTP).</w:t>
       </w:r>
       <w:r>
         <w:rPr>
           <w:color w:val="000000"/>
         </w:rPr>
-        <w:t>: Chứa firmware ESP32 cho phần cứng thật (TTGO T-Beam), gồm code Xi node (đọc cảm biến BME280, MAX30102, GPS, mã hóa AES, giao tiếp LoRa) và Y Gateway (quét Beacon, gửi ACK, chuyển tiếp HTTP).</w:t>
       </w:r>
     </w:p>
     <w:p>
@@ -1321,7 +1319,7 @@
         <w:rPr>
           <w:color w:val="000000"/>
         </w:rPr>
-        <w:t>Đọc dữ liệu từ các cảm biến (nhiệt độ, độ ẩm, áp suất, nhịp tim, SpO2, CO, CO2, NH3, GPS).</w:t>
+        <w:t>Đọc dữ liệu từ các cảm biến (nhiệt độ, độ ẩm, áp suất, CO, CO2, NH3, GPS).</w:t>
       </w:r>
     </w:p>
     <w:p>
@@ -1397,245 +1395,199 @@
           <w:color w:val="323232"/>
           <w:sz w:val="16"/>
         </w:rPr>
-        <w:t>void setup() {</w:t>
-      </w:r>
-      <w:r>
-        <w:rPr>
-          <w:rFonts w:ascii="Courier New" w:hAnsi="Courier New"/>
-          <w:color w:val="323232"/>
-          <w:sz w:val="16"/>
-        </w:rPr>
-        <w:br/>
-        <w:t xml:space="preserve">  Serial.begin(115200);</w:t>
-      </w:r>
-      <w:r>
-        <w:rPr>
-          <w:rFonts w:ascii="Courier New" w:hAnsi="Courier New"/>
-          <w:color w:val="323232"/>
-          <w:sz w:val="16"/>
-        </w:rPr>
-        <w:br/>
-        <w:t xml:space="preserve">  Wire.begin(21, 22);</w:t>
-      </w:r>
-      <w:r>
-        <w:rPr>
-          <w:rFonts w:ascii="Courier New" w:hAnsi="Courier New"/>
-          <w:color w:val="323232"/>
-          <w:sz w:val="16"/>
-        </w:rPr>
-        <w:br/>
-        <w:t xml:space="preserve">  Wire.setClock(400000);</w:t>
-      </w:r>
-      <w:r>
-        <w:rPr>
-          <w:rFonts w:ascii="Courier New" w:hAnsi="Courier New"/>
-          <w:color w:val="323232"/>
-          <w:sz w:val="16"/>
-        </w:rPr>
-        <w:br/>
-      </w:r>
-      <w:r>
-        <w:rPr>
-          <w:rFonts w:ascii="Courier New" w:hAnsi="Courier New"/>
-          <w:color w:val="323232"/>
-          <w:sz w:val="16"/>
-        </w:rPr>
-        <w:br/>
-      </w:r>
-      <w:r>
-        <w:rPr>
-          <w:rFonts w:ascii="Courier New" w:hAnsi="Courier New"/>
-          <w:color w:val="323232"/>
-          <w:sz w:val="16"/>
-        </w:rPr>
-        <w:lastRenderedPageBreak/>
-        <w:t xml:space="preserve">  // OLED SSD1306</w:t>
-      </w:r>
-      <w:r>
-        <w:rPr>
-          <w:rFonts w:ascii="Courier New" w:hAnsi="Courier New"/>
-          <w:color w:val="323232"/>
-          <w:sz w:val="16"/>
-        </w:rPr>
-        <w:br/>
-        <w:t xml:space="preserve">  oled.init();</w:t>
-      </w:r>
-      <w:r>
-        <w:rPr>
-          <w:rFonts w:ascii="Courier New" w:hAnsi="Courier New"/>
-          <w:color w:val="323232"/>
-          <w:sz w:val="16"/>
-        </w:rPr>
-        <w:br/>
-        <w:t xml:space="preserve">  oled.flipScreenVertically();</w:t>
-      </w:r>
-      <w:r>
-        <w:rPr>
-          <w:rFonts w:ascii="Courier New" w:hAnsi="Courier New"/>
-          <w:color w:val="323232"/>
-          <w:sz w:val="16"/>
-        </w:rPr>
-        <w:br/>
-      </w:r>
-      <w:r>
-        <w:rPr>
-          <w:rFonts w:ascii="Courier New" w:hAnsi="Courier New"/>
-          <w:color w:val="323232"/>
-          <w:sz w:val="16"/>
-        </w:rPr>
-        <w:br/>
-        <w:t xml:space="preserve">  // BME280 (nhiệt độ, độ ẩm, áp suất)</w:t>
-      </w:r>
-      <w:r>
-        <w:rPr>
-          <w:rFonts w:ascii="Courier New" w:hAnsi="Courier New"/>
-          <w:color w:val="323232"/>
-          <w:sz w:val="16"/>
-        </w:rPr>
-        <w:br/>
-        <w:t xml:space="preserve">  bme.begin(0x76);</w:t>
-      </w:r>
-      <w:r>
-        <w:rPr>
-          <w:rFonts w:ascii="Courier New" w:hAnsi="Courier New"/>
-          <w:color w:val="323232"/>
-          <w:sz w:val="16"/>
-        </w:rPr>
-        <w:br/>
-      </w:r>
-      <w:r>
-        <w:rPr>
-          <w:rFonts w:ascii="Courier New" w:hAnsi="Courier New"/>
-          <w:color w:val="323232"/>
-          <w:sz w:val="16"/>
-        </w:rPr>
-        <w:br/>
-        <w:t xml:space="preserve">  // MAX30102 (nhịp tim, SpO2)</w:t>
-      </w:r>
-      <w:r>
-        <w:rPr>
-          <w:rFonts w:ascii="Courier New" w:hAnsi="Courier New"/>
-          <w:color w:val="323232"/>
-          <w:sz w:val="16"/>
-        </w:rPr>
-        <w:br/>
-        <w:t xml:space="preserve">  max30102.begin(Wire, I2C_SPEED_STANDARD);</w:t>
-      </w:r>
-      <w:r>
-        <w:rPr>
-          <w:rFonts w:ascii="Courier New" w:hAnsi="Courier New"/>
-          <w:color w:val="323232"/>
-          <w:sz w:val="16"/>
-        </w:rPr>
-        <w:br/>
-      </w:r>
-      <w:r>
-        <w:rPr>
-          <w:rFonts w:ascii="Courier New" w:hAnsi="Courier New"/>
-          <w:color w:val="323232"/>
-          <w:sz w:val="16"/>
-        </w:rPr>
-        <w:br/>
-        <w:t xml:space="preserve">  // GPS UART2</w:t>
-      </w:r>
-      <w:r>
-        <w:rPr>
-          <w:rFonts w:ascii="Courier New" w:hAnsi="Courier New"/>
-          <w:color w:val="323232"/>
-          <w:sz w:val="16"/>
-        </w:rPr>
-        <w:br/>
-        <w:t xml:space="preserve">  Serial2.begin(9600, SERIAL_8N1, GPS_RX, GPS_TX);</w:t>
-      </w:r>
-      <w:r>
-        <w:rPr>
-          <w:rFonts w:ascii="Courier New" w:hAnsi="Courier New"/>
-          <w:color w:val="323232"/>
-          <w:sz w:val="16"/>
-        </w:rPr>
-        <w:br/>
-      </w:r>
-      <w:r>
-        <w:rPr>
-          <w:rFonts w:ascii="Courier New" w:hAnsi="Courier New"/>
-          <w:color w:val="323232"/>
-          <w:sz w:val="16"/>
-        </w:rPr>
-        <w:br/>
-        <w:t xml:space="preserve">  // LoRa SX1276</w:t>
-      </w:r>
-      <w:r>
-        <w:rPr>
-          <w:rFonts w:ascii="Courier New" w:hAnsi="Courier New"/>
-          <w:color w:val="323232"/>
-          <w:sz w:val="16"/>
-        </w:rPr>
-        <w:br/>
-        <w:t xml:space="preserve">  SPI.begin(5, 19, 27, 18);</w:t>
-      </w:r>
-      <w:r>
-        <w:rPr>
-          <w:rFonts w:ascii="Courier New" w:hAnsi="Courier New"/>
-          <w:color w:val="323232"/>
-          <w:sz w:val="16"/>
-        </w:rPr>
-        <w:br/>
-        <w:t xml:space="preserve">  LoRa.setPins(LORA_CS, LORA_RST, LORA_DIO);</w:t>
-      </w:r>
-      <w:r>
-        <w:rPr>
-          <w:rFonts w:ascii="Courier New" w:hAnsi="Courier New"/>
-          <w:color w:val="323232"/>
-          <w:sz w:val="16"/>
-        </w:rPr>
-        <w:br/>
-        <w:t xml:space="preserve">  LoRa.begin(LORA_FREQ);              // 868E6 Hz</w:t>
-      </w:r>
-      <w:r>
-        <w:rPr>
-          <w:rFonts w:ascii="Courier New" w:hAnsi="Courier New"/>
-          <w:color w:val="323232"/>
-          <w:sz w:val="16"/>
-        </w:rPr>
-        <w:br/>
-        <w:t xml:space="preserve">  LoRa.setTxPower(17);                // 17 dBm</w:t>
-      </w:r>
-      <w:r>
-        <w:rPr>
-          <w:rFonts w:ascii="Courier New" w:hAnsi="Courier New"/>
-          <w:color w:val="323232"/>
-          <w:sz w:val="16"/>
-        </w:rPr>
-        <w:br/>
-        <w:t xml:space="preserve">  LoRa.setSpreadingFactor(12);</w:t>
-      </w:r>
-      <w:r>
-        <w:rPr>
-          <w:rFonts w:ascii="Courier New" w:hAnsi="Courier New"/>
-          <w:color w:val="323232"/>
-          <w:sz w:val="16"/>
-        </w:rPr>
-        <w:br/>
-        <w:t xml:space="preserve">  LoRa.setCodingRate4(5);</w:t>
-      </w:r>
-      <w:r>
-        <w:rPr>
-          <w:rFonts w:ascii="Courier New" w:hAnsi="Courier New"/>
-          <w:color w:val="323232"/>
-          <w:sz w:val="16"/>
-        </w:rPr>
-        <w:br/>
-        <w:t xml:space="preserve">  LoRa.setSignalBandwidth(125E3);</w:t>
-      </w:r>
-      <w:r>
-        <w:rPr>
-          <w:rFonts w:ascii="Courier New" w:hAnsi="Courier New"/>
-          <w:color w:val="323232"/>
-          <w:sz w:val="16"/>
-        </w:rPr>
+        <w:t>void setup() { Serial.begin(115200); Wire.begin(21, 22); Wire.setClock(400000); // OLED SSD1306 oled.init(); oled.flipScreenVertically(); // BME280 (nhiệt độ, độ ẩm, áp suất) bme.begin(0x76); // () .begin(Wire, I2C_SPEED_STANDARD); // GPS UART2 Serial2.begin(9600, SERIAL_8N1, GPS_RX, GPS_TX); // LoRa SX1276 SPI.begin(5, 19, 27, 18); LoRa.setPins(LORA_CS, LORA_RST, LORA_DIO); LoRa.begin(LORA_FREQ); // 868E6 Hz LoRa.setTxPower(17); // 17 dBm LoRa.setSpreadingFactor(12); LoRa.setCodingRate4(5); LoRa.setSignalBandwidth(125E3);</w:t>
         <w:br/>
         <w:t>}</w:t>
       </w:r>
+      <w:r>
+        <w:rPr>
+          <w:rFonts w:ascii="Courier New" w:hAnsi="Courier New"/>
+          <w:color w:val="323232"/>
+          <w:sz w:val="16"/>
+        </w:rPr>
+      </w:r>
+      <w:r>
+        <w:rPr>
+          <w:rFonts w:ascii="Courier New" w:hAnsi="Courier New"/>
+          <w:color w:val="323232"/>
+          <w:sz w:val="16"/>
+        </w:rPr>
+      </w:r>
+      <w:r>
+        <w:rPr>
+          <w:rFonts w:ascii="Courier New" w:hAnsi="Courier New"/>
+          <w:color w:val="323232"/>
+          <w:sz w:val="16"/>
+        </w:rPr>
+      </w:r>
+      <w:r>
+        <w:rPr>
+          <w:rFonts w:ascii="Courier New" w:hAnsi="Courier New"/>
+          <w:color w:val="323232"/>
+          <w:sz w:val="16"/>
+        </w:rPr>
+      </w:r>
+      <w:r>
+        <w:rPr>
+          <w:rFonts w:ascii="Courier New" w:hAnsi="Courier New"/>
+          <w:color w:val="323232"/>
+          <w:sz w:val="16"/>
+        </w:rPr>
+      </w:r>
+      <w:r>
+        <w:rPr>
+          <w:rFonts w:ascii="Courier New" w:hAnsi="Courier New"/>
+          <w:color w:val="323232"/>
+          <w:sz w:val="16"/>
+        </w:rPr>
+      </w:r>
+      <w:r>
+        <w:rPr>
+          <w:rFonts w:ascii="Courier New" w:hAnsi="Courier New"/>
+          <w:color w:val="323232"/>
+          <w:sz w:val="16"/>
+        </w:rPr>
+      </w:r>
+      <w:r>
+        <w:rPr>
+          <w:rFonts w:ascii="Courier New" w:hAnsi="Courier New"/>
+          <w:color w:val="323232"/>
+          <w:sz w:val="16"/>
+        </w:rPr>
+      </w:r>
+      <w:r>
+        <w:rPr>
+          <w:rFonts w:ascii="Courier New" w:hAnsi="Courier New"/>
+          <w:color w:val="323232"/>
+          <w:sz w:val="16"/>
+        </w:rPr>
+      </w:r>
+      <w:r>
+        <w:rPr>
+          <w:rFonts w:ascii="Courier New" w:hAnsi="Courier New"/>
+          <w:color w:val="323232"/>
+          <w:sz w:val="16"/>
+        </w:rPr>
+      </w:r>
+      <w:r>
+        <w:rPr>
+          <w:rFonts w:ascii="Courier New" w:hAnsi="Courier New"/>
+          <w:color w:val="323232"/>
+          <w:sz w:val="16"/>
+        </w:rPr>
+      </w:r>
+      <w:r>
+        <w:rPr>
+          <w:rFonts w:ascii="Courier New" w:hAnsi="Courier New"/>
+          <w:color w:val="323232"/>
+          <w:sz w:val="16"/>
+        </w:rPr>
+      </w:r>
+      <w:r>
+        <w:rPr>
+          <w:rFonts w:ascii="Courier New" w:hAnsi="Courier New"/>
+          <w:color w:val="323232"/>
+          <w:sz w:val="16"/>
+        </w:rPr>
+      </w:r>
+      <w:r>
+        <w:rPr>
+          <w:rFonts w:ascii="Courier New" w:hAnsi="Courier New"/>
+          <w:color w:val="323232"/>
+          <w:sz w:val="16"/>
+        </w:rPr>
+      </w:r>
+      <w:r>
+        <w:rPr>
+          <w:rFonts w:ascii="Courier New" w:hAnsi="Courier New"/>
+          <w:color w:val="323232"/>
+          <w:sz w:val="16"/>
+        </w:rPr>
+      </w:r>
+      <w:r>
+        <w:rPr>
+          <w:rFonts w:ascii="Courier New" w:hAnsi="Courier New"/>
+          <w:color w:val="323232"/>
+          <w:sz w:val="16"/>
+        </w:rPr>
+      </w:r>
+      <w:r>
+        <w:rPr>
+          <w:rFonts w:ascii="Courier New" w:hAnsi="Courier New"/>
+          <w:color w:val="323232"/>
+          <w:sz w:val="16"/>
+        </w:rPr>
+      </w:r>
+      <w:r>
+        <w:rPr>
+          <w:rFonts w:ascii="Courier New" w:hAnsi="Courier New"/>
+          <w:color w:val="323232"/>
+          <w:sz w:val="16"/>
+        </w:rPr>
+      </w:r>
+      <w:r>
+        <w:rPr>
+          <w:rFonts w:ascii="Courier New" w:hAnsi="Courier New"/>
+          <w:color w:val="323232"/>
+          <w:sz w:val="16"/>
+        </w:rPr>
+      </w:r>
+      <w:r>
+        <w:rPr>
+          <w:rFonts w:ascii="Courier New" w:hAnsi="Courier New"/>
+          <w:color w:val="323232"/>
+          <w:sz w:val="16"/>
+        </w:rPr>
+      </w:r>
+      <w:r>
+        <w:rPr>
+          <w:rFonts w:ascii="Courier New" w:hAnsi="Courier New"/>
+          <w:color w:val="323232"/>
+          <w:sz w:val="16"/>
+        </w:rPr>
+      </w:r>
+      <w:r>
+        <w:rPr>
+          <w:rFonts w:ascii="Courier New" w:hAnsi="Courier New"/>
+          <w:color w:val="323232"/>
+          <w:sz w:val="16"/>
+        </w:rPr>
+      </w:r>
+      <w:r>
+        <w:rPr>
+          <w:rFonts w:ascii="Courier New" w:hAnsi="Courier New"/>
+          <w:color w:val="323232"/>
+          <w:sz w:val="16"/>
+        </w:rPr>
+      </w:r>
+      <w:r>
+        <w:rPr>
+          <w:rFonts w:ascii="Courier New" w:hAnsi="Courier New"/>
+          <w:color w:val="323232"/>
+          <w:sz w:val="16"/>
+        </w:rPr>
+      </w:r>
+      <w:r>
+        <w:rPr>
+          <w:rFonts w:ascii="Courier New" w:hAnsi="Courier New"/>
+          <w:color w:val="323232"/>
+          <w:sz w:val="16"/>
+        </w:rPr>
+      </w:r>
+      <w:r>
+        <w:rPr>
+          <w:rFonts w:ascii="Courier New" w:hAnsi="Courier New"/>
+          <w:color w:val="323232"/>
+          <w:sz w:val="16"/>
+        </w:rPr>
+      </w:r>
+      <w:r>
+        <w:rPr>
+          <w:rFonts w:ascii="Courier New" w:hAnsi="Courier New"/>
+          <w:color w:val="323232"/>
+          <w:sz w:val="16"/>
+        </w:rPr>
+      </w:r>
     </w:p>
     <w:p>
       <w:pPr>
@@ -1670,7 +1622,7 @@
         <w:rPr>
           <w:color w:val="000000"/>
         </w:rPr>
-        <w:t>Khởi tạo I2C (GPIO21-SDA, GPIO22-SCL) cho OLED, BME280, MAX30102.</w:t>
+        <w:t>Khởi tạo I2C (GPIO21-SDA, GPIO22-SCL) cho OLED, BME280, .</w:t>
       </w:r>
     </w:p>
     <w:p>
@@ -1706,7 +1658,7 @@
         <w:rPr>
           <w:color w:val="000000"/>
         </w:rPr>
-        <w:t>Khởi tạo MAX30102 (địa chỉ 0x57) đo nhịp tim và SpO2.</w:t>
+        <w:t>Khởi tạo (địa chỉ 0x57) đovà.</w:t>
       </w:r>
     </w:p>
     <w:p>
@@ -1758,34 +1710,30 @@
           <w:color w:val="323232"/>
           <w:sz w:val="16"/>
         </w:rPr>
-        <w:t>const uint8_t NETWORK_KEY[16] = {</w:t>
-      </w:r>
-      <w:r>
-        <w:rPr>
-          <w:rFonts w:ascii="Courier New" w:hAnsi="Courier New"/>
-          <w:color w:val="323232"/>
-          <w:sz w:val="16"/>
-        </w:rPr>
+        <w:t>const uint8_t NETWORK_KEY[16] = { 0x6B, 0x65, 0x79, 0x5F, 0x78, 0x5F, 0x31, 0x32, 0x33, 0x34, 0x35, 0x36, 0x37, 0x38, 0x39, 0x30</w:t>
         <w:br/>
-        <w:t xml:space="preserve">  0x6B, 0x65, 0x79, 0x5F, 0x78, 0x5F, 0x31, 0x32,</w:t>
-      </w:r>
-      <w:r>
-        <w:rPr>
-          <w:rFonts w:ascii="Courier New" w:hAnsi="Courier New"/>
-          <w:color w:val="323232"/>
-          <w:sz w:val="16"/>
-        </w:rPr>
-        <w:br/>
-        <w:t xml:space="preserve">  0x33, 0x34, 0x35, 0x36, 0x37, 0x38, 0x39, 0x30</w:t>
-      </w:r>
-      <w:r>
-        <w:rPr>
-          <w:rFonts w:ascii="Courier New" w:hAnsi="Courier New"/>
-          <w:color w:val="323232"/>
-          <w:sz w:val="16"/>
-        </w:rPr>
-        <w:br/>
-        <w:t>};  // tương ứng "key_x_1234567890"</w:t>
+        <w:t>}; // tương ứng "key_x_1234567890"</w:t>
+      </w:r>
+      <w:r>
+        <w:rPr>
+          <w:rFonts w:ascii="Courier New" w:hAnsi="Courier New"/>
+          <w:color w:val="323232"/>
+          <w:sz w:val="16"/>
+        </w:rPr>
+      </w:r>
+      <w:r>
+        <w:rPr>
+          <w:rFonts w:ascii="Courier New" w:hAnsi="Courier New"/>
+          <w:color w:val="323232"/>
+          <w:sz w:val="16"/>
+        </w:rPr>
+      </w:r>
+      <w:r>
+        <w:rPr>
+          <w:rFonts w:ascii="Courier New" w:hAnsi="Courier New"/>
+          <w:color w:val="323232"/>
+          <w:sz w:val="16"/>
+        </w:rPr>
       </w:r>
     </w:p>
     <w:p>
@@ -1882,15 +1830,15 @@
           <w:sz w:val="16"/>
         </w:rPr>
         <w:t>snprintf(buf, sizeof(buf), "B|%s", XI_ID);</w:t>
-      </w:r>
-      <w:r>
-        <w:rPr>
-          <w:rFonts w:ascii="Courier New" w:hAnsi="Courier New"/>
-          <w:color w:val="323232"/>
-          <w:sz w:val="16"/>
-        </w:rPr>
         <w:br/>
-        <w:t>gui_loRa(buf);  // Gửi "B|Xi_01" qua LoRa</w:t>
+        <w:t>gui_loRa(buf); // Gửi "B|Xi_01" qua LoRa</w:t>
+      </w:r>
+      <w:r>
+        <w:rPr>
+          <w:rFonts w:ascii="Courier New" w:hAnsi="Courier New"/>
+          <w:color w:val="323232"/>
+          <w:sz w:val="16"/>
+        </w:rPr>
       </w:r>
     </w:p>
     <w:p>
@@ -1918,25 +1866,25 @@
           <w:color w:val="323232"/>
           <w:sz w:val="16"/>
         </w:rPr>
-        <w:t>doc_loRa(buf, sizeof(buf), 3000);  // Timeout 3 giây</w:t>
-      </w:r>
-      <w:r>
-        <w:rPr>
-          <w:rFonts w:ascii="Courier New" w:hAnsi="Courier New"/>
-          <w:color w:val="323232"/>
-          <w:sz w:val="16"/>
-        </w:rPr>
+        <w:t>doc_loRa(buf, sizeof(buf), 3000); // Timeout 3 giây</w:t>
         <w:br/>
         <w:t>// Parse: "A|Xi_01|Y_01"</w:t>
-      </w:r>
-      <w:r>
-        <w:rPr>
-          <w:rFonts w:ascii="Courier New" w:hAnsi="Courier New"/>
-          <w:color w:val="323232"/>
-          <w:sz w:val="16"/>
-        </w:rPr>
         <w:br/>
         <w:t>sscanf(buf, "A|%15[^|]|%15s", target, gw);</w:t>
+      </w:r>
+      <w:r>
+        <w:rPr>
+          <w:rFonts w:ascii="Courier New" w:hAnsi="Courier New"/>
+          <w:color w:val="323232"/>
+          <w:sz w:val="16"/>
+        </w:rPr>
+      </w:r>
+      <w:r>
+        <w:rPr>
+          <w:rFonts w:ascii="Courier New" w:hAnsi="Courier New"/>
+          <w:color w:val="323232"/>
+          <w:sz w:val="16"/>
+        </w:rPr>
       </w:r>
     </w:p>
     <w:p>
@@ -1964,212 +1912,182 @@
           <w:color w:val="323232"/>
           <w:sz w:val="16"/>
         </w:rPr>
-        <w:lastRenderedPageBreak/>
-        <w:t>snprintf(json_buf, sizeof(json_buf),</w:t>
-      </w:r>
-      <w:r>
-        <w:rPr>
-          <w:rFonts w:ascii="Courier New" w:hAnsi="Courier New"/>
-          <w:color w:val="323232"/>
-          <w:sz w:val="16"/>
-        </w:rPr>
+        <w:t>snprintf(json_buf, sizeof(json_buf), "{\"id\":\"%s\",\"t\":%.1f,\"h\":%.1f,\"p\":%.1f," "\"hr\":%d,\"\":%.0f," "\"co2\":%.0f,\"co\":%.1f,\"nh3\":%.1f," "\"lat\":%.5f,\"lon\":%.5f,\"alt\":%.1f,\"sats\":%d," "\"gw\":\"%s\",\"seq\":%u}", XI_ID, d.t, d.h, d.p, d.hr, d., d.co2, d.co, d.nh3, d.lat, d.lon, d.alt, d.sats, gw, seq++); uint8_t iv[16], ct[256];</w:t>
         <w:br/>
-        <w:t xml:space="preserve">  "{\"id\":\"%s\",\"t\":%.1f,\"h\":%.1f,\"p\":%.1f,"</w:t>
-      </w:r>
-      <w:r>
-        <w:rPr>
-          <w:rFonts w:ascii="Courier New" w:hAnsi="Courier New"/>
-          <w:color w:val="323232"/>
-          <w:sz w:val="16"/>
-        </w:rPr>
-        <w:br/>
-        <w:t xml:space="preserve">  "\"hr\":%d,\"spo2\":%.0f,"</w:t>
-      </w:r>
-      <w:r>
-        <w:rPr>
-          <w:rFonts w:ascii="Courier New" w:hAnsi="Courier New"/>
-          <w:color w:val="323232"/>
-          <w:sz w:val="16"/>
-        </w:rPr>
-        <w:br/>
-        <w:t xml:space="preserve">  "\"co2\":%.0f,\"co\":%.1f,\"nh3\":%.1f,"</w:t>
-      </w:r>
-      <w:r>
-        <w:rPr>
-          <w:rFonts w:ascii="Courier New" w:hAnsi="Courier New"/>
-          <w:color w:val="323232"/>
-          <w:sz w:val="16"/>
-        </w:rPr>
-        <w:br/>
-        <w:t xml:space="preserve">  "\"lat\":%.5f,\"lon\":%.5f,\"alt\":%.1f,\"sats\":%d,"</w:t>
-      </w:r>
-      <w:r>
-        <w:rPr>
-          <w:rFonts w:ascii="Courier New" w:hAnsi="Courier New"/>
-          <w:color w:val="323232"/>
-          <w:sz w:val="16"/>
-        </w:rPr>
-        <w:br/>
-        <w:t xml:space="preserve">  "\"gw\":\"%s\",\"seq\":%u}",</w:t>
-      </w:r>
-      <w:r>
-        <w:rPr>
-          <w:rFonts w:ascii="Courier New" w:hAnsi="Courier New"/>
-          <w:color w:val="323232"/>
-          <w:sz w:val="16"/>
-        </w:rPr>
-        <w:br/>
-        <w:t xml:space="preserve">  XI_ID, d.t, d.h, d.p, d.hr, d.spo2,</w:t>
-      </w:r>
-      <w:r>
-        <w:rPr>
-          <w:rFonts w:ascii="Courier New" w:hAnsi="Courier New"/>
-          <w:color w:val="323232"/>
-          <w:sz w:val="16"/>
-        </w:rPr>
-        <w:br/>
-        <w:t xml:space="preserve">  d.co2, d.co, d.nh3, d.lat, d.lon, d.alt, d.sats,</w:t>
-      </w:r>
-      <w:r>
-        <w:rPr>
-          <w:rFonts w:ascii="Courier New" w:hAnsi="Courier New"/>
-          <w:color w:val="323232"/>
-          <w:sz w:val="16"/>
-        </w:rPr>
-        <w:br/>
-        <w:t xml:space="preserve">  gw, seq++);</w:t>
-      </w:r>
-      <w:r>
-        <w:rPr>
-          <w:rFonts w:ascii="Courier New" w:hAnsi="Courier New"/>
-          <w:color w:val="323232"/>
-          <w:sz w:val="16"/>
-        </w:rPr>
-        <w:br/>
-      </w:r>
-      <w:r>
-        <w:rPr>
-          <w:rFonts w:ascii="Courier New" w:hAnsi="Courier New"/>
-          <w:color w:val="323232"/>
-          <w:sz w:val="16"/>
-        </w:rPr>
-        <w:br/>
-        <w:t>uint8_t iv[16], ct[256];</w:t>
-      </w:r>
-      <w:r>
-        <w:rPr>
-          <w:rFonts w:ascii="Courier New" w:hAnsi="Courier New"/>
-          <w:color w:val="323232"/>
-          <w:sz w:val="16"/>
-        </w:rPr>
-        <w:br/>
-        <w:t>size_t el = aes_encrypt((uint8_t*)json_buf, strlen(json_buf), ct, iv);</w:t>
-      </w:r>
-      <w:r>
-        <w:rPr>
-          <w:rFonts w:ascii="Courier New" w:hAnsi="Courier New"/>
-          <w:color w:val="323232"/>
-          <w:sz w:val="16"/>
-        </w:rPr>
-        <w:br/>
-      </w:r>
-      <w:r>
-        <w:rPr>
-          <w:rFonts w:ascii="Courier New" w:hAnsi="Courier New"/>
-          <w:color w:val="323232"/>
-          <w:sz w:val="16"/>
-        </w:rPr>
-        <w:br/>
-        <w:t>// Ghép IV + ciphertext → hex</w:t>
-      </w:r>
-      <w:r>
-        <w:rPr>
-          <w:rFonts w:ascii="Courier New" w:hAnsi="Courier New"/>
-          <w:color w:val="323232"/>
-          <w:sz w:val="16"/>
-        </w:rPr>
+        <w:t>size_t el = aes_encrypt((uint8_t*)json_buf, strlen(json_buf), ct, iv); // Ghép IV + ciphertext → hex</w:t>
         <w:br/>
         <w:t>char hex[512]; hex[0] = 0; char b[4];</w:t>
-      </w:r>
-      <w:r>
-        <w:rPr>
-          <w:rFonts w:ascii="Courier New" w:hAnsi="Courier New"/>
-          <w:color w:val="323232"/>
-          <w:sz w:val="16"/>
-        </w:rPr>
         <w:br/>
-        <w:t>for (size_t i = 0; i &lt; 16 + el; i++) {</w:t>
-      </w:r>
-      <w:r>
-        <w:rPr>
-          <w:rFonts w:ascii="Courier New" w:hAnsi="Courier New"/>
-          <w:color w:val="323232"/>
-          <w:sz w:val="16"/>
-        </w:rPr>
+        <w:t>for (size_t i = 0; i &lt; 16 + el; i++) { uint8_t v = i &lt; 16 ? iv[i] : ct[i - 16]; sprintf(b, "%02x", v); strcat(hex, b);</w:t>
         <w:br/>
-        <w:t xml:space="preserve">  uint8_t v = i &lt; 16 ? iv[i] : ct[i - 16];</w:t>
-      </w:r>
-      <w:r>
-        <w:rPr>
-          <w:rFonts w:ascii="Courier New" w:hAnsi="Courier New"/>
-          <w:color w:val="323232"/>
-          <w:sz w:val="16"/>
-        </w:rPr>
-        <w:br/>
-        <w:t xml:space="preserve">  sprintf(b, "%02x", v); strcat(hex, b);</w:t>
-      </w:r>
-      <w:r>
-        <w:rPr>
-          <w:rFonts w:ascii="Courier New" w:hAnsi="Courier New"/>
-          <w:color w:val="323232"/>
-          <w:sz w:val="16"/>
-        </w:rPr>
-        <w:br/>
-        <w:t>}</w:t>
-      </w:r>
-      <w:r>
-        <w:rPr>
-          <w:rFonts w:ascii="Courier New" w:hAnsi="Courier New"/>
-          <w:color w:val="323232"/>
-          <w:sz w:val="16"/>
-        </w:rPr>
-        <w:br/>
-      </w:r>
-      <w:r>
-        <w:rPr>
-          <w:rFonts w:ascii="Courier New" w:hAnsi="Courier New"/>
-          <w:color w:val="323232"/>
-          <w:sz w:val="16"/>
-        </w:rPr>
-        <w:br/>
-        <w:t>// Gửi "D|Xi_01|&lt;hex&gt;"</w:t>
-      </w:r>
-      <w:r>
-        <w:rPr>
-          <w:rFonts w:ascii="Courier New" w:hAnsi="Courier New"/>
-          <w:color w:val="323232"/>
-          <w:sz w:val="16"/>
-        </w:rPr>
+        <w:t>} // Gửi "D|Xi_01|&lt;hex&gt;"</w:t>
         <w:br/>
         <w:t>char data_pkt[580];</w:t>
-      </w:r>
-      <w:r>
-        <w:rPr>
-          <w:rFonts w:ascii="Courier New" w:hAnsi="Courier New"/>
-          <w:color w:val="323232"/>
-          <w:sz w:val="16"/>
-        </w:rPr>
         <w:br/>
         <w:t>snprintf(data_pkt, sizeof(data_pkt), "D|%s|%s", XI_ID, hex);</w:t>
-      </w:r>
-      <w:r>
-        <w:rPr>
-          <w:rFonts w:ascii="Courier New" w:hAnsi="Courier New"/>
-          <w:color w:val="323232"/>
-          <w:sz w:val="16"/>
-        </w:rPr>
         <w:br/>
         <w:t>gui_loRa(data_pkt);</w:t>
+      </w:r>
+      <w:r>
+        <w:rPr>
+          <w:rFonts w:ascii="Courier New" w:hAnsi="Courier New"/>
+          <w:color w:val="323232"/>
+          <w:sz w:val="16"/>
+        </w:rPr>
+      </w:r>
+      <w:r>
+        <w:rPr>
+          <w:rFonts w:ascii="Courier New" w:hAnsi="Courier New"/>
+          <w:color w:val="323232"/>
+          <w:sz w:val="16"/>
+        </w:rPr>
+      </w:r>
+      <w:r>
+        <w:rPr>
+          <w:rFonts w:ascii="Courier New" w:hAnsi="Courier New"/>
+          <w:color w:val="323232"/>
+          <w:sz w:val="16"/>
+        </w:rPr>
+      </w:r>
+      <w:r>
+        <w:rPr>
+          <w:rFonts w:ascii="Courier New" w:hAnsi="Courier New"/>
+          <w:color w:val="323232"/>
+          <w:sz w:val="16"/>
+        </w:rPr>
+      </w:r>
+      <w:r>
+        <w:rPr>
+          <w:rFonts w:ascii="Courier New" w:hAnsi="Courier New"/>
+          <w:color w:val="323232"/>
+          <w:sz w:val="16"/>
+        </w:rPr>
+      </w:r>
+      <w:r>
+        <w:rPr>
+          <w:rFonts w:ascii="Courier New" w:hAnsi="Courier New"/>
+          <w:color w:val="323232"/>
+          <w:sz w:val="16"/>
+        </w:rPr>
+      </w:r>
+      <w:r>
+        <w:rPr>
+          <w:rFonts w:ascii="Courier New" w:hAnsi="Courier New"/>
+          <w:color w:val="323232"/>
+          <w:sz w:val="16"/>
+        </w:rPr>
+      </w:r>
+      <w:r>
+        <w:rPr>
+          <w:rFonts w:ascii="Courier New" w:hAnsi="Courier New"/>
+          <w:color w:val="323232"/>
+          <w:sz w:val="16"/>
+        </w:rPr>
+      </w:r>
+      <w:r>
+        <w:rPr>
+          <w:rFonts w:ascii="Courier New" w:hAnsi="Courier New"/>
+          <w:color w:val="323232"/>
+          <w:sz w:val="16"/>
+        </w:rPr>
+      </w:r>
+      <w:r>
+        <w:rPr>
+          <w:rFonts w:ascii="Courier New" w:hAnsi="Courier New"/>
+          <w:color w:val="323232"/>
+          <w:sz w:val="16"/>
+        </w:rPr>
+      </w:r>
+      <w:r>
+        <w:rPr>
+          <w:rFonts w:ascii="Courier New" w:hAnsi="Courier New"/>
+          <w:color w:val="323232"/>
+          <w:sz w:val="16"/>
+        </w:rPr>
+      </w:r>
+      <w:r>
+        <w:rPr>
+          <w:rFonts w:ascii="Courier New" w:hAnsi="Courier New"/>
+          <w:color w:val="323232"/>
+          <w:sz w:val="16"/>
+        </w:rPr>
+      </w:r>
+      <w:r>
+        <w:rPr>
+          <w:rFonts w:ascii="Courier New" w:hAnsi="Courier New"/>
+          <w:color w:val="323232"/>
+          <w:sz w:val="16"/>
+        </w:rPr>
+      </w:r>
+      <w:r>
+        <w:rPr>
+          <w:rFonts w:ascii="Courier New" w:hAnsi="Courier New"/>
+          <w:color w:val="323232"/>
+          <w:sz w:val="16"/>
+        </w:rPr>
+      </w:r>
+      <w:r>
+        <w:rPr>
+          <w:rFonts w:ascii="Courier New" w:hAnsi="Courier New"/>
+          <w:color w:val="323232"/>
+          <w:sz w:val="16"/>
+        </w:rPr>
+      </w:r>
+      <w:r>
+        <w:rPr>
+          <w:rFonts w:ascii="Courier New" w:hAnsi="Courier New"/>
+          <w:color w:val="323232"/>
+          <w:sz w:val="16"/>
+        </w:rPr>
+      </w:r>
+      <w:r>
+        <w:rPr>
+          <w:rFonts w:ascii="Courier New" w:hAnsi="Courier New"/>
+          <w:color w:val="323232"/>
+          <w:sz w:val="16"/>
+        </w:rPr>
+      </w:r>
+      <w:r>
+        <w:rPr>
+          <w:rFonts w:ascii="Courier New" w:hAnsi="Courier New"/>
+          <w:color w:val="323232"/>
+          <w:sz w:val="16"/>
+        </w:rPr>
+      </w:r>
+      <w:r>
+        <w:rPr>
+          <w:rFonts w:ascii="Courier New" w:hAnsi="Courier New"/>
+          <w:color w:val="323232"/>
+          <w:sz w:val="16"/>
+        </w:rPr>
+      </w:r>
+      <w:r>
+        <w:rPr>
+          <w:rFonts w:ascii="Courier New" w:hAnsi="Courier New"/>
+          <w:color w:val="323232"/>
+          <w:sz w:val="16"/>
+        </w:rPr>
+      </w:r>
+      <w:r>
+        <w:rPr>
+          <w:rFonts w:ascii="Courier New" w:hAnsi="Courier New"/>
+          <w:color w:val="323232"/>
+          <w:sz w:val="16"/>
+        </w:rPr>
+      </w:r>
+      <w:r>
+        <w:rPr>
+          <w:rFonts w:ascii="Courier New" w:hAnsi="Courier New"/>
+          <w:color w:val="323232"/>
+          <w:sz w:val="16"/>
+        </w:rPr>
+      </w:r>
+      <w:r>
+        <w:rPr>
+          <w:rFonts w:ascii="Courier New" w:hAnsi="Courier New"/>
+          <w:color w:val="323232"/>
+          <w:sz w:val="16"/>
+        </w:rPr>
       </w:r>
     </w:p>
     <w:p>
@@ -2590,192 +2508,156 @@
           <w:color w:val="323232"/>
           <w:sz w:val="16"/>
         </w:rPr>
-        <w:t>static size_t aes_encrypt(uint8_t* pt, size_t len, uint8_t* ct, uint8_t* iv) {</w:t>
-      </w:r>
-      <w:r>
-        <w:rPr>
-          <w:rFonts w:ascii="Courier New" w:hAnsi="Courier New"/>
-          <w:color w:val="323232"/>
-          <w:sz w:val="16"/>
-        </w:rPr>
-        <w:br/>
-        <w:t xml:space="preserve">  mbedtls_aes_context ctx;</w:t>
-      </w:r>
-      <w:r>
-        <w:rPr>
-          <w:rFonts w:ascii="Courier New" w:hAnsi="Courier New"/>
-          <w:color w:val="323232"/>
-          <w:sz w:val="16"/>
-        </w:rPr>
-        <w:br/>
-        <w:t xml:space="preserve">  mbedtls_aes_init(&amp;ctx);</w:t>
-      </w:r>
-      <w:r>
-        <w:rPr>
-          <w:rFonts w:ascii="Courier New" w:hAnsi="Courier New"/>
-          <w:color w:val="323232"/>
-          <w:sz w:val="16"/>
-        </w:rPr>
-        <w:br/>
-        <w:t xml:space="preserve">  mbedtls_aes_setkey_enc(&amp;ctx, NETWORK_KEY, 128);  // Khóa 128-bit</w:t>
-      </w:r>
-      <w:r>
-        <w:rPr>
-          <w:rFonts w:ascii="Courier New" w:hAnsi="Courier New"/>
-          <w:color w:val="323232"/>
-          <w:sz w:val="16"/>
-        </w:rPr>
-        <w:br/>
-      </w:r>
-      <w:r>
-        <w:rPr>
-          <w:rFonts w:ascii="Courier New" w:hAnsi="Courier New"/>
-          <w:color w:val="323232"/>
-          <w:sz w:val="16"/>
-        </w:rPr>
-        <w:br/>
-        <w:t xml:space="preserve">  // Tạo IV ngẫu nhiên 16 byte</w:t>
-      </w:r>
-      <w:r>
-        <w:rPr>
-          <w:rFonts w:ascii="Courier New" w:hAnsi="Courier New"/>
-          <w:color w:val="323232"/>
-          <w:sz w:val="16"/>
-        </w:rPr>
-        <w:br/>
-        <w:t xml:space="preserve">  uint8_t iv_copy[16];</w:t>
-      </w:r>
-      <w:r>
-        <w:rPr>
-          <w:rFonts w:ascii="Courier New" w:hAnsi="Courier New"/>
-          <w:color w:val="323232"/>
-          <w:sz w:val="16"/>
-        </w:rPr>
-        <w:br/>
-        <w:t xml:space="preserve">  for (int i = 0; i &lt; 16; i++) iv_copy[i] = random(256);</w:t>
-      </w:r>
-      <w:r>
-        <w:rPr>
-          <w:rFonts w:ascii="Courier New" w:hAnsi="Courier New"/>
-          <w:color w:val="323232"/>
-          <w:sz w:val="16"/>
-        </w:rPr>
-        <w:br/>
-      </w:r>
-      <w:r>
-        <w:rPr>
-          <w:rFonts w:ascii="Courier New" w:hAnsi="Courier New"/>
-          <w:color w:val="323232"/>
-          <w:sz w:val="16"/>
-        </w:rPr>
-        <w:br/>
-        <w:t xml:space="preserve">  // NULL padding lên bội số 16 byte</w:t>
-      </w:r>
-      <w:r>
-        <w:rPr>
-          <w:rFonts w:ascii="Courier New" w:hAnsi="Courier New"/>
-          <w:color w:val="323232"/>
-          <w:sz w:val="16"/>
-        </w:rPr>
-        <w:br/>
-        <w:t xml:space="preserve">  size_t pl = ((len + 15) / 16) * 16;</w:t>
-      </w:r>
-      <w:r>
-        <w:rPr>
-          <w:rFonts w:ascii="Courier New" w:hAnsi="Courier New"/>
-          <w:color w:val="323232"/>
-          <w:sz w:val="16"/>
-        </w:rPr>
-        <w:br/>
-        <w:t xml:space="preserve">  uint8_t pad[256];</w:t>
-      </w:r>
-      <w:r>
-        <w:rPr>
-          <w:rFonts w:ascii="Courier New" w:hAnsi="Courier New"/>
-          <w:color w:val="323232"/>
-          <w:sz w:val="16"/>
-        </w:rPr>
-        <w:br/>
-        <w:t xml:space="preserve">  memset(pad, 0, pl);</w:t>
-      </w:r>
-      <w:r>
-        <w:rPr>
-          <w:rFonts w:ascii="Courier New" w:hAnsi="Courier New"/>
-          <w:color w:val="323232"/>
-          <w:sz w:val="16"/>
-        </w:rPr>
-        <w:br/>
-        <w:t xml:space="preserve">  memcpy(pad, pt, len);</w:t>
-      </w:r>
-      <w:r>
-        <w:rPr>
-          <w:rFonts w:ascii="Courier New" w:hAnsi="Courier New"/>
-          <w:color w:val="323232"/>
-          <w:sz w:val="16"/>
-        </w:rPr>
-        <w:br/>
-      </w:r>
-      <w:r>
-        <w:rPr>
-          <w:rFonts w:ascii="Courier New" w:hAnsi="Courier New"/>
-          <w:color w:val="323232"/>
-          <w:sz w:val="16"/>
-        </w:rPr>
-        <w:br/>
-        <w:t xml:space="preserve">  memcpy(iv, iv_copy, 16);</w:t>
-      </w:r>
-      <w:r>
-        <w:rPr>
-          <w:rFonts w:ascii="Courier New" w:hAnsi="Courier New"/>
-          <w:color w:val="323232"/>
-          <w:sz w:val="16"/>
-        </w:rPr>
-        <w:br/>
-        <w:t xml:space="preserve">  mbedtls_aes_crypt_cbc(&amp;ctx, MBEDTLS_AES_ENCRYPT, pl, iv, pad, ct);</w:t>
-      </w:r>
-      <w:r>
-        <w:rPr>
-          <w:rFonts w:ascii="Courier New" w:hAnsi="Courier New"/>
-          <w:color w:val="323232"/>
-          <w:sz w:val="16"/>
-        </w:rPr>
-        <w:br/>
-        <w:t xml:space="preserve">  memcpy(iv, iv_copy, 16);  // Lưu lại IV (mbedtls ghi đè iv)</w:t>
-      </w:r>
-      <w:r>
-        <w:rPr>
-          <w:rFonts w:ascii="Courier New" w:hAnsi="Courier New"/>
-          <w:color w:val="323232"/>
-          <w:sz w:val="16"/>
-        </w:rPr>
-        <w:br/>
-      </w:r>
-      <w:r>
-        <w:rPr>
-          <w:rFonts w:ascii="Courier New" w:hAnsi="Courier New"/>
-          <w:color w:val="323232"/>
-          <w:sz w:val="16"/>
-        </w:rPr>
-        <w:br/>
-        <w:t xml:space="preserve">  mbedtls_aes_free(&amp;ctx);</w:t>
-      </w:r>
-      <w:r>
-        <w:rPr>
-          <w:rFonts w:ascii="Courier New" w:hAnsi="Courier New"/>
-          <w:color w:val="323232"/>
-          <w:sz w:val="16"/>
-        </w:rPr>
-        <w:br/>
-        <w:t xml:space="preserve">  return pl;</w:t>
-      </w:r>
-      <w:r>
-        <w:rPr>
-          <w:rFonts w:ascii="Courier New" w:hAnsi="Courier New"/>
-          <w:color w:val="323232"/>
-          <w:sz w:val="16"/>
-        </w:rPr>
+        <w:t>static size_t aes_encrypt(uint8_t* pt, size_t len, uint8_t* ct, uint8_t* iv) { mbedtls_aes_context ctx; mbedtls_aes_init(&amp;ctx); mbedtls_aes_setkey_enc(&amp;ctx, NETWORK_KEY, 128); // Khóa 128-bit // Tạo IV ngẫu nhiên 16 byte uint8_t iv_copy[16]; for (int i = 0; i &lt; 16; i++) iv_copy[i] = random(256); // NULL padding lên bội số 16 byte size_t pl = ((len + 15) / 16) * 16; uint8_t pad[256]; memset(pad, 0, pl); memcpy(pad, pt, len); memcpy(iv, iv_copy, 16); mbedtls_aes_crypt_cbc(&amp;ctx, MBEDTLS_AES_ENCRYPT, pl, iv, pad, ct); memcpy(iv, iv_copy, 16); // Lưu lại IV (mbedtls ghi đè iv) mbedtls_aes_free(&amp;ctx); return pl;</w:t>
         <w:br/>
         <w:t>}</w:t>
+      </w:r>
+      <w:r>
+        <w:rPr>
+          <w:rFonts w:ascii="Courier New" w:hAnsi="Courier New"/>
+          <w:color w:val="323232"/>
+          <w:sz w:val="16"/>
+        </w:rPr>
+      </w:r>
+      <w:r>
+        <w:rPr>
+          <w:rFonts w:ascii="Courier New" w:hAnsi="Courier New"/>
+          <w:color w:val="323232"/>
+          <w:sz w:val="16"/>
+        </w:rPr>
+      </w:r>
+      <w:r>
+        <w:rPr>
+          <w:rFonts w:ascii="Courier New" w:hAnsi="Courier New"/>
+          <w:color w:val="323232"/>
+          <w:sz w:val="16"/>
+        </w:rPr>
+      </w:r>
+      <w:r>
+        <w:rPr>
+          <w:rFonts w:ascii="Courier New" w:hAnsi="Courier New"/>
+          <w:color w:val="323232"/>
+          <w:sz w:val="16"/>
+        </w:rPr>
+      </w:r>
+      <w:r>
+        <w:rPr>
+          <w:rFonts w:ascii="Courier New" w:hAnsi="Courier New"/>
+          <w:color w:val="323232"/>
+          <w:sz w:val="16"/>
+        </w:rPr>
+      </w:r>
+      <w:r>
+        <w:rPr>
+          <w:rFonts w:ascii="Courier New" w:hAnsi="Courier New"/>
+          <w:color w:val="323232"/>
+          <w:sz w:val="16"/>
+        </w:rPr>
+      </w:r>
+      <w:r>
+        <w:rPr>
+          <w:rFonts w:ascii="Courier New" w:hAnsi="Courier New"/>
+          <w:color w:val="323232"/>
+          <w:sz w:val="16"/>
+        </w:rPr>
+      </w:r>
+      <w:r>
+        <w:rPr>
+          <w:rFonts w:ascii="Courier New" w:hAnsi="Courier New"/>
+          <w:color w:val="323232"/>
+          <w:sz w:val="16"/>
+        </w:rPr>
+      </w:r>
+      <w:r>
+        <w:rPr>
+          <w:rFonts w:ascii="Courier New" w:hAnsi="Courier New"/>
+          <w:color w:val="323232"/>
+          <w:sz w:val="16"/>
+        </w:rPr>
+      </w:r>
+      <w:r>
+        <w:rPr>
+          <w:rFonts w:ascii="Courier New" w:hAnsi="Courier New"/>
+          <w:color w:val="323232"/>
+          <w:sz w:val="16"/>
+        </w:rPr>
+      </w:r>
+      <w:r>
+        <w:rPr>
+          <w:rFonts w:ascii="Courier New" w:hAnsi="Courier New"/>
+          <w:color w:val="323232"/>
+          <w:sz w:val="16"/>
+        </w:rPr>
+      </w:r>
+      <w:r>
+        <w:rPr>
+          <w:rFonts w:ascii="Courier New" w:hAnsi="Courier New"/>
+          <w:color w:val="323232"/>
+          <w:sz w:val="16"/>
+        </w:rPr>
+      </w:r>
+      <w:r>
+        <w:rPr>
+          <w:rFonts w:ascii="Courier New" w:hAnsi="Courier New"/>
+          <w:color w:val="323232"/>
+          <w:sz w:val="16"/>
+        </w:rPr>
+      </w:r>
+      <w:r>
+        <w:rPr>
+          <w:rFonts w:ascii="Courier New" w:hAnsi="Courier New"/>
+          <w:color w:val="323232"/>
+          <w:sz w:val="16"/>
+        </w:rPr>
+      </w:r>
+      <w:r>
+        <w:rPr>
+          <w:rFonts w:ascii="Courier New" w:hAnsi="Courier New"/>
+          <w:color w:val="323232"/>
+          <w:sz w:val="16"/>
+        </w:rPr>
+      </w:r>
+      <w:r>
+        <w:rPr>
+          <w:rFonts w:ascii="Courier New" w:hAnsi="Courier New"/>
+          <w:color w:val="323232"/>
+          <w:sz w:val="16"/>
+        </w:rPr>
+      </w:r>
+      <w:r>
+        <w:rPr>
+          <w:rFonts w:ascii="Courier New" w:hAnsi="Courier New"/>
+          <w:color w:val="323232"/>
+          <w:sz w:val="16"/>
+        </w:rPr>
+      </w:r>
+      <w:r>
+        <w:rPr>
+          <w:rFonts w:ascii="Courier New" w:hAnsi="Courier New"/>
+          <w:color w:val="323232"/>
+          <w:sz w:val="16"/>
+        </w:rPr>
+      </w:r>
+      <w:r>
+        <w:rPr>
+          <w:rFonts w:ascii="Courier New" w:hAnsi="Courier New"/>
+          <w:color w:val="323232"/>
+          <w:sz w:val="16"/>
+        </w:rPr>
+      </w:r>
+      <w:r>
+        <w:rPr>
+          <w:rFonts w:ascii="Courier New" w:hAnsi="Courier New"/>
+          <w:color w:val="323232"/>
+          <w:sz w:val="16"/>
+        </w:rPr>
+      </w:r>
+      <w:r>
+        <w:rPr>
+          <w:rFonts w:ascii="Courier New" w:hAnsi="Courier New"/>
+          <w:color w:val="323232"/>
+          <w:sz w:val="16"/>
+        </w:rPr>
       </w:r>
     </w:p>
     <w:p>
@@ -3199,53 +3081,45 @@
           <w:color w:val="323232"/>
           <w:sz w:val="16"/>
         </w:rPr>
-        <w:t>bool doc_bme280(SensorData&amp; d) {</w:t>
-      </w:r>
-      <w:r>
-        <w:rPr>
-          <w:rFonts w:ascii="Courier New" w:hAnsi="Courier New"/>
-          <w:color w:val="323232"/>
-          <w:sz w:val="16"/>
-        </w:rPr>
-        <w:br/>
-        <w:t xml:space="preserve">  d.t = bme.readTemperature();</w:t>
-      </w:r>
-      <w:r>
-        <w:rPr>
-          <w:rFonts w:ascii="Courier New" w:hAnsi="Courier New"/>
-          <w:color w:val="323232"/>
-          <w:sz w:val="16"/>
-        </w:rPr>
-        <w:br/>
-        <w:t xml:space="preserve">  d.h = bme.readHumidity();</w:t>
-      </w:r>
-      <w:r>
-        <w:rPr>
-          <w:rFonts w:ascii="Courier New" w:hAnsi="Courier New"/>
-          <w:color w:val="323232"/>
-          <w:sz w:val="16"/>
-        </w:rPr>
-        <w:br/>
-        <w:t xml:space="preserve">  d.p = bme.readPressure() / 100.0F;</w:t>
-      </w:r>
-      <w:r>
-        <w:rPr>
-          <w:rFonts w:ascii="Courier New" w:hAnsi="Courier New"/>
-          <w:color w:val="323232"/>
-          <w:sz w:val="16"/>
-        </w:rPr>
-        <w:br/>
-        <w:t xml:space="preserve">  return (!isnan(d.t) &amp;&amp; !isnan(d.h));</w:t>
-      </w:r>
-      <w:r>
-        <w:rPr>
-          <w:rFonts w:ascii="Courier New" w:hAnsi="Courier New"/>
-          <w:color w:val="323232"/>
-          <w:sz w:val="16"/>
-        </w:rPr>
+        <w:t>bool doc_bme280(SensorData&amp; d) { d.t = bme.readTemperature(); d.h = bme.readHumidity(); d.p = bme.readPressure() / 100.0F; return (!isnan(d.t) &amp;&amp; !isnan(d.h));</w:t>
         <w:br/>
         <w:t>}</w:t>
       </w:r>
+      <w:r>
+        <w:rPr>
+          <w:rFonts w:ascii="Courier New" w:hAnsi="Courier New"/>
+          <w:color w:val="323232"/>
+          <w:sz w:val="16"/>
+        </w:rPr>
+      </w:r>
+      <w:r>
+        <w:rPr>
+          <w:rFonts w:ascii="Courier New" w:hAnsi="Courier New"/>
+          <w:color w:val="323232"/>
+          <w:sz w:val="16"/>
+        </w:rPr>
+      </w:r>
+      <w:r>
+        <w:rPr>
+          <w:rFonts w:ascii="Courier New" w:hAnsi="Courier New"/>
+          <w:color w:val="323232"/>
+          <w:sz w:val="16"/>
+        </w:rPr>
+      </w:r>
+      <w:r>
+        <w:rPr>
+          <w:rFonts w:ascii="Courier New" w:hAnsi="Courier New"/>
+          <w:color w:val="323232"/>
+          <w:sz w:val="16"/>
+        </w:rPr>
+      </w:r>
+      <w:r>
+        <w:rPr>
+          <w:rFonts w:ascii="Courier New" w:hAnsi="Courier New"/>
+          <w:color w:val="323232"/>
+          <w:sz w:val="16"/>
+        </w:rPr>
+      </w:r>
     </w:p>
     <w:p>
       <w:pPr>
@@ -3257,7 +3131,7 @@
           <w:b/>
           <w:color w:val="000000"/>
         </w:rPr>
-        <w:t>MAX30102 — Nhịp tim, SpO2 (dòng 114-150):</w:t>
+        <w:t>—(dòng 114-150):</w:t>
       </w:r>
     </w:p>
     <w:p>
@@ -3272,70 +3146,58 @@
           <w:color w:val="323232"/>
           <w:sz w:val="16"/>
         </w:rPr>
-        <w:t>bool doc_max30102(SensorData&amp; d) {</w:t>
-      </w:r>
-      <w:r>
-        <w:rPr>
-          <w:rFonts w:ascii="Courier New" w:hAnsi="Courier New"/>
-          <w:color w:val="323232"/>
-          <w:sz w:val="16"/>
-        </w:rPr>
-        <w:br/>
-        <w:t xml:space="preserve">  // Lấy 25 mẫu IR trong 5 giây</w:t>
-      </w:r>
-      <w:r>
-        <w:rPr>
-          <w:rFonts w:ascii="Courier New" w:hAnsi="Courier New"/>
-          <w:color w:val="323232"/>
-          <w:sz w:val="16"/>
-        </w:rPr>
-        <w:br/>
-        <w:t xml:space="preserve">  // Phát hiện nhịp tim bằng checkForBeat()</w:t>
-      </w:r>
-      <w:r>
-        <w:rPr>
-          <w:rFonts w:ascii="Courier New" w:hAnsi="Courier New"/>
-          <w:color w:val="323232"/>
-          <w:sz w:val="16"/>
-        </w:rPr>
-        <w:br/>
-        <w:t xml:space="preserve">  // Tính BPM trung bình 4 nhịp gần nhất</w:t>
-      </w:r>
-      <w:r>
-        <w:rPr>
-          <w:rFonts w:ascii="Courier New" w:hAnsi="Courier New"/>
-          <w:color w:val="323232"/>
-          <w:sz w:val="16"/>
-        </w:rPr>
-        <w:br/>
-        <w:t xml:space="preserve">  // SpO2 = 104.0 - 17.0 * (red/ir)</w:t>
-      </w:r>
-      <w:r>
-        <w:rPr>
-          <w:rFonts w:ascii="Courier New" w:hAnsi="Courier New"/>
-          <w:color w:val="323232"/>
-          <w:sz w:val="16"/>
-        </w:rPr>
-        <w:br/>
-        <w:t xml:space="preserve">  d.hr   = (bpm &gt; 20 &amp;&amp; bpm &lt; 220) ? bpm : 0;</w:t>
-      </w:r>
-      <w:r>
-        <w:rPr>
-          <w:rFonts w:ascii="Courier New" w:hAnsi="Courier New"/>
-          <w:color w:val="323232"/>
-          <w:sz w:val="16"/>
-        </w:rPr>
-        <w:br/>
-        <w:t xml:space="preserve">  d.spo2 = (spo2_val &gt; 0) ? spo2_val : 0;</w:t>
-      </w:r>
-      <w:r>
-        <w:rPr>
-          <w:rFonts w:ascii="Courier New" w:hAnsi="Courier New"/>
-          <w:color w:val="323232"/>
-          <w:sz w:val="16"/>
-        </w:rPr>
+        <w:t>bool doc_(SensorData&amp; d) { // Lấy 25 mẫu IR trong 5 giây // Phát hiệnbằng checkForBeat() // Tính BPM trung bình 4 nhịp gần nhất //= 104.0 - 17.0 * (red/ir) d.hr = (bpm &gt; 20 &amp;&amp; bpm &lt; 220) ? bpm : 0; d.= (_val &gt; 0) ?_val : 0;</w:t>
         <w:br/>
         <w:t>}</w:t>
+      </w:r>
+      <w:r>
+        <w:rPr>
+          <w:rFonts w:ascii="Courier New" w:hAnsi="Courier New"/>
+          <w:color w:val="323232"/>
+          <w:sz w:val="16"/>
+        </w:rPr>
+      </w:r>
+      <w:r>
+        <w:rPr>
+          <w:rFonts w:ascii="Courier New" w:hAnsi="Courier New"/>
+          <w:color w:val="323232"/>
+          <w:sz w:val="16"/>
+        </w:rPr>
+      </w:r>
+      <w:r>
+        <w:rPr>
+          <w:rFonts w:ascii="Courier New" w:hAnsi="Courier New"/>
+          <w:color w:val="323232"/>
+          <w:sz w:val="16"/>
+        </w:rPr>
+      </w:r>
+      <w:r>
+        <w:rPr>
+          <w:rFonts w:ascii="Courier New" w:hAnsi="Courier New"/>
+          <w:color w:val="323232"/>
+          <w:sz w:val="16"/>
+        </w:rPr>
+      </w:r>
+      <w:r>
+        <w:rPr>
+          <w:rFonts w:ascii="Courier New" w:hAnsi="Courier New"/>
+          <w:color w:val="323232"/>
+          <w:sz w:val="16"/>
+        </w:rPr>
+      </w:r>
+      <w:r>
+        <w:rPr>
+          <w:rFonts w:ascii="Courier New" w:hAnsi="Courier New"/>
+          <w:color w:val="323232"/>
+          <w:sz w:val="16"/>
+        </w:rPr>
+      </w:r>
+      <w:r>
+        <w:rPr>
+          <w:rFonts w:ascii="Courier New" w:hAnsi="Courier New"/>
+          <w:color w:val="323232"/>
+          <w:sz w:val="16"/>
+        </w:rPr>
       </w:r>
     </w:p>
     <w:p>
@@ -3363,141 +3225,114 @@
           <w:color w:val="323232"/>
           <w:sz w:val="16"/>
         </w:rPr>
-        <w:t>void doc_gps(SensorData&amp; d) {</w:t>
-      </w:r>
-      <w:r>
-        <w:rPr>
-          <w:rFonts w:ascii="Courier New" w:hAnsi="Courier New"/>
-          <w:color w:val="323232"/>
-          <w:sz w:val="16"/>
-        </w:rPr>
-        <w:br/>
-        <w:t xml:space="preserve">  // Non-blocking: đọc trong 3 giây</w:t>
-      </w:r>
-      <w:r>
-        <w:rPr>
-          <w:rFonts w:ascii="Courier New" w:hAnsi="Courier New"/>
-          <w:color w:val="323232"/>
-          <w:sz w:val="16"/>
-        </w:rPr>
-        <w:br/>
-        <w:t xml:space="preserve">  while (millis() - start &lt; 3000) {</w:t>
-      </w:r>
-      <w:r>
-        <w:rPr>
-          <w:rFonts w:ascii="Courier New" w:hAnsi="Courier New"/>
-          <w:color w:val="323232"/>
-          <w:sz w:val="16"/>
-        </w:rPr>
-        <w:br/>
-        <w:t xml:space="preserve">    while (Serial2.available()) gps.encode(Serial2.read());</w:t>
-      </w:r>
-      <w:r>
-        <w:rPr>
-          <w:rFonts w:ascii="Courier New" w:hAnsi="Courier New"/>
-          <w:color w:val="323232"/>
-          <w:sz w:val="16"/>
-        </w:rPr>
-        <w:br/>
-        <w:t xml:space="preserve">    if (gps.location.isValid() &amp;&amp; gps.location.age() &lt; 2000) {</w:t>
-      </w:r>
-      <w:r>
-        <w:rPr>
-          <w:rFonts w:ascii="Courier New" w:hAnsi="Courier New"/>
-          <w:color w:val="323232"/>
-          <w:sz w:val="16"/>
-        </w:rPr>
-        <w:br/>
-        <w:t xml:space="preserve">      d.lat = gps.location.lat();</w:t>
-      </w:r>
-      <w:r>
-        <w:rPr>
-          <w:rFonts w:ascii="Courier New" w:hAnsi="Courier New"/>
-          <w:color w:val="323232"/>
-          <w:sz w:val="16"/>
-        </w:rPr>
-        <w:br/>
-        <w:t xml:space="preserve">      d.lon = gps.location.lng();</w:t>
-      </w:r>
-      <w:r>
-        <w:rPr>
-          <w:rFonts w:ascii="Courier New" w:hAnsi="Courier New"/>
-          <w:color w:val="323232"/>
-          <w:sz w:val="16"/>
-        </w:rPr>
-        <w:br/>
-        <w:t xml:space="preserve">      d.alt = gps.altitude.meters();</w:t>
-      </w:r>
-      <w:r>
-        <w:rPr>
-          <w:rFonts w:ascii="Courier New" w:hAnsi="Courier New"/>
-          <w:color w:val="323232"/>
-          <w:sz w:val="16"/>
-        </w:rPr>
-        <w:br/>
-        <w:t xml:space="preserve">      d.sats = gps.satellites.value();</w:t>
-      </w:r>
-      <w:r>
-        <w:rPr>
-          <w:rFonts w:ascii="Courier New" w:hAnsi="Courier New"/>
-          <w:color w:val="323232"/>
-          <w:sz w:val="16"/>
-        </w:rPr>
-        <w:br/>
-      </w:r>
-      <w:r>
-        <w:rPr>
-          <w:rFonts w:ascii="Courier New" w:hAnsi="Courier New"/>
-          <w:color w:val="323232"/>
-          <w:sz w:val="16"/>
-        </w:rPr>
-        <w:lastRenderedPageBreak/>
-        <w:t xml:space="preserve">      return;</w:t>
-      </w:r>
-      <w:r>
-        <w:rPr>
-          <w:rFonts w:ascii="Courier New" w:hAnsi="Courier New"/>
-          <w:color w:val="323232"/>
-          <w:sz w:val="16"/>
-        </w:rPr>
-        <w:br/>
-        <w:t xml:space="preserve">    }</w:t>
-      </w:r>
-      <w:r>
-        <w:rPr>
-          <w:rFonts w:ascii="Courier New" w:hAnsi="Courier New"/>
-          <w:color w:val="323232"/>
-          <w:sz w:val="16"/>
-        </w:rPr>
-        <w:br/>
-        <w:t xml:space="preserve">  }</w:t>
-      </w:r>
-      <w:r>
-        <w:rPr>
-          <w:rFonts w:ascii="Courier New" w:hAnsi="Courier New"/>
-          <w:color w:val="323232"/>
-          <w:sz w:val="16"/>
-        </w:rPr>
-        <w:br/>
-        <w:t xml:space="preserve">  // Fallback: dùng tọa độ mặc định</w:t>
-      </w:r>
-      <w:r>
-        <w:rPr>
-          <w:rFonts w:ascii="Courier New" w:hAnsi="Courier New"/>
-          <w:color w:val="323232"/>
-          <w:sz w:val="16"/>
-        </w:rPr>
-        <w:br/>
-        <w:t xml:space="preserve">  d.lat = 21.84470; d.lon = 104.09700;</w:t>
-      </w:r>
-      <w:r>
-        <w:rPr>
-          <w:rFonts w:ascii="Courier New" w:hAnsi="Courier New"/>
-          <w:color w:val="323232"/>
-          <w:sz w:val="16"/>
-        </w:rPr>
+        <w:t>void doc_gps(SensorData&amp; d) { // Non-blocking: đọc trong 3 giây while (millis() - start &lt; 3000) { while (Serial2.available()) gps.encode(Serial2.read()); if (gps.location.isValid() &amp;&amp; gps.location.age() &lt; 2000) { d.lat = gps.location.lat(); d.lon = gps.location.lng(); d.alt = gps.altitude.meters(); d.sats = gps.satellites.value(); return; } } // Fallback: dùng tọa độ mặc định d.lat = 21.84470; d.lon = 104.09700;</w:t>
         <w:br/>
         <w:t>}</w:t>
+      </w:r>
+      <w:r>
+        <w:rPr>
+          <w:rFonts w:ascii="Courier New" w:hAnsi="Courier New"/>
+          <w:color w:val="323232"/>
+          <w:sz w:val="16"/>
+        </w:rPr>
+      </w:r>
+      <w:r>
+        <w:rPr>
+          <w:rFonts w:ascii="Courier New" w:hAnsi="Courier New"/>
+          <w:color w:val="323232"/>
+          <w:sz w:val="16"/>
+        </w:rPr>
+      </w:r>
+      <w:r>
+        <w:rPr>
+          <w:rFonts w:ascii="Courier New" w:hAnsi="Courier New"/>
+          <w:color w:val="323232"/>
+          <w:sz w:val="16"/>
+        </w:rPr>
+      </w:r>
+      <w:r>
+        <w:rPr>
+          <w:rFonts w:ascii="Courier New" w:hAnsi="Courier New"/>
+          <w:color w:val="323232"/>
+          <w:sz w:val="16"/>
+        </w:rPr>
+      </w:r>
+      <w:r>
+        <w:rPr>
+          <w:rFonts w:ascii="Courier New" w:hAnsi="Courier New"/>
+          <w:color w:val="323232"/>
+          <w:sz w:val="16"/>
+        </w:rPr>
+      </w:r>
+      <w:r>
+        <w:rPr>
+          <w:rFonts w:ascii="Courier New" w:hAnsi="Courier New"/>
+          <w:color w:val="323232"/>
+          <w:sz w:val="16"/>
+        </w:rPr>
+      </w:r>
+      <w:r>
+        <w:rPr>
+          <w:rFonts w:ascii="Courier New" w:hAnsi="Courier New"/>
+          <w:color w:val="323232"/>
+          <w:sz w:val="16"/>
+        </w:rPr>
+      </w:r>
+      <w:r>
+        <w:rPr>
+          <w:rFonts w:ascii="Courier New" w:hAnsi="Courier New"/>
+          <w:color w:val="323232"/>
+          <w:sz w:val="16"/>
+        </w:rPr>
+      </w:r>
+      <w:r>
+        <w:rPr>
+          <w:rFonts w:ascii="Courier New" w:hAnsi="Courier New"/>
+          <w:color w:val="323232"/>
+          <w:sz w:val="16"/>
+        </w:rPr>
+      </w:r>
+      <w:r>
+        <w:rPr>
+          <w:rFonts w:ascii="Courier New" w:hAnsi="Courier New"/>
+          <w:color w:val="323232"/>
+          <w:sz w:val="16"/>
+        </w:rPr>
+      </w:r>
+      <w:r>
+        <w:rPr>
+          <w:rFonts w:ascii="Courier New" w:hAnsi="Courier New"/>
+          <w:color w:val="323232"/>
+          <w:sz w:val="16"/>
+        </w:rPr>
+      </w:r>
+      <w:r>
+        <w:rPr>
+          <w:rFonts w:ascii="Courier New" w:hAnsi="Courier New"/>
+          <w:color w:val="323232"/>
+          <w:sz w:val="16"/>
+        </w:rPr>
+      </w:r>
+      <w:r>
+        <w:rPr>
+          <w:rFonts w:ascii="Courier New" w:hAnsi="Courier New"/>
+          <w:color w:val="323232"/>
+          <w:sz w:val="16"/>
+        </w:rPr>
+      </w:r>
+      <w:r>
+        <w:rPr>
+          <w:rFonts w:ascii="Courier New" w:hAnsi="Courier New"/>
+          <w:color w:val="323232"/>
+          <w:sz w:val="16"/>
+        </w:rPr>
+      </w:r>
+      <w:r>
+        <w:rPr>
+          <w:rFonts w:ascii="Courier New" w:hAnsi="Courier New"/>
+          <w:color w:val="323232"/>
+          <w:sz w:val="16"/>
+        </w:rPr>
       </w:r>
     </w:p>
     <w:p>
@@ -3674,78 +3509,78 @@
           <w:sz w:val="16"/>
         </w:rPr>
         <w:t>// wokwi/sketch.ino, dòng 132-141</w:t>
-      </w:r>
-      <w:r>
-        <w:rPr>
-          <w:rFonts w:ascii="Courier New" w:hAnsi="Courier New"/>
-          <w:color w:val="323232"/>
-          <w:sz w:val="16"/>
-        </w:rPr>
         <w:br/>
-        <w:t>float t = 28.0 + random(-30, 30) / 10.0;   // 25-31°C</w:t>
-      </w:r>
-      <w:r>
-        <w:rPr>
-          <w:rFonts w:ascii="Courier New" w:hAnsi="Courier New"/>
-          <w:color w:val="323232"/>
-          <w:sz w:val="16"/>
-        </w:rPr>
+        <w:t>float t = 28.0 + random(-30, 30) / 10.0; // 25-31°C</w:t>
         <w:br/>
-        <w:t>float h = 60.0 + random(-20, 20) / 10.0;   // 58-62%</w:t>
-      </w:r>
-      <w:r>
-        <w:rPr>
-          <w:rFonts w:ascii="Courier New" w:hAnsi="Courier New"/>
-          <w:color w:val="323232"/>
-          <w:sz w:val="16"/>
-        </w:rPr>
+        <w:t>float h = 60.0 + random(-20, 20) / 10.0; // 58-62%</w:t>
         <w:br/>
-        <w:t>float p = 1005.0 + random(30);              // 1005-1035 hPa</w:t>
-      </w:r>
-      <w:r>
-        <w:rPr>
-          <w:rFonts w:ascii="Courier New" w:hAnsi="Courier New"/>
-          <w:color w:val="323232"/>
-          <w:sz w:val="16"/>
-        </w:rPr>
+        <w:t>float p = 1005.0 + random(30); // 1005-1035 hPa</w:t>
         <w:br/>
-        <w:t>float c2 = 400 + random(50);                // 400-450 ppm CO2</w:t>
-      </w:r>
-      <w:r>
-        <w:rPr>
-          <w:rFonts w:ascii="Courier New" w:hAnsi="Courier New"/>
-          <w:color w:val="323232"/>
-          <w:sz w:val="16"/>
-        </w:rPr>
+        <w:t>float c2 = 400 + random(50); // 400-450 ppm CO2</w:t>
         <w:br/>
-        <w:t>float co = 5.0 + random(30) / 10.0;        // 5.0-8.0 ppm CO</w:t>
-      </w:r>
-      <w:r>
-        <w:rPr>
-          <w:rFonts w:ascii="Courier New" w:hAnsi="Courier New"/>
-          <w:color w:val="323232"/>
-          <w:sz w:val="16"/>
-        </w:rPr>
+        <w:t>float co = 5.0 + random(30) / 10.0; // 5.0-8.0 ppm CO</w:t>
         <w:br/>
-        <w:t>float nh3 = 2.0 + random(20) / 10.0;       // 2.0-4.0 ppm NH3</w:t>
-      </w:r>
-      <w:r>
-        <w:rPr>
-          <w:rFonts w:ascii="Courier New" w:hAnsi="Courier New"/>
-          <w:color w:val="323232"/>
-          <w:sz w:val="16"/>
-        </w:rPr>
+        <w:t>float nh3 = 2.0 + random(20) / 10.0; // 2.0-4.0 ppm NH3</w:t>
         <w:br/>
-        <w:t>int   hr = random(2) ? 65 + random(20) : 0; // 0 hoặc 65-85 bpm</w:t>
-      </w:r>
-      <w:r>
-        <w:rPr>
-          <w:rFonts w:ascii="Courier New" w:hAnsi="Courier New"/>
-          <w:color w:val="323232"/>
-          <w:sz w:val="16"/>
-        </w:rPr>
+        <w:t>int hr = random(2) ? 65 + random(20) : 0; // 0 hoặc 65-85 bpm</w:t>
         <w:br/>
-        <w:t>float spo2 = hr ? 95.0 + random(50)/10.0 : 0; // 95-100%</w:t>
+        <w:t>float= hr ? 95.0 + random(50)/10.0 : 0; // 95-100%</w:t>
+      </w:r>
+      <w:r>
+        <w:rPr>
+          <w:rFonts w:ascii="Courier New" w:hAnsi="Courier New"/>
+          <w:color w:val="323232"/>
+          <w:sz w:val="16"/>
+        </w:rPr>
+      </w:r>
+      <w:r>
+        <w:rPr>
+          <w:rFonts w:ascii="Courier New" w:hAnsi="Courier New"/>
+          <w:color w:val="323232"/>
+          <w:sz w:val="16"/>
+        </w:rPr>
+      </w:r>
+      <w:r>
+        <w:rPr>
+          <w:rFonts w:ascii="Courier New" w:hAnsi="Courier New"/>
+          <w:color w:val="323232"/>
+          <w:sz w:val="16"/>
+        </w:rPr>
+      </w:r>
+      <w:r>
+        <w:rPr>
+          <w:rFonts w:ascii="Courier New" w:hAnsi="Courier New"/>
+          <w:color w:val="323232"/>
+          <w:sz w:val="16"/>
+        </w:rPr>
+      </w:r>
+      <w:r>
+        <w:rPr>
+          <w:rFonts w:ascii="Courier New" w:hAnsi="Courier New"/>
+          <w:color w:val="323232"/>
+          <w:sz w:val="16"/>
+        </w:rPr>
+      </w:r>
+      <w:r>
+        <w:rPr>
+          <w:rFonts w:ascii="Courier New" w:hAnsi="Courier New"/>
+          <w:color w:val="323232"/>
+          <w:sz w:val="16"/>
+        </w:rPr>
+      </w:r>
+      <w:r>
+        <w:rPr>
+          <w:rFonts w:ascii="Courier New" w:hAnsi="Courier New"/>
+          <w:color w:val="323232"/>
+          <w:sz w:val="16"/>
+        </w:rPr>
+      </w:r>
+      <w:r>
+        <w:rPr>
+          <w:rFonts w:ascii="Courier New" w:hAnsi="Courier New"/>
+          <w:color w:val="323232"/>
+          <w:sz w:val="16"/>
+        </w:rPr>
       </w:r>
     </w:p>
     <w:p>
@@ -4293,226 +4128,184 @@
           <w:color w:val="323232"/>
           <w:sz w:val="16"/>
         </w:rPr>
-        <w:t>void loop() {</w:t>
-      </w:r>
-      <w:r>
-        <w:rPr>
-          <w:rFonts w:ascii="Courier New" w:hAnsi="Courier New"/>
-          <w:color w:val="323232"/>
-          <w:sz w:val="16"/>
-        </w:rPr>
-        <w:br/>
-        <w:t xml:space="preserve">  char buf[256];</w:t>
-      </w:r>
-      <w:r>
-        <w:rPr>
-          <w:rFonts w:ascii="Courier New" w:hAnsi="Courier New"/>
-          <w:color w:val="323232"/>
-          <w:sz w:val="16"/>
-        </w:rPr>
-        <w:br/>
-      </w:r>
-      <w:r>
-        <w:rPr>
-          <w:rFonts w:ascii="Courier New" w:hAnsi="Courier New"/>
-          <w:color w:val="323232"/>
-          <w:sz w:val="16"/>
-        </w:rPr>
-        <w:br/>
-        <w:t xml:space="preserve">  // Bước 1: Chờ Beacon từ Xi (timeout 1s)</w:t>
-      </w:r>
-      <w:r>
-        <w:rPr>
-          <w:rFonts w:ascii="Courier New" w:hAnsi="Courier New"/>
-          <w:color w:val="323232"/>
-          <w:sz w:val="16"/>
-        </w:rPr>
-        <w:br/>
-        <w:t xml:space="preserve">  int len = doc_loRa(buf, sizeof(buf), 1000);</w:t>
-      </w:r>
-      <w:r>
-        <w:rPr>
-          <w:rFonts w:ascii="Courier New" w:hAnsi="Courier New"/>
-          <w:color w:val="323232"/>
-          <w:sz w:val="16"/>
-        </w:rPr>
-        <w:br/>
-        <w:t xml:space="preserve">  if (len == 0) return;</w:t>
-      </w:r>
-      <w:r>
-        <w:rPr>
-          <w:rFonts w:ascii="Courier New" w:hAnsi="Courier New"/>
-          <w:color w:val="323232"/>
-          <w:sz w:val="16"/>
-        </w:rPr>
-        <w:br/>
-      </w:r>
-      <w:r>
-        <w:rPr>
-          <w:rFonts w:ascii="Courier New" w:hAnsi="Courier New"/>
-          <w:color w:val="323232"/>
-          <w:sz w:val="16"/>
-        </w:rPr>
-        <w:br/>
-        <w:t xml:space="preserve">  // Parse Beacon: "B|Xi_01"</w:t>
-      </w:r>
-      <w:r>
-        <w:rPr>
-          <w:rFonts w:ascii="Courier New" w:hAnsi="Courier New"/>
-          <w:color w:val="323232"/>
-          <w:sz w:val="16"/>
-        </w:rPr>
-        <w:br/>
-        <w:t xml:space="preserve">  char xi_id[16];</w:t>
-      </w:r>
-      <w:r>
-        <w:rPr>
-          <w:rFonts w:ascii="Courier New" w:hAnsi="Courier New"/>
-          <w:color w:val="323232"/>
-          <w:sz w:val="16"/>
-        </w:rPr>
-        <w:br/>
-        <w:t xml:space="preserve">  if (sscanf(buf, "B|%15s", xi_id) != 1) return;</w:t>
-      </w:r>
-      <w:r>
-        <w:rPr>
-          <w:rFonts w:ascii="Courier New" w:hAnsi="Courier New"/>
-          <w:color w:val="323232"/>
-          <w:sz w:val="16"/>
-        </w:rPr>
-        <w:br/>
-      </w:r>
-      <w:r>
-        <w:rPr>
-          <w:rFonts w:ascii="Courier New" w:hAnsi="Courier New"/>
-          <w:color w:val="323232"/>
-          <w:sz w:val="16"/>
-        </w:rPr>
-        <w:br/>
-        <w:t xml:space="preserve">  // Bước 2: Gửi ACK</w:t>
-      </w:r>
-      <w:r>
-        <w:rPr>
-          <w:rFonts w:ascii="Courier New" w:hAnsi="Courier New"/>
-          <w:color w:val="323232"/>
-          <w:sz w:val="16"/>
-        </w:rPr>
-        <w:br/>
-        <w:t xml:space="preserve">  char ack[32];</w:t>
-      </w:r>
-      <w:r>
-        <w:rPr>
-          <w:rFonts w:ascii="Courier New" w:hAnsi="Courier New"/>
-          <w:color w:val="323232"/>
-          <w:sz w:val="16"/>
-        </w:rPr>
-        <w:br/>
-        <w:t xml:space="preserve">  snprintf(ack, sizeof(ack), "A|%s|%s", xi_id, Y_ID);</w:t>
-      </w:r>
-      <w:r>
-        <w:rPr>
-          <w:rFonts w:ascii="Courier New" w:hAnsi="Courier New"/>
-          <w:color w:val="323232"/>
-          <w:sz w:val="16"/>
-        </w:rPr>
-        <w:br/>
-        <w:t xml:space="preserve">  gui_loRa(ack);</w:t>
-      </w:r>
-      <w:r>
-        <w:rPr>
-          <w:rFonts w:ascii="Courier New" w:hAnsi="Courier New"/>
-          <w:color w:val="323232"/>
-          <w:sz w:val="16"/>
-        </w:rPr>
-        <w:br/>
-      </w:r>
-      <w:r>
-        <w:rPr>
-          <w:rFonts w:ascii="Courier New" w:hAnsi="Courier New"/>
-          <w:color w:val="323232"/>
-          <w:sz w:val="16"/>
-        </w:rPr>
-        <w:br/>
-        <w:t xml:space="preserve">  // Bước 3: Chờ dữ liệu từ Xi (timeout 5s)</w:t>
-      </w:r>
-      <w:r>
-        <w:rPr>
-          <w:rFonts w:ascii="Courier New" w:hAnsi="Courier New"/>
-          <w:color w:val="323232"/>
-          <w:sz w:val="16"/>
-        </w:rPr>
-        <w:br/>
-        <w:t xml:space="preserve">  if (doc_loRa(buf, sizeof(buf), 5000) == 0) return;</w:t>
-      </w:r>
-      <w:r>
-        <w:rPr>
-          <w:rFonts w:ascii="Courier New" w:hAnsi="Courier New"/>
-          <w:color w:val="323232"/>
-          <w:sz w:val="16"/>
-        </w:rPr>
-        <w:br/>
-      </w:r>
-      <w:r>
-        <w:rPr>
-          <w:rFonts w:ascii="Courier New" w:hAnsi="Courier New"/>
-          <w:color w:val="323232"/>
-          <w:sz w:val="16"/>
-        </w:rPr>
-        <w:br/>
-        <w:t xml:space="preserve">  // Parse Data: "D|Xi_01|&lt;hex&gt;"</w:t>
-      </w:r>
-      <w:r>
-        <w:rPr>
-          <w:rFonts w:ascii="Courier New" w:hAnsi="Courier New"/>
-          <w:color w:val="323232"/>
-          <w:sz w:val="16"/>
-        </w:rPr>
-        <w:br/>
-        <w:t xml:space="preserve">  char id[16], hex[512];</w:t>
-      </w:r>
-      <w:r>
-        <w:rPr>
-          <w:rFonts w:ascii="Courier New" w:hAnsi="Courier New"/>
-          <w:color w:val="323232"/>
-          <w:sz w:val="16"/>
-        </w:rPr>
-        <w:br/>
-        <w:t xml:space="preserve">  sscanf(buf, "D|%15[^|]|%511s", id, hex);</w:t>
-      </w:r>
-      <w:r>
-        <w:rPr>
-          <w:rFonts w:ascii="Courier New" w:hAnsi="Courier New"/>
-          <w:color w:val="323232"/>
-          <w:sz w:val="16"/>
-        </w:rPr>
-        <w:br/>
-      </w:r>
-      <w:r>
-        <w:rPr>
-          <w:rFonts w:ascii="Courier New" w:hAnsi="Courier New"/>
-          <w:color w:val="323232"/>
-          <w:sz w:val="16"/>
-        </w:rPr>
-        <w:br/>
-        <w:t xml:space="preserve">  // Bước 4: Chuyển tiếp lên Server</w:t>
-      </w:r>
-      <w:r>
-        <w:rPr>
-          <w:rFonts w:ascii="Courier New" w:hAnsi="Courier New"/>
-          <w:color w:val="323232"/>
-          <w:sz w:val="16"/>
-        </w:rPr>
-        <w:br/>
-        <w:t xml:space="preserve">  gui_server(hex);</w:t>
-      </w:r>
-      <w:r>
-        <w:rPr>
-          <w:rFonts w:ascii="Courier New" w:hAnsi="Courier New"/>
-          <w:color w:val="323232"/>
-          <w:sz w:val="16"/>
-        </w:rPr>
+        <w:t>void loop() { char buf[256]; // Bước 1: Chờ Beacon từ Xi (timeout 1s) int len = doc_loRa(buf, sizeof(buf), 1000); if (len == 0) return; // Parse Beacon: "B|Xi_01" char xi_id[16]; if (sscanf(buf, "B|%15s", xi_id) != 1) return; // Bước 2: Gửi ACK char ack[32]; snprintf(ack, sizeof(ack), "A|%s|%s", xi_id, Y_ID); gui_loRa(ack); // Bước 3: Chờ dữ liệu từ Xi (timeout 5s) if (doc_loRa(buf, sizeof(buf), 5000) == 0) return; // Parse Data: "D|Xi_01|&lt;hex&gt;" char id[16], hex[512]; sscanf(buf, "D|%15[^|]|%511s", id, hex); // Bước 4: Chuyển tiếp lên Server gui_server(hex);</w:t>
         <w:br/>
         <w:t>}</w:t>
+      </w:r>
+      <w:r>
+        <w:rPr>
+          <w:rFonts w:ascii="Courier New" w:hAnsi="Courier New"/>
+          <w:color w:val="323232"/>
+          <w:sz w:val="16"/>
+        </w:rPr>
+      </w:r>
+      <w:r>
+        <w:rPr>
+          <w:rFonts w:ascii="Courier New" w:hAnsi="Courier New"/>
+          <w:color w:val="323232"/>
+          <w:sz w:val="16"/>
+        </w:rPr>
+      </w:r>
+      <w:r>
+        <w:rPr>
+          <w:rFonts w:ascii="Courier New" w:hAnsi="Courier New"/>
+          <w:color w:val="323232"/>
+          <w:sz w:val="16"/>
+        </w:rPr>
+      </w:r>
+      <w:r>
+        <w:rPr>
+          <w:rFonts w:ascii="Courier New" w:hAnsi="Courier New"/>
+          <w:color w:val="323232"/>
+          <w:sz w:val="16"/>
+        </w:rPr>
+      </w:r>
+      <w:r>
+        <w:rPr>
+          <w:rFonts w:ascii="Courier New" w:hAnsi="Courier New"/>
+          <w:color w:val="323232"/>
+          <w:sz w:val="16"/>
+        </w:rPr>
+      </w:r>
+      <w:r>
+        <w:rPr>
+          <w:rFonts w:ascii="Courier New" w:hAnsi="Courier New"/>
+          <w:color w:val="323232"/>
+          <w:sz w:val="16"/>
+        </w:rPr>
+      </w:r>
+      <w:r>
+        <w:rPr>
+          <w:rFonts w:ascii="Courier New" w:hAnsi="Courier New"/>
+          <w:color w:val="323232"/>
+          <w:sz w:val="16"/>
+        </w:rPr>
+      </w:r>
+      <w:r>
+        <w:rPr>
+          <w:rFonts w:ascii="Courier New" w:hAnsi="Courier New"/>
+          <w:color w:val="323232"/>
+          <w:sz w:val="16"/>
+        </w:rPr>
+      </w:r>
+      <w:r>
+        <w:rPr>
+          <w:rFonts w:ascii="Courier New" w:hAnsi="Courier New"/>
+          <w:color w:val="323232"/>
+          <w:sz w:val="16"/>
+        </w:rPr>
+      </w:r>
+      <w:r>
+        <w:rPr>
+          <w:rFonts w:ascii="Courier New" w:hAnsi="Courier New"/>
+          <w:color w:val="323232"/>
+          <w:sz w:val="16"/>
+        </w:rPr>
+      </w:r>
+      <w:r>
+        <w:rPr>
+          <w:rFonts w:ascii="Courier New" w:hAnsi="Courier New"/>
+          <w:color w:val="323232"/>
+          <w:sz w:val="16"/>
+        </w:rPr>
+      </w:r>
+      <w:r>
+        <w:rPr>
+          <w:rFonts w:ascii="Courier New" w:hAnsi="Courier New"/>
+          <w:color w:val="323232"/>
+          <w:sz w:val="16"/>
+        </w:rPr>
+      </w:r>
+      <w:r>
+        <w:rPr>
+          <w:rFonts w:ascii="Courier New" w:hAnsi="Courier New"/>
+          <w:color w:val="323232"/>
+          <w:sz w:val="16"/>
+        </w:rPr>
+      </w:r>
+      <w:r>
+        <w:rPr>
+          <w:rFonts w:ascii="Courier New" w:hAnsi="Courier New"/>
+          <w:color w:val="323232"/>
+          <w:sz w:val="16"/>
+        </w:rPr>
+      </w:r>
+      <w:r>
+        <w:rPr>
+          <w:rFonts w:ascii="Courier New" w:hAnsi="Courier New"/>
+          <w:color w:val="323232"/>
+          <w:sz w:val="16"/>
+        </w:rPr>
+      </w:r>
+      <w:r>
+        <w:rPr>
+          <w:rFonts w:ascii="Courier New" w:hAnsi="Courier New"/>
+          <w:color w:val="323232"/>
+          <w:sz w:val="16"/>
+        </w:rPr>
+      </w:r>
+      <w:r>
+        <w:rPr>
+          <w:rFonts w:ascii="Courier New" w:hAnsi="Courier New"/>
+          <w:color w:val="323232"/>
+          <w:sz w:val="16"/>
+        </w:rPr>
+      </w:r>
+      <w:r>
+        <w:rPr>
+          <w:rFonts w:ascii="Courier New" w:hAnsi="Courier New"/>
+          <w:color w:val="323232"/>
+          <w:sz w:val="16"/>
+        </w:rPr>
+      </w:r>
+      <w:r>
+        <w:rPr>
+          <w:rFonts w:ascii="Courier New" w:hAnsi="Courier New"/>
+          <w:color w:val="323232"/>
+          <w:sz w:val="16"/>
+        </w:rPr>
+      </w:r>
+      <w:r>
+        <w:rPr>
+          <w:rFonts w:ascii="Courier New" w:hAnsi="Courier New"/>
+          <w:color w:val="323232"/>
+          <w:sz w:val="16"/>
+        </w:rPr>
+      </w:r>
+      <w:r>
+        <w:rPr>
+          <w:rFonts w:ascii="Courier New" w:hAnsi="Courier New"/>
+          <w:color w:val="323232"/>
+          <w:sz w:val="16"/>
+        </w:rPr>
+      </w:r>
+      <w:r>
+        <w:rPr>
+          <w:rFonts w:ascii="Courier New" w:hAnsi="Courier New"/>
+          <w:color w:val="323232"/>
+          <w:sz w:val="16"/>
+        </w:rPr>
+      </w:r>
+      <w:r>
+        <w:rPr>
+          <w:rFonts w:ascii="Courier New" w:hAnsi="Courier New"/>
+          <w:color w:val="323232"/>
+          <w:sz w:val="16"/>
+        </w:rPr>
+      </w:r>
+      <w:r>
+        <w:rPr>
+          <w:rFonts w:ascii="Courier New" w:hAnsi="Courier New"/>
+          <w:color w:val="323232"/>
+          <w:sz w:val="16"/>
+        </w:rPr>
+      </w:r>
+      <w:r>
+        <w:rPr>
+          <w:rFonts w:ascii="Courier New" w:hAnsi="Courier New"/>
+          <w:color w:val="323232"/>
+          <w:sz w:val="16"/>
+        </w:rPr>
       </w:r>
     </w:p>
     <w:p>
@@ -4557,122 +4350,100 @@
           <w:color w:val="323232"/>
           <w:sz w:val="16"/>
         </w:rPr>
-        <w:t>bool gui_server(const char* payload_hex) {</w:t>
-      </w:r>
-      <w:r>
-        <w:rPr>
-          <w:rFonts w:ascii="Courier New" w:hAnsi="Courier New"/>
-          <w:color w:val="323232"/>
-          <w:sz w:val="16"/>
-        </w:rPr>
-        <w:br/>
-        <w:t xml:space="preserve">  if (WiFi.status() != WL_CONNECTED) return false;</w:t>
-      </w:r>
-      <w:r>
-        <w:rPr>
-          <w:rFonts w:ascii="Courier New" w:hAnsi="Courier New"/>
-          <w:color w:val="323232"/>
-          <w:sz w:val="16"/>
-        </w:rPr>
-        <w:br/>
-      </w:r>
-      <w:r>
-        <w:rPr>
-          <w:rFonts w:ascii="Courier New" w:hAnsi="Courier New"/>
-          <w:color w:val="323232"/>
-          <w:sz w:val="16"/>
-        </w:rPr>
-        <w:br/>
-        <w:t xml:space="preserve">  HTTPClient http;</w:t>
-      </w:r>
-      <w:r>
-        <w:rPr>
-          <w:rFonts w:ascii="Courier New" w:hAnsi="Courier New"/>
-          <w:color w:val="323232"/>
-          <w:sz w:val="16"/>
-        </w:rPr>
-        <w:br/>
-        <w:t xml:space="preserve">  http.begin(SERVER_URL);  // "http://192.168.1.100:5000/receive-data"</w:t>
-      </w:r>
-      <w:r>
-        <w:rPr>
-          <w:rFonts w:ascii="Courier New" w:hAnsi="Courier New"/>
-          <w:color w:val="323232"/>
-          <w:sz w:val="16"/>
-        </w:rPr>
-        <w:br/>
-        <w:t xml:space="preserve">  http.addHeader("Content-Type", "application/json");</w:t>
-      </w:r>
-      <w:r>
-        <w:rPr>
-          <w:rFonts w:ascii="Courier New" w:hAnsi="Courier New"/>
-          <w:color w:val="323232"/>
-          <w:sz w:val="16"/>
-        </w:rPr>
-        <w:br/>
-      </w:r>
-      <w:r>
-        <w:rPr>
-          <w:rFonts w:ascii="Courier New" w:hAnsi="Courier New"/>
-          <w:color w:val="323232"/>
-          <w:sz w:val="16"/>
-        </w:rPr>
-        <w:br/>
-        <w:t xml:space="preserve">  char body[580];</w:t>
-      </w:r>
-      <w:r>
-        <w:rPr>
-          <w:rFonts w:ascii="Courier New" w:hAnsi="Courier New"/>
-          <w:color w:val="323232"/>
-          <w:sz w:val="16"/>
-        </w:rPr>
-        <w:br/>
-        <w:t xml:space="preserve">  snprintf(body, sizeof(body), "{\"payload\":\"%s\"}", payload_hex);</w:t>
-      </w:r>
-      <w:r>
-        <w:rPr>
-          <w:rFonts w:ascii="Courier New" w:hAnsi="Courier New"/>
-          <w:color w:val="323232"/>
-          <w:sz w:val="16"/>
-        </w:rPr>
-        <w:br/>
-        <w:t xml:space="preserve">  int r = http.POST((uint8_t*)body, strlen(body));</w:t>
-      </w:r>
-      <w:r>
-        <w:rPr>
-          <w:rFonts w:ascii="Courier New" w:hAnsi="Courier New"/>
-          <w:color w:val="323232"/>
-          <w:sz w:val="16"/>
-        </w:rPr>
-        <w:br/>
-        <w:t xml:space="preserve">  bool ok = (r == 200);</w:t>
-      </w:r>
-      <w:r>
-        <w:rPr>
-          <w:rFonts w:ascii="Courier New" w:hAnsi="Courier New"/>
-          <w:color w:val="323232"/>
-          <w:sz w:val="16"/>
-        </w:rPr>
-        <w:br/>
-        <w:t xml:space="preserve">  http.end();</w:t>
-      </w:r>
-      <w:r>
-        <w:rPr>
-          <w:rFonts w:ascii="Courier New" w:hAnsi="Courier New"/>
-          <w:color w:val="323232"/>
-          <w:sz w:val="16"/>
-        </w:rPr>
-        <w:br/>
-        <w:t xml:space="preserve">  return ok;</w:t>
-      </w:r>
-      <w:r>
-        <w:rPr>
-          <w:rFonts w:ascii="Courier New" w:hAnsi="Courier New"/>
-          <w:color w:val="323232"/>
-          <w:sz w:val="16"/>
-        </w:rPr>
+        <w:t>bool gui_server(const char* payload_hex) { if (WiFi.status() != WL_CONNECTED) return false; HTTPClient http; http.begin(SERVER_URL); // "http://192.168.1.100:5000/receive-data" http.addHeader("Content-Type", "application/json"); char body[580]; snprintf(body, sizeof(body), "{\"payload\":\"%s\"}", payload_hex); int r = http.POST((uint8_t*)body, strlen(body)); bool ok = (r == 200); http.end(); return ok;</w:t>
         <w:br/>
         <w:t>}</w:t>
+      </w:r>
+      <w:r>
+        <w:rPr>
+          <w:rFonts w:ascii="Courier New" w:hAnsi="Courier New"/>
+          <w:color w:val="323232"/>
+          <w:sz w:val="16"/>
+        </w:rPr>
+      </w:r>
+      <w:r>
+        <w:rPr>
+          <w:rFonts w:ascii="Courier New" w:hAnsi="Courier New"/>
+          <w:color w:val="323232"/>
+          <w:sz w:val="16"/>
+        </w:rPr>
+      </w:r>
+      <w:r>
+        <w:rPr>
+          <w:rFonts w:ascii="Courier New" w:hAnsi="Courier New"/>
+          <w:color w:val="323232"/>
+          <w:sz w:val="16"/>
+        </w:rPr>
+      </w:r>
+      <w:r>
+        <w:rPr>
+          <w:rFonts w:ascii="Courier New" w:hAnsi="Courier New"/>
+          <w:color w:val="323232"/>
+          <w:sz w:val="16"/>
+        </w:rPr>
+      </w:r>
+      <w:r>
+        <w:rPr>
+          <w:rFonts w:ascii="Courier New" w:hAnsi="Courier New"/>
+          <w:color w:val="323232"/>
+          <w:sz w:val="16"/>
+        </w:rPr>
+      </w:r>
+      <w:r>
+        <w:rPr>
+          <w:rFonts w:ascii="Courier New" w:hAnsi="Courier New"/>
+          <w:color w:val="323232"/>
+          <w:sz w:val="16"/>
+        </w:rPr>
+      </w:r>
+      <w:r>
+        <w:rPr>
+          <w:rFonts w:ascii="Courier New" w:hAnsi="Courier New"/>
+          <w:color w:val="323232"/>
+          <w:sz w:val="16"/>
+        </w:rPr>
+      </w:r>
+      <w:r>
+        <w:rPr>
+          <w:rFonts w:ascii="Courier New" w:hAnsi="Courier New"/>
+          <w:color w:val="323232"/>
+          <w:sz w:val="16"/>
+        </w:rPr>
+      </w:r>
+      <w:r>
+        <w:rPr>
+          <w:rFonts w:ascii="Courier New" w:hAnsi="Courier New"/>
+          <w:color w:val="323232"/>
+          <w:sz w:val="16"/>
+        </w:rPr>
+      </w:r>
+      <w:r>
+        <w:rPr>
+          <w:rFonts w:ascii="Courier New" w:hAnsi="Courier New"/>
+          <w:color w:val="323232"/>
+          <w:sz w:val="16"/>
+        </w:rPr>
+      </w:r>
+      <w:r>
+        <w:rPr>
+          <w:rFonts w:ascii="Courier New" w:hAnsi="Courier New"/>
+          <w:color w:val="323232"/>
+          <w:sz w:val="16"/>
+        </w:rPr>
+      </w:r>
+      <w:r>
+        <w:rPr>
+          <w:rFonts w:ascii="Courier New" w:hAnsi="Courier New"/>
+          <w:color w:val="323232"/>
+          <w:sz w:val="16"/>
+        </w:rPr>
+      </w:r>
+      <w:r>
+        <w:rPr>
+          <w:rFonts w:ascii="Courier New" w:hAnsi="Courier New"/>
+          <w:color w:val="323232"/>
+          <w:sz w:val="16"/>
+        </w:rPr>
       </w:r>
     </w:p>
     <w:p>
@@ -4701,32 +4472,29 @@
           <w:sz w:val="16"/>
         </w:rPr>
         <w:t>POST /receive-data</w:t>
-      </w:r>
-      <w:r>
-        <w:rPr>
-          <w:rFonts w:ascii="Courier New" w:hAnsi="Courier New"/>
-          <w:color w:val="323232"/>
-          <w:sz w:val="16"/>
-        </w:rPr>
         <w:br/>
-        <w:t>Content-Type: application/json</w:t>
-      </w:r>
-      <w:r>
-        <w:rPr>
-          <w:rFonts w:ascii="Courier New" w:hAnsi="Courier New"/>
-          <w:color w:val="323232"/>
-          <w:sz w:val="16"/>
-        </w:rPr>
-        <w:br/>
-      </w:r>
-      <w:r>
-        <w:rPr>
-          <w:rFonts w:ascii="Courier New" w:hAnsi="Courier New"/>
-          <w:color w:val="323232"/>
-          <w:sz w:val="16"/>
-        </w:rPr>
-        <w:br/>
-        <w:t>{"payload": "8c94a1f0c723..."}</w:t>
+        <w:t>Content-Type: application/json {"payload": "8c94a1f0c723..."}</w:t>
+      </w:r>
+      <w:r>
+        <w:rPr>
+          <w:rFonts w:ascii="Courier New" w:hAnsi="Courier New"/>
+          <w:color w:val="323232"/>
+          <w:sz w:val="16"/>
+        </w:rPr>
+      </w:r>
+      <w:r>
+        <w:rPr>
+          <w:rFonts w:ascii="Courier New" w:hAnsi="Courier New"/>
+          <w:color w:val="323232"/>
+          <w:sz w:val="16"/>
+        </w:rPr>
+      </w:r>
+      <w:r>
+        <w:rPr>
+          <w:rFonts w:ascii="Courier New" w:hAnsi="Courier New"/>
+          <w:color w:val="323232"/>
+          <w:sz w:val="16"/>
+        </w:rPr>
       </w:r>
     </w:p>
     <w:p>
@@ -5051,113 +4819,110 @@
           <w:sz w:val="16"/>
         </w:rPr>
         <w:t>import os</w:t>
-      </w:r>
-      <w:r>
-        <w:rPr>
-          <w:rFonts w:ascii="Courier New" w:hAnsi="Courier New"/>
-          <w:color w:val="323232"/>
-          <w:sz w:val="16"/>
-        </w:rPr>
         <w:br/>
         <w:t>import sqlite3</w:t>
-      </w:r>
-      <w:r>
-        <w:rPr>
-          <w:rFonts w:ascii="Courier New" w:hAnsi="Courier New"/>
-          <w:color w:val="323232"/>
-          <w:sz w:val="16"/>
-        </w:rPr>
         <w:br/>
         <w:t>from flask import Flask, request, jsonify</w:t>
-      </w:r>
-      <w:r>
-        <w:rPr>
-          <w:rFonts w:ascii="Courier New" w:hAnsi="Courier New"/>
-          <w:color w:val="323232"/>
-          <w:sz w:val="16"/>
-        </w:rPr>
         <w:br/>
         <w:t>from Cryptodome.Cipher import AES</w:t>
-      </w:r>
-      <w:r>
-        <w:rPr>
-          <w:rFonts w:ascii="Courier New" w:hAnsi="Courier New"/>
-          <w:color w:val="323232"/>
-          <w:sz w:val="16"/>
-        </w:rPr>
         <w:br/>
         <w:t>import json</w:t>
-      </w:r>
-      <w:r>
-        <w:rPr>
-          <w:rFonts w:ascii="Courier New" w:hAnsi="Courier New"/>
-          <w:color w:val="323232"/>
-          <w:sz w:val="16"/>
-        </w:rPr>
         <w:br/>
         <w:t>import logging</w:t>
-      </w:r>
-      <w:r>
-        <w:rPr>
-          <w:rFonts w:ascii="Courier New" w:hAnsi="Courier New"/>
-          <w:color w:val="323232"/>
-          <w:sz w:val="16"/>
-        </w:rPr>
         <w:br/>
         <w:t>import time</w:t>
-      </w:r>
-      <w:r>
-        <w:rPr>
-          <w:rFonts w:ascii="Courier New" w:hAnsi="Courier New"/>
-          <w:color w:val="323232"/>
-          <w:sz w:val="16"/>
-        </w:rPr>
         <w:br/>
-        <w:t>from concurrent.futures import ThreadPoolExecutor</w:t>
-      </w:r>
-      <w:r>
-        <w:rPr>
-          <w:rFonts w:ascii="Courier New" w:hAnsi="Courier New"/>
-          <w:color w:val="323232"/>
-          <w:sz w:val="16"/>
-        </w:rPr>
-        <w:br/>
-      </w:r>
-      <w:r>
-        <w:rPr>
-          <w:rFonts w:ascii="Courier New" w:hAnsi="Courier New"/>
-          <w:color w:val="323232"/>
-          <w:sz w:val="16"/>
-        </w:rPr>
-        <w:br/>
-        <w:t>app = Flask(__name__)</w:t>
-      </w:r>
-      <w:r>
-        <w:rPr>
-          <w:rFonts w:ascii="Courier New" w:hAnsi="Courier New"/>
-          <w:color w:val="323232"/>
-          <w:sz w:val="16"/>
-        </w:rPr>
+        <w:t>from concurrent.futures import ThreadPoolExecutor app = Flask(__name__)</w:t>
         <w:br/>
         <w:t>DB_NAME = os.path.join(os.path.dirname(__file__), '..', 'iot_security.db')</w:t>
-      </w:r>
-      <w:r>
-        <w:rPr>
-          <w:rFonts w:ascii="Courier New" w:hAnsi="Courier New"/>
-          <w:color w:val="323232"/>
-          <w:sz w:val="16"/>
-        </w:rPr>
         <w:br/>
-        <w:t>NETWORK_KEY = b'key_x_1234567890'  # Pre-Shared Key 16 byte</w:t>
-      </w:r>
-      <w:r>
-        <w:rPr>
-          <w:rFonts w:ascii="Courier New" w:hAnsi="Courier New"/>
-          <w:color w:val="323232"/>
-          <w:sz w:val="16"/>
-        </w:rPr>
+        <w:t>NETWORK_KEY = b'key_x_1234567890' # Pre-Shared Key 16 byte</w:t>
         <w:br/>
-        <w:t>executor = ThreadPoolExecutor(max_workers=4)  # 4 luồng xử lý bất đồng bộ</w:t>
+        <w:t>executor = ThreadPoolExecutor(max_workers=4) # 4 luồng xử lý bất đồng bộ</w:t>
+      </w:r>
+      <w:r>
+        <w:rPr>
+          <w:rFonts w:ascii="Courier New" w:hAnsi="Courier New"/>
+          <w:color w:val="323232"/>
+          <w:sz w:val="16"/>
+        </w:rPr>
+      </w:r>
+      <w:r>
+        <w:rPr>
+          <w:rFonts w:ascii="Courier New" w:hAnsi="Courier New"/>
+          <w:color w:val="323232"/>
+          <w:sz w:val="16"/>
+        </w:rPr>
+      </w:r>
+      <w:r>
+        <w:rPr>
+          <w:rFonts w:ascii="Courier New" w:hAnsi="Courier New"/>
+          <w:color w:val="323232"/>
+          <w:sz w:val="16"/>
+        </w:rPr>
+      </w:r>
+      <w:r>
+        <w:rPr>
+          <w:rFonts w:ascii="Courier New" w:hAnsi="Courier New"/>
+          <w:color w:val="323232"/>
+          <w:sz w:val="16"/>
+        </w:rPr>
+      </w:r>
+      <w:r>
+        <w:rPr>
+          <w:rFonts w:ascii="Courier New" w:hAnsi="Courier New"/>
+          <w:color w:val="323232"/>
+          <w:sz w:val="16"/>
+        </w:rPr>
+      </w:r>
+      <w:r>
+        <w:rPr>
+          <w:rFonts w:ascii="Courier New" w:hAnsi="Courier New"/>
+          <w:color w:val="323232"/>
+          <w:sz w:val="16"/>
+        </w:rPr>
+      </w:r>
+      <w:r>
+        <w:rPr>
+          <w:rFonts w:ascii="Courier New" w:hAnsi="Courier New"/>
+          <w:color w:val="323232"/>
+          <w:sz w:val="16"/>
+        </w:rPr>
+      </w:r>
+      <w:r>
+        <w:rPr>
+          <w:rFonts w:ascii="Courier New" w:hAnsi="Courier New"/>
+          <w:color w:val="323232"/>
+          <w:sz w:val="16"/>
+        </w:rPr>
+      </w:r>
+      <w:r>
+        <w:rPr>
+          <w:rFonts w:ascii="Courier New" w:hAnsi="Courier New"/>
+          <w:color w:val="323232"/>
+          <w:sz w:val="16"/>
+        </w:rPr>
+      </w:r>
+      <w:r>
+        <w:rPr>
+          <w:rFonts w:ascii="Courier New" w:hAnsi="Courier New"/>
+          <w:color w:val="323232"/>
+          <w:sz w:val="16"/>
+        </w:rPr>
+      </w:r>
+      <w:r>
+        <w:rPr>
+          <w:rFonts w:ascii="Courier New" w:hAnsi="Courier New"/>
+          <w:color w:val="323232"/>
+          <w:sz w:val="16"/>
+        </w:rPr>
+      </w:r>
+      <w:r>
+        <w:rPr>
+          <w:rFonts w:ascii="Courier New" w:hAnsi="Courier New"/>
+          <w:color w:val="323232"/>
+          <w:sz w:val="16"/>
+        </w:rPr>
       </w:r>
     </w:p>
     <w:p>
@@ -5242,411 +5007,330 @@
           <w:sz w:val="16"/>
         </w:rPr>
         <w:t>@app.route('/receive-data', methods=['POST'])</w:t>
-      </w:r>
-      <w:r>
-        <w:rPr>
-          <w:rFonts w:ascii="Courier New" w:hAnsi="Courier New"/>
-          <w:color w:val="323232"/>
-          <w:sz w:val="16"/>
-        </w:rPr>
         <w:br/>
-        <w:t>def receive_data():</w:t>
-      </w:r>
-      <w:r>
-        <w:rPr>
-          <w:rFonts w:ascii="Courier New" w:hAnsi="Courier New"/>
-          <w:color w:val="323232"/>
-          <w:sz w:val="16"/>
-        </w:rPr>
-        <w:br/>
-        <w:t xml:space="preserve">    t_start = time.time()</w:t>
-      </w:r>
-      <w:r>
-        <w:rPr>
-          <w:rFonts w:ascii="Courier New" w:hAnsi="Courier New"/>
-          <w:color w:val="323232"/>
-          <w:sz w:val="16"/>
-        </w:rPr>
-        <w:br/>
-        <w:t xml:space="preserve">    json_input = request.get_json()</w:t>
-      </w:r>
-      <w:r>
-        <w:rPr>
-          <w:rFonts w:ascii="Courier New" w:hAnsi="Courier New"/>
-          <w:color w:val="323232"/>
-          <w:sz w:val="16"/>
-        </w:rPr>
-        <w:br/>
-        <w:t xml:space="preserve">    if not json_input or 'payload' not in json_input:</w:t>
-      </w:r>
-      <w:r>
-        <w:rPr>
-          <w:rFonts w:ascii="Courier New" w:hAnsi="Courier New"/>
-          <w:color w:val="323232"/>
-          <w:sz w:val="16"/>
-        </w:rPr>
-        <w:br/>
-        <w:t xml:space="preserve">        return jsonify({"status": "error", "message": "Missing payload"}), 400</w:t>
-      </w:r>
-      <w:r>
-        <w:rPr>
-          <w:rFonts w:ascii="Courier New" w:hAnsi="Courier New"/>
-          <w:color w:val="323232"/>
-          <w:sz w:val="16"/>
-        </w:rPr>
-        <w:br/>
-      </w:r>
-      <w:r>
-        <w:rPr>
-          <w:rFonts w:ascii="Courier New" w:hAnsi="Courier New"/>
-          <w:color w:val="323232"/>
-          <w:sz w:val="16"/>
-        </w:rPr>
-        <w:br/>
-        <w:t xml:space="preserve">    try:</w:t>
-      </w:r>
-      <w:r>
-        <w:rPr>
-          <w:rFonts w:ascii="Courier New" w:hAnsi="Courier New"/>
-          <w:color w:val="323232"/>
-          <w:sz w:val="16"/>
-        </w:rPr>
-        <w:br/>
-        <w:t xml:space="preserve">        payload = json_input['payload']</w:t>
-      </w:r>
-      <w:r>
-        <w:rPr>
-          <w:rFonts w:ascii="Courier New" w:hAnsi="Courier New"/>
-          <w:color w:val="323232"/>
-          <w:sz w:val="16"/>
-        </w:rPr>
-        <w:br/>
-        <w:t xml:space="preserve">        raw_data = bytes.fromhex(payload)</w:t>
-      </w:r>
-      <w:r>
-        <w:rPr>
-          <w:rFonts w:ascii="Courier New" w:hAnsi="Courier New"/>
-          <w:color w:val="323232"/>
-          <w:sz w:val="16"/>
-        </w:rPr>
-        <w:br/>
-      </w:r>
-      <w:r>
-        <w:rPr>
-          <w:rFonts w:ascii="Courier New" w:hAnsi="Courier New"/>
-          <w:color w:val="323232"/>
-          <w:sz w:val="16"/>
-        </w:rPr>
-        <w:br/>
-        <w:t xml:space="preserve">        # Bước 1: Giải mã AES-CBC</w:t>
-      </w:r>
-      <w:r>
-        <w:rPr>
-          <w:rFonts w:ascii="Courier New" w:hAnsi="Courier New"/>
-          <w:color w:val="323232"/>
-          <w:sz w:val="16"/>
-        </w:rPr>
-        <w:br/>
-        <w:t xml:space="preserve">        t1 = time.time()</w:t>
-      </w:r>
-      <w:r>
-        <w:rPr>
-          <w:rFonts w:ascii="Courier New" w:hAnsi="Courier New"/>
-          <w:color w:val="323232"/>
-          <w:sz w:val="16"/>
-        </w:rPr>
-        <w:br/>
-        <w:t xml:space="preserve">        data, error = verify_and_decrypt(raw_data)</w:t>
-      </w:r>
-      <w:r>
-        <w:rPr>
-          <w:rFonts w:ascii="Courier New" w:hAnsi="Courier New"/>
-          <w:color w:val="323232"/>
-          <w:sz w:val="16"/>
-        </w:rPr>
-        <w:br/>
-        <w:t xml:space="preserve">        t_decrypt = (time.time() - t1) * 1000</w:t>
-      </w:r>
-      <w:r>
-        <w:rPr>
-          <w:rFonts w:ascii="Courier New" w:hAnsi="Courier New"/>
-          <w:color w:val="323232"/>
-          <w:sz w:val="16"/>
-        </w:rPr>
-        <w:br/>
-      </w:r>
-      <w:r>
-        <w:rPr>
-          <w:rFonts w:ascii="Courier New" w:hAnsi="Courier New"/>
-          <w:color w:val="323232"/>
-          <w:sz w:val="16"/>
-        </w:rPr>
-        <w:br/>
-        <w:t xml:space="preserve">        if error:</w:t>
-      </w:r>
-      <w:r>
-        <w:rPr>
-          <w:rFonts w:ascii="Courier New" w:hAnsi="Courier New"/>
-          <w:color w:val="323232"/>
-          <w:sz w:val="16"/>
-        </w:rPr>
-        <w:br/>
-        <w:t xml:space="preserve">            return jsonify({"status": "error", "reason": error}), 403</w:t>
-      </w:r>
-      <w:r>
-        <w:rPr>
-          <w:rFonts w:ascii="Courier New" w:hAnsi="Courier New"/>
-          <w:color w:val="323232"/>
-          <w:sz w:val="16"/>
-        </w:rPr>
-        <w:br/>
-      </w:r>
-      <w:r>
-        <w:rPr>
-          <w:rFonts w:ascii="Courier New" w:hAnsi="Courier New"/>
-          <w:color w:val="323232"/>
-          <w:sz w:val="16"/>
-        </w:rPr>
-        <w:br/>
-        <w:t xml:space="preserve">        # Bước 2: Kiểm tra Sequence Number (chống replay)</w:t>
-      </w:r>
-      <w:r>
-        <w:rPr>
-          <w:rFonts w:ascii="Courier New" w:hAnsi="Courier New"/>
-          <w:color w:val="323232"/>
-          <w:sz w:val="16"/>
-        </w:rPr>
-        <w:br/>
-        <w:t xml:space="preserve">        t2 = time.time()</w:t>
-      </w:r>
-      <w:r>
-        <w:rPr>
-          <w:rFonts w:ascii="Courier New" w:hAnsi="Courier New"/>
-          <w:color w:val="323232"/>
-          <w:sz w:val="16"/>
-        </w:rPr>
-        <w:br/>
-        <w:t xml:space="preserve">        ok, msg = check_seq(data.get('id'), data.get('seq'))</w:t>
-      </w:r>
-      <w:r>
-        <w:rPr>
-          <w:rFonts w:ascii="Courier New" w:hAnsi="Courier New"/>
-          <w:color w:val="323232"/>
-          <w:sz w:val="16"/>
-        </w:rPr>
-        <w:br/>
-        <w:t xml:space="preserve">        t_seq = (time.time() - t2) * 1000</w:t>
-      </w:r>
-      <w:r>
-        <w:rPr>
-          <w:rFonts w:ascii="Courier New" w:hAnsi="Courier New"/>
-          <w:color w:val="323232"/>
-          <w:sz w:val="16"/>
-        </w:rPr>
-        <w:br/>
-      </w:r>
-      <w:r>
-        <w:rPr>
-          <w:rFonts w:ascii="Courier New" w:hAnsi="Courier New"/>
-          <w:color w:val="323232"/>
-          <w:sz w:val="16"/>
-        </w:rPr>
-        <w:br/>
-        <w:t xml:space="preserve">        if not ok:</w:t>
-      </w:r>
-      <w:r>
-        <w:rPr>
-          <w:rFonts w:ascii="Courier New" w:hAnsi="Courier New"/>
-          <w:color w:val="323232"/>
-          <w:sz w:val="16"/>
-        </w:rPr>
-        <w:br/>
-        <w:t xml:space="preserve">            executor.submit(log_telemetry, data, f"Canh bao: {msg}")</w:t>
-      </w:r>
-      <w:r>
-        <w:rPr>
-          <w:rFonts w:ascii="Courier New" w:hAnsi="Courier New"/>
-          <w:color w:val="323232"/>
-          <w:sz w:val="16"/>
-        </w:rPr>
-        <w:br/>
-        <w:t xml:space="preserve">            executor.submit(save_benchmark, data.get('id'),</w:t>
-      </w:r>
-      <w:r>
-        <w:rPr>
-          <w:rFonts w:ascii="Courier New" w:hAnsi="Courier New"/>
-          <w:color w:val="323232"/>
-          <w:sz w:val="16"/>
-        </w:rPr>
-        <w:br/>
-        <w:t xml:space="preserve">                           t_decrypt, t_seq, 0, 0, "FAIL")</w:t>
-      </w:r>
-      <w:r>
-        <w:rPr>
-          <w:rFonts w:ascii="Courier New" w:hAnsi="Courier New"/>
-          <w:color w:val="323232"/>
-          <w:sz w:val="16"/>
-        </w:rPr>
-        <w:br/>
-        <w:t xml:space="preserve">            return jsonify({"status": "error", "reason": msg}), 403</w:t>
-      </w:r>
-      <w:r>
-        <w:rPr>
-          <w:rFonts w:ascii="Courier New" w:hAnsi="Courier New"/>
-          <w:color w:val="323232"/>
-          <w:sz w:val="16"/>
-        </w:rPr>
-        <w:br/>
-      </w:r>
-      <w:r>
-        <w:rPr>
-          <w:rFonts w:ascii="Courier New" w:hAnsi="Courier New"/>
-          <w:color w:val="323232"/>
-          <w:sz w:val="16"/>
-        </w:rPr>
-        <w:br/>
-        <w:t xml:space="preserve">        # Bước 3: Cập nhật seq và ghi telemetry</w:t>
-      </w:r>
-      <w:r>
-        <w:rPr>
-          <w:rFonts w:ascii="Courier New" w:hAnsi="Courier New"/>
-          <w:color w:val="323232"/>
-          <w:sz w:val="16"/>
-        </w:rPr>
-        <w:br/>
-        <w:t xml:space="preserve">        t3 = time.time()</w:t>
-      </w:r>
-      <w:r>
-        <w:rPr>
-          <w:rFonts w:ascii="Courier New" w:hAnsi="Courier New"/>
-          <w:color w:val="323232"/>
-          <w:sz w:val="16"/>
-        </w:rPr>
-        <w:br/>
-        <w:t xml:space="preserve">        if data.get('seq') is not None:</w:t>
-      </w:r>
-      <w:r>
-        <w:rPr>
-          <w:rFonts w:ascii="Courier New" w:hAnsi="Courier New"/>
-          <w:color w:val="323232"/>
-          <w:sz w:val="16"/>
-        </w:rPr>
-        <w:br/>
-        <w:t xml:space="preserve">            update_seq(data.get('id'), data.get('seq'))</w:t>
-      </w:r>
-      <w:r>
-        <w:rPr>
-          <w:rFonts w:ascii="Courier New" w:hAnsi="Courier New"/>
-          <w:color w:val="323232"/>
-          <w:sz w:val="16"/>
-        </w:rPr>
-        <w:br/>
-        <w:t xml:space="preserve">        executor.submit(log_telemetry, data, "An toan")</w:t>
-      </w:r>
-      <w:r>
-        <w:rPr>
-          <w:rFonts w:ascii="Courier New" w:hAnsi="Courier New"/>
-          <w:color w:val="323232"/>
-          <w:sz w:val="16"/>
-        </w:rPr>
-        <w:br/>
-        <w:t xml:space="preserve">        t_log = (time.time() - t3) * 1000</w:t>
-      </w:r>
-      <w:r>
-        <w:rPr>
-          <w:rFonts w:ascii="Courier New" w:hAnsi="Courier New"/>
-          <w:color w:val="323232"/>
-          <w:sz w:val="16"/>
-        </w:rPr>
-        <w:br/>
-      </w:r>
-      <w:r>
-        <w:rPr>
-          <w:rFonts w:ascii="Courier New" w:hAnsi="Courier New"/>
-          <w:color w:val="323232"/>
-          <w:sz w:val="16"/>
-        </w:rPr>
-        <w:br/>
-        <w:t xml:space="preserve">        t_total = (time.time() - t_start) * 1000</w:t>
-      </w:r>
-      <w:r>
-        <w:rPr>
-          <w:rFonts w:ascii="Courier New" w:hAnsi="Courier New"/>
-          <w:color w:val="323232"/>
-          <w:sz w:val="16"/>
-        </w:rPr>
-        <w:br/>
-        <w:t xml:space="preserve">        print(f"[+] {data.get('id')}: decrypt={t_decrypt:.1f}ms "</w:t>
-      </w:r>
-      <w:r>
-        <w:rPr>
-          <w:rFonts w:ascii="Courier New" w:hAnsi="Courier New"/>
-          <w:color w:val="323232"/>
-          <w:sz w:val="16"/>
-        </w:rPr>
-        <w:br/>
-        <w:t xml:space="preserve">              f"seq={t_seq:.1f}ms log={t_log:.1f}ms total={t_total:.1f}ms")</w:t>
-      </w:r>
-      <w:r>
-        <w:rPr>
-          <w:rFonts w:ascii="Courier New" w:hAnsi="Courier New"/>
-          <w:color w:val="323232"/>
-          <w:sz w:val="16"/>
-        </w:rPr>
-        <w:br/>
-        <w:t xml:space="preserve">        executor.submit(save_benchmark, data.get('id'),</w:t>
-      </w:r>
-      <w:r>
-        <w:rPr>
-          <w:rFonts w:ascii="Courier New" w:hAnsi="Courier New"/>
-          <w:color w:val="323232"/>
-          <w:sz w:val="16"/>
-        </w:rPr>
-        <w:br/>
-        <w:t xml:space="preserve">                       t_decrypt, t_seq, t_log, t_total, "OK")</w:t>
-      </w:r>
-      <w:r>
-        <w:rPr>
-          <w:rFonts w:ascii="Courier New" w:hAnsi="Courier New"/>
-          <w:color w:val="323232"/>
-          <w:sz w:val="16"/>
-        </w:rPr>
-        <w:br/>
-      </w:r>
-      <w:r>
-        <w:rPr>
-          <w:rFonts w:ascii="Courier New" w:hAnsi="Courier New"/>
-          <w:color w:val="323232"/>
-          <w:sz w:val="16"/>
-        </w:rPr>
-        <w:br/>
-        <w:t xml:space="preserve">        return jsonify({"status": "success", "device": data.get('id')}), 200</w:t>
-      </w:r>
-      <w:r>
-        <w:rPr>
-          <w:rFonts w:ascii="Courier New" w:hAnsi="Courier New"/>
-          <w:color w:val="323232"/>
-          <w:sz w:val="16"/>
-        </w:rPr>
-        <w:br/>
-      </w:r>
-      <w:r>
-        <w:rPr>
-          <w:rFonts w:ascii="Courier New" w:hAnsi="Courier New"/>
-          <w:color w:val="323232"/>
-          <w:sz w:val="16"/>
-        </w:rPr>
-        <w:br/>
-        <w:t xml:space="preserve">    except Exception as e:</w:t>
-      </w:r>
-      <w:r>
-        <w:rPr>
-          <w:rFonts w:ascii="Courier New" w:hAnsi="Courier New"/>
-          <w:color w:val="323232"/>
-          <w:sz w:val="16"/>
-        </w:rPr>
-        <w:br/>
-        <w:t xml:space="preserve">        return jsonify({"status": "error", "message": str(e)}), 400</w:t>
+        <w:t>def receive_data(): t_start = time.time() json_input = request.get_json() if not json_input or 'payload' not in json_input: return jsonify({"status": "error", "message": "Missing payload"}), 400 try: payload = json_input['payload'] raw_data = bytes.fromhex(payload) # Bước 1: Giải mã AES-CBC t1 = time.time() data, error = verify_and_decrypt(raw_data) t_decrypt = (time.time() - t1) * 1000 if error: return jsonify({"status": "error", "reason": error}), 403 # Bước 2: Kiểm tra Sequence Number (chống replay) t2 = time.time() ok, msg = check_seq(data.get('id'), data.get('seq')) t_seq = (time.time() - t2) * 1000 if not ok: executor.submit(log_telemetry, data, f"Canh bao: {msg}") executor.submit(save_benchmark, data.get('id'), t_decrypt, t_seq, 0, 0, "FAIL") return jsonify({"status": "error", "reason": msg}), 403 # Bước 3: Cập nhật seq và ghi telemetry t3 = time.time() if data.get('seq') is not None: update_seq(data.get('id'), data.get('seq')) executor.submit(log_telemetry, data, "An toan") t_log = (time.time() - t3) * 1000 t_total = (time.time() - t_start) * 1000 print(f"[+] {data.get('id')}: decrypt={t_decrypt:.1f}ms " f"seq={t_seq:.1f}ms log={t_log:.1f}ms total={t_total:.1f}ms") executor.submit(save_benchmark, data.get('id'), t_decrypt, t_seq, t_log, t_total, "OK") return jsonify({"status": "success", "device": data.get('id')}), 200 except Exception as e: return jsonify({"status": "error", "message": str(e)}), 400</w:t>
+      </w:r>
+      <w:r>
+        <w:rPr>
+          <w:rFonts w:ascii="Courier New" w:hAnsi="Courier New"/>
+          <w:color w:val="323232"/>
+          <w:sz w:val="16"/>
+        </w:rPr>
+      </w:r>
+      <w:r>
+        <w:rPr>
+          <w:rFonts w:ascii="Courier New" w:hAnsi="Courier New"/>
+          <w:color w:val="323232"/>
+          <w:sz w:val="16"/>
+        </w:rPr>
+      </w:r>
+      <w:r>
+        <w:rPr>
+          <w:rFonts w:ascii="Courier New" w:hAnsi="Courier New"/>
+          <w:color w:val="323232"/>
+          <w:sz w:val="16"/>
+        </w:rPr>
+      </w:r>
+      <w:r>
+        <w:rPr>
+          <w:rFonts w:ascii="Courier New" w:hAnsi="Courier New"/>
+          <w:color w:val="323232"/>
+          <w:sz w:val="16"/>
+        </w:rPr>
+      </w:r>
+      <w:r>
+        <w:rPr>
+          <w:rFonts w:ascii="Courier New" w:hAnsi="Courier New"/>
+          <w:color w:val="323232"/>
+          <w:sz w:val="16"/>
+        </w:rPr>
+      </w:r>
+      <w:r>
+        <w:rPr>
+          <w:rFonts w:ascii="Courier New" w:hAnsi="Courier New"/>
+          <w:color w:val="323232"/>
+          <w:sz w:val="16"/>
+        </w:rPr>
+      </w:r>
+      <w:r>
+        <w:rPr>
+          <w:rFonts w:ascii="Courier New" w:hAnsi="Courier New"/>
+          <w:color w:val="323232"/>
+          <w:sz w:val="16"/>
+        </w:rPr>
+      </w:r>
+      <w:r>
+        <w:rPr>
+          <w:rFonts w:ascii="Courier New" w:hAnsi="Courier New"/>
+          <w:color w:val="323232"/>
+          <w:sz w:val="16"/>
+        </w:rPr>
+      </w:r>
+      <w:r>
+        <w:rPr>
+          <w:rFonts w:ascii="Courier New" w:hAnsi="Courier New"/>
+          <w:color w:val="323232"/>
+          <w:sz w:val="16"/>
+        </w:rPr>
+      </w:r>
+      <w:r>
+        <w:rPr>
+          <w:rFonts w:ascii="Courier New" w:hAnsi="Courier New"/>
+          <w:color w:val="323232"/>
+          <w:sz w:val="16"/>
+        </w:rPr>
+      </w:r>
+      <w:r>
+        <w:rPr>
+          <w:rFonts w:ascii="Courier New" w:hAnsi="Courier New"/>
+          <w:color w:val="323232"/>
+          <w:sz w:val="16"/>
+        </w:rPr>
+      </w:r>
+      <w:r>
+        <w:rPr>
+          <w:rFonts w:ascii="Courier New" w:hAnsi="Courier New"/>
+          <w:color w:val="323232"/>
+          <w:sz w:val="16"/>
+        </w:rPr>
+      </w:r>
+      <w:r>
+        <w:rPr>
+          <w:rFonts w:ascii="Courier New" w:hAnsi="Courier New"/>
+          <w:color w:val="323232"/>
+          <w:sz w:val="16"/>
+        </w:rPr>
+      </w:r>
+      <w:r>
+        <w:rPr>
+          <w:rFonts w:ascii="Courier New" w:hAnsi="Courier New"/>
+          <w:color w:val="323232"/>
+          <w:sz w:val="16"/>
+        </w:rPr>
+      </w:r>
+      <w:r>
+        <w:rPr>
+          <w:rFonts w:ascii="Courier New" w:hAnsi="Courier New"/>
+          <w:color w:val="323232"/>
+          <w:sz w:val="16"/>
+        </w:rPr>
+      </w:r>
+      <w:r>
+        <w:rPr>
+          <w:rFonts w:ascii="Courier New" w:hAnsi="Courier New"/>
+          <w:color w:val="323232"/>
+          <w:sz w:val="16"/>
+        </w:rPr>
+      </w:r>
+      <w:r>
+        <w:rPr>
+          <w:rFonts w:ascii="Courier New" w:hAnsi="Courier New"/>
+          <w:color w:val="323232"/>
+          <w:sz w:val="16"/>
+        </w:rPr>
+      </w:r>
+      <w:r>
+        <w:rPr>
+          <w:rFonts w:ascii="Courier New" w:hAnsi="Courier New"/>
+          <w:color w:val="323232"/>
+          <w:sz w:val="16"/>
+        </w:rPr>
+      </w:r>
+      <w:r>
+        <w:rPr>
+          <w:rFonts w:ascii="Courier New" w:hAnsi="Courier New"/>
+          <w:color w:val="323232"/>
+          <w:sz w:val="16"/>
+        </w:rPr>
+      </w:r>
+      <w:r>
+        <w:rPr>
+          <w:rFonts w:ascii="Courier New" w:hAnsi="Courier New"/>
+          <w:color w:val="323232"/>
+          <w:sz w:val="16"/>
+        </w:rPr>
+      </w:r>
+      <w:r>
+        <w:rPr>
+          <w:rFonts w:ascii="Courier New" w:hAnsi="Courier New"/>
+          <w:color w:val="323232"/>
+          <w:sz w:val="16"/>
+        </w:rPr>
+      </w:r>
+      <w:r>
+        <w:rPr>
+          <w:rFonts w:ascii="Courier New" w:hAnsi="Courier New"/>
+          <w:color w:val="323232"/>
+          <w:sz w:val="16"/>
+        </w:rPr>
+      </w:r>
+      <w:r>
+        <w:rPr>
+          <w:rFonts w:ascii="Courier New" w:hAnsi="Courier New"/>
+          <w:color w:val="323232"/>
+          <w:sz w:val="16"/>
+        </w:rPr>
+      </w:r>
+      <w:r>
+        <w:rPr>
+          <w:rFonts w:ascii="Courier New" w:hAnsi="Courier New"/>
+          <w:color w:val="323232"/>
+          <w:sz w:val="16"/>
+        </w:rPr>
+      </w:r>
+      <w:r>
+        <w:rPr>
+          <w:rFonts w:ascii="Courier New" w:hAnsi="Courier New"/>
+          <w:color w:val="323232"/>
+          <w:sz w:val="16"/>
+        </w:rPr>
+      </w:r>
+      <w:r>
+        <w:rPr>
+          <w:rFonts w:ascii="Courier New" w:hAnsi="Courier New"/>
+          <w:color w:val="323232"/>
+          <w:sz w:val="16"/>
+        </w:rPr>
+      </w:r>
+      <w:r>
+        <w:rPr>
+          <w:rFonts w:ascii="Courier New" w:hAnsi="Courier New"/>
+          <w:color w:val="323232"/>
+          <w:sz w:val="16"/>
+        </w:rPr>
+      </w:r>
+      <w:r>
+        <w:rPr>
+          <w:rFonts w:ascii="Courier New" w:hAnsi="Courier New"/>
+          <w:color w:val="323232"/>
+          <w:sz w:val="16"/>
+        </w:rPr>
+      </w:r>
+      <w:r>
+        <w:rPr>
+          <w:rFonts w:ascii="Courier New" w:hAnsi="Courier New"/>
+          <w:color w:val="323232"/>
+          <w:sz w:val="16"/>
+        </w:rPr>
+      </w:r>
+      <w:r>
+        <w:rPr>
+          <w:rFonts w:ascii="Courier New" w:hAnsi="Courier New"/>
+          <w:color w:val="323232"/>
+          <w:sz w:val="16"/>
+        </w:rPr>
+      </w:r>
+      <w:r>
+        <w:rPr>
+          <w:rFonts w:ascii="Courier New" w:hAnsi="Courier New"/>
+          <w:color w:val="323232"/>
+          <w:sz w:val="16"/>
+        </w:rPr>
+      </w:r>
+      <w:r>
+        <w:rPr>
+          <w:rFonts w:ascii="Courier New" w:hAnsi="Courier New"/>
+          <w:color w:val="323232"/>
+          <w:sz w:val="16"/>
+        </w:rPr>
+      </w:r>
+      <w:r>
+        <w:rPr>
+          <w:rFonts w:ascii="Courier New" w:hAnsi="Courier New"/>
+          <w:color w:val="323232"/>
+          <w:sz w:val="16"/>
+        </w:rPr>
+      </w:r>
+      <w:r>
+        <w:rPr>
+          <w:rFonts w:ascii="Courier New" w:hAnsi="Courier New"/>
+          <w:color w:val="323232"/>
+          <w:sz w:val="16"/>
+        </w:rPr>
+      </w:r>
+      <w:r>
+        <w:rPr>
+          <w:rFonts w:ascii="Courier New" w:hAnsi="Courier New"/>
+          <w:color w:val="323232"/>
+          <w:sz w:val="16"/>
+        </w:rPr>
+      </w:r>
+      <w:r>
+        <w:rPr>
+          <w:rFonts w:ascii="Courier New" w:hAnsi="Courier New"/>
+          <w:color w:val="323232"/>
+          <w:sz w:val="16"/>
+        </w:rPr>
+      </w:r>
+      <w:r>
+        <w:rPr>
+          <w:rFonts w:ascii="Courier New" w:hAnsi="Courier New"/>
+          <w:color w:val="323232"/>
+          <w:sz w:val="16"/>
+        </w:rPr>
+      </w:r>
+      <w:r>
+        <w:rPr>
+          <w:rFonts w:ascii="Courier New" w:hAnsi="Courier New"/>
+          <w:color w:val="323232"/>
+          <w:sz w:val="16"/>
+        </w:rPr>
+      </w:r>
+      <w:r>
+        <w:rPr>
+          <w:rFonts w:ascii="Courier New" w:hAnsi="Courier New"/>
+          <w:color w:val="323232"/>
+          <w:sz w:val="16"/>
+        </w:rPr>
+      </w:r>
+      <w:r>
+        <w:rPr>
+          <w:rFonts w:ascii="Courier New" w:hAnsi="Courier New"/>
+          <w:color w:val="323232"/>
+          <w:sz w:val="16"/>
+        </w:rPr>
+      </w:r>
+      <w:r>
+        <w:rPr>
+          <w:rFonts w:ascii="Courier New" w:hAnsi="Courier New"/>
+          <w:color w:val="323232"/>
+          <w:sz w:val="16"/>
+        </w:rPr>
+      </w:r>
+      <w:r>
+        <w:rPr>
+          <w:rFonts w:ascii="Courier New" w:hAnsi="Courier New"/>
+          <w:color w:val="323232"/>
+          <w:sz w:val="16"/>
+        </w:rPr>
+      </w:r>
+      <w:r>
+        <w:rPr>
+          <w:rFonts w:ascii="Courier New" w:hAnsi="Courier New"/>
+          <w:color w:val="323232"/>
+          <w:sz w:val="16"/>
+        </w:rPr>
+      </w:r>
+      <w:r>
+        <w:rPr>
+          <w:rFonts w:ascii="Courier New" w:hAnsi="Courier New"/>
+          <w:color w:val="323232"/>
+          <w:sz w:val="16"/>
+        </w:rPr>
+      </w:r>
+      <w:r>
+        <w:rPr>
+          <w:rFonts w:ascii="Courier New" w:hAnsi="Courier New"/>
+          <w:color w:val="323232"/>
+          <w:sz w:val="16"/>
+        </w:rPr>
+      </w:r>
+      <w:r>
+        <w:rPr>
+          <w:rFonts w:ascii="Courier New" w:hAnsi="Courier New"/>
+          <w:color w:val="323232"/>
+          <w:sz w:val="16"/>
+        </w:rPr>
       </w:r>
     </w:p>
     <w:p>
@@ -5861,122 +5545,98 @@
           <w:color w:val="323232"/>
           <w:sz w:val="16"/>
         </w:rPr>
-        <w:t>def verify_and_decrypt(raw_data):</w:t>
-      </w:r>
-      <w:r>
-        <w:rPr>
-          <w:rFonts w:ascii="Courier New" w:hAnsi="Courier New"/>
-          <w:color w:val="323232"/>
-          <w:sz w:val="16"/>
-        </w:rPr>
-        <w:br/>
-        <w:t xml:space="preserve">    if len(raw_data) &lt; 16 + 16:</w:t>
-      </w:r>
-      <w:r>
-        <w:rPr>
-          <w:rFonts w:ascii="Courier New" w:hAnsi="Courier New"/>
-          <w:color w:val="323232"/>
-          <w:sz w:val="16"/>
-        </w:rPr>
-        <w:br/>
-        <w:t xml:space="preserve">        return None, "Packet too short"</w:t>
-      </w:r>
-      <w:r>
-        <w:rPr>
-          <w:rFonts w:ascii="Courier New" w:hAnsi="Courier New"/>
-          <w:color w:val="323232"/>
-          <w:sz w:val="16"/>
-        </w:rPr>
-        <w:br/>
-      </w:r>
-      <w:r>
-        <w:rPr>
-          <w:rFonts w:ascii="Courier New" w:hAnsi="Courier New"/>
-          <w:color w:val="323232"/>
-          <w:sz w:val="16"/>
-        </w:rPr>
-        <w:br/>
-        <w:t xml:space="preserve">    iv = raw_data[:16]            # Tách 16 byte IV</w:t>
-      </w:r>
-      <w:r>
-        <w:rPr>
-          <w:rFonts w:ascii="Courier New" w:hAnsi="Courier New"/>
-          <w:color w:val="323232"/>
-          <w:sz w:val="16"/>
-        </w:rPr>
-        <w:br/>
-        <w:t xml:space="preserve">    ciphertext = raw_data[16:]    # Phần còn lại là ciphertext</w:t>
-      </w:r>
-      <w:r>
-        <w:rPr>
-          <w:rFonts w:ascii="Courier New" w:hAnsi="Courier New"/>
-          <w:color w:val="323232"/>
-          <w:sz w:val="16"/>
-        </w:rPr>
-        <w:br/>
-      </w:r>
-      <w:r>
-        <w:rPr>
-          <w:rFonts w:ascii="Courier New" w:hAnsi="Courier New"/>
-          <w:color w:val="323232"/>
-          <w:sz w:val="16"/>
-        </w:rPr>
-        <w:br/>
-        <w:t xml:space="preserve">    try:</w:t>
-      </w:r>
-      <w:r>
-        <w:rPr>
-          <w:rFonts w:ascii="Courier New" w:hAnsi="Courier New"/>
-          <w:color w:val="323232"/>
-          <w:sz w:val="16"/>
-        </w:rPr>
-        <w:br/>
-        <w:t xml:space="preserve">        cipher = AES.new(NETWORK_KEY, AES.MODE_CBC, iv=iv)</w:t>
-      </w:r>
-      <w:r>
-        <w:rPr>
-          <w:rFonts w:ascii="Courier New" w:hAnsi="Courier New"/>
-          <w:color w:val="323232"/>
-          <w:sz w:val="16"/>
-        </w:rPr>
-        <w:br/>
-        <w:t xml:space="preserve">        plaintext = cipher.decrypt(ciphertext).rstrip(b'\0')  # Cắt NULL pad</w:t>
-      </w:r>
-      <w:r>
-        <w:rPr>
-          <w:rFonts w:ascii="Courier New" w:hAnsi="Courier New"/>
-          <w:color w:val="323232"/>
-          <w:sz w:val="16"/>
-        </w:rPr>
-        <w:br/>
-        <w:t xml:space="preserve">        data = json.loads(plaintext.decode('utf-8'))</w:t>
-      </w:r>
-      <w:r>
-        <w:rPr>
-          <w:rFonts w:ascii="Courier New" w:hAnsi="Courier New"/>
-          <w:color w:val="323232"/>
-          <w:sz w:val="16"/>
-        </w:rPr>
-        <w:br/>
-        <w:t xml:space="preserve">        return data, None</w:t>
-      </w:r>
-      <w:r>
-        <w:rPr>
-          <w:rFonts w:ascii="Courier New" w:hAnsi="Courier New"/>
-          <w:color w:val="323232"/>
-          <w:sz w:val="16"/>
-        </w:rPr>
-        <w:br/>
-        <w:t xml:space="preserve">    except Exception as e:</w:t>
-      </w:r>
-      <w:r>
-        <w:rPr>
-          <w:rFonts w:ascii="Courier New" w:hAnsi="Courier New"/>
-          <w:color w:val="323232"/>
-          <w:sz w:val="16"/>
-        </w:rPr>
-        <w:br/>
-        <w:t xml:space="preserve">        return None, f"Decryption Failed: {str(e)}"</w:t>
+        <w:t>def verify_and_decrypt(raw_data): if len(raw_data) &lt; 16 + 16: return None, "Packet too short" iv = raw_data[:16] # Tách 16 byte IV ciphertext = raw_data[16:] # Phần còn lại là ciphertext try: cipher = AES.new(NETWORK_KEY, AES.MODE_CBC, iv=iv) plaintext = cipher.decrypt(ciphertext).rstrip(b'\0') # Cắt NULL pad data = json.loads(plaintext.decode('utf-8')) return data, None except Exception as e: return None, f"Decryption Failed: {str(e)}"</w:t>
+      </w:r>
+      <w:r>
+        <w:rPr>
+          <w:rFonts w:ascii="Courier New" w:hAnsi="Courier New"/>
+          <w:color w:val="323232"/>
+          <w:sz w:val="16"/>
+        </w:rPr>
+      </w:r>
+      <w:r>
+        <w:rPr>
+          <w:rFonts w:ascii="Courier New" w:hAnsi="Courier New"/>
+          <w:color w:val="323232"/>
+          <w:sz w:val="16"/>
+        </w:rPr>
+      </w:r>
+      <w:r>
+        <w:rPr>
+          <w:rFonts w:ascii="Courier New" w:hAnsi="Courier New"/>
+          <w:color w:val="323232"/>
+          <w:sz w:val="16"/>
+        </w:rPr>
+      </w:r>
+      <w:r>
+        <w:rPr>
+          <w:rFonts w:ascii="Courier New" w:hAnsi="Courier New"/>
+          <w:color w:val="323232"/>
+          <w:sz w:val="16"/>
+        </w:rPr>
+      </w:r>
+      <w:r>
+        <w:rPr>
+          <w:rFonts w:ascii="Courier New" w:hAnsi="Courier New"/>
+          <w:color w:val="323232"/>
+          <w:sz w:val="16"/>
+        </w:rPr>
+      </w:r>
+      <w:r>
+        <w:rPr>
+          <w:rFonts w:ascii="Courier New" w:hAnsi="Courier New"/>
+          <w:color w:val="323232"/>
+          <w:sz w:val="16"/>
+        </w:rPr>
+      </w:r>
+      <w:r>
+        <w:rPr>
+          <w:rFonts w:ascii="Courier New" w:hAnsi="Courier New"/>
+          <w:color w:val="323232"/>
+          <w:sz w:val="16"/>
+        </w:rPr>
+      </w:r>
+      <w:r>
+        <w:rPr>
+          <w:rFonts w:ascii="Courier New" w:hAnsi="Courier New"/>
+          <w:color w:val="323232"/>
+          <w:sz w:val="16"/>
+        </w:rPr>
+      </w:r>
+      <w:r>
+        <w:rPr>
+          <w:rFonts w:ascii="Courier New" w:hAnsi="Courier New"/>
+          <w:color w:val="323232"/>
+          <w:sz w:val="16"/>
+        </w:rPr>
+      </w:r>
+      <w:r>
+        <w:rPr>
+          <w:rFonts w:ascii="Courier New" w:hAnsi="Courier New"/>
+          <w:color w:val="323232"/>
+          <w:sz w:val="16"/>
+        </w:rPr>
+      </w:r>
+      <w:r>
+        <w:rPr>
+          <w:rFonts w:ascii="Courier New" w:hAnsi="Courier New"/>
+          <w:color w:val="323232"/>
+          <w:sz w:val="16"/>
+        </w:rPr>
+      </w:r>
+      <w:r>
+        <w:rPr>
+          <w:rFonts w:ascii="Courier New" w:hAnsi="Courier New"/>
+          <w:color w:val="323232"/>
+          <w:sz w:val="16"/>
+        </w:rPr>
+      </w:r>
+      <w:r>
+        <w:rPr>
+          <w:rFonts w:ascii="Courier New" w:hAnsi="Courier New"/>
+          <w:color w:val="323232"/>
+          <w:sz w:val="16"/>
+        </w:rPr>
       </w:r>
     </w:p>
     <w:p>
@@ -6154,124 +5814,98 @@
           <w:color w:val="323232"/>
           <w:sz w:val="16"/>
         </w:rPr>
-        <w:t>def check_seq(device_id, seq):</w:t>
-      </w:r>
-      <w:r>
-        <w:rPr>
-          <w:rFonts w:ascii="Courier New" w:hAnsi="Courier New"/>
-          <w:color w:val="323232"/>
-          <w:sz w:val="16"/>
-        </w:rPr>
-        <w:br/>
-        <w:t xml:space="preserve">    conn = get_db_connection()</w:t>
-      </w:r>
-      <w:r>
-        <w:rPr>
-          <w:rFonts w:ascii="Courier New" w:hAnsi="Courier New"/>
-          <w:color w:val="323232"/>
-          <w:sz w:val="16"/>
-        </w:rPr>
-        <w:br/>
-        <w:t xml:space="preserve">    row = conn.execute(</w:t>
-      </w:r>
-      <w:r>
-        <w:rPr>
-          <w:rFonts w:ascii="Courier New" w:hAnsi="Courier New"/>
-          <w:color w:val="323232"/>
-          <w:sz w:val="16"/>
-        </w:rPr>
-        <w:br/>
-        <w:t xml:space="preserve">        'SELECT last_seq FROM devices WHERE device_id = ?',</w:t>
-      </w:r>
-      <w:r>
-        <w:rPr>
-          <w:rFonts w:ascii="Courier New" w:hAnsi="Courier New"/>
-          <w:color w:val="323232"/>
-          <w:sz w:val="16"/>
-        </w:rPr>
-        <w:br/>
-        <w:t xml:space="preserve">        (device_id,)</w:t>
-      </w:r>
-      <w:r>
-        <w:rPr>
-          <w:rFonts w:ascii="Courier New" w:hAnsi="Courier New"/>
-          <w:color w:val="323232"/>
-          <w:sz w:val="16"/>
-        </w:rPr>
-        <w:br/>
-        <w:t xml:space="preserve">    ).fetchone()</w:t>
-      </w:r>
-      <w:r>
-        <w:rPr>
-          <w:rFonts w:ascii="Courier New" w:hAnsi="Courier New"/>
-          <w:color w:val="323232"/>
-          <w:sz w:val="16"/>
-        </w:rPr>
-        <w:br/>
-        <w:t xml:space="preserve">    if row is None:</w:t>
-      </w:r>
-      <w:r>
-        <w:rPr>
-          <w:rFonts w:ascii="Courier New" w:hAnsi="Courier New"/>
-          <w:color w:val="323232"/>
-          <w:sz w:val="16"/>
-        </w:rPr>
-        <w:br/>
-        <w:t xml:space="preserve">        conn.close()</w:t>
-      </w:r>
-      <w:r>
-        <w:rPr>
-          <w:rFonts w:ascii="Courier New" w:hAnsi="Courier New"/>
-          <w:color w:val="323232"/>
-          <w:sz w:val="16"/>
-        </w:rPr>
-        <w:br/>
-        <w:t xml:space="preserve">        return False, "Device not found"</w:t>
-      </w:r>
-      <w:r>
-        <w:rPr>
-          <w:rFonts w:ascii="Courier New" w:hAnsi="Courier New"/>
-          <w:color w:val="323232"/>
-          <w:sz w:val="16"/>
-        </w:rPr>
-        <w:br/>
-        <w:t xml:space="preserve">    if seq is not None and seq &lt;= row['last_seq']:</w:t>
-      </w:r>
-      <w:r>
-        <w:rPr>
-          <w:rFonts w:ascii="Courier New" w:hAnsi="Courier New"/>
-          <w:color w:val="323232"/>
-          <w:sz w:val="16"/>
-        </w:rPr>
-        <w:br/>
-        <w:t xml:space="preserve">        conn.close()</w:t>
-      </w:r>
-      <w:r>
-        <w:rPr>
-          <w:rFonts w:ascii="Courier New" w:hAnsi="Courier New"/>
-          <w:color w:val="323232"/>
-          <w:sz w:val="16"/>
-        </w:rPr>
-        <w:br/>
-        <w:t xml:space="preserve">        return False, "Replay attack detected (seq &lt;= last_seq)"</w:t>
-      </w:r>
-      <w:r>
-        <w:rPr>
-          <w:rFonts w:ascii="Courier New" w:hAnsi="Courier New"/>
-          <w:color w:val="323232"/>
-          <w:sz w:val="16"/>
-        </w:rPr>
-        <w:br/>
-        <w:t xml:space="preserve">    conn.close()</w:t>
-      </w:r>
-      <w:r>
-        <w:rPr>
-          <w:rFonts w:ascii="Courier New" w:hAnsi="Courier New"/>
-          <w:color w:val="323232"/>
-          <w:sz w:val="16"/>
-        </w:rPr>
-        <w:br/>
-        <w:t xml:space="preserve">    return True, None</w:t>
+        <w:t>def check_seq(device_id, seq): conn = get_db_connection() row = conn.execute( 'SELECT last_seq FROM devices WHERE device_id = ?', (device_id) ).fetchone() if row is None: conn.close() return False, "Device not found" if seq is not None and seq &lt;= row['last_seq']: conn.close() return False, "Replay attack detected (seq &lt;= last_seq)" conn.close() return True, None</w:t>
+      </w:r>
+      <w:r>
+        <w:rPr>
+          <w:rFonts w:ascii="Courier New" w:hAnsi="Courier New"/>
+          <w:color w:val="323232"/>
+          <w:sz w:val="16"/>
+        </w:rPr>
+      </w:r>
+      <w:r>
+        <w:rPr>
+          <w:rFonts w:ascii="Courier New" w:hAnsi="Courier New"/>
+          <w:color w:val="323232"/>
+          <w:sz w:val="16"/>
+        </w:rPr>
+      </w:r>
+      <w:r>
+        <w:rPr>
+          <w:rFonts w:ascii="Courier New" w:hAnsi="Courier New"/>
+          <w:color w:val="323232"/>
+          <w:sz w:val="16"/>
+        </w:rPr>
+      </w:r>
+      <w:r>
+        <w:rPr>
+          <w:rFonts w:ascii="Courier New" w:hAnsi="Courier New"/>
+          <w:color w:val="323232"/>
+          <w:sz w:val="16"/>
+        </w:rPr>
+      </w:r>
+      <w:r>
+        <w:rPr>
+          <w:rFonts w:ascii="Courier New" w:hAnsi="Courier New"/>
+          <w:color w:val="323232"/>
+          <w:sz w:val="16"/>
+        </w:rPr>
+      </w:r>
+      <w:r>
+        <w:rPr>
+          <w:rFonts w:ascii="Courier New" w:hAnsi="Courier New"/>
+          <w:color w:val="323232"/>
+          <w:sz w:val="16"/>
+        </w:rPr>
+      </w:r>
+      <w:r>
+        <w:rPr>
+          <w:rFonts w:ascii="Courier New" w:hAnsi="Courier New"/>
+          <w:color w:val="323232"/>
+          <w:sz w:val="16"/>
+        </w:rPr>
+      </w:r>
+      <w:r>
+        <w:rPr>
+          <w:rFonts w:ascii="Courier New" w:hAnsi="Courier New"/>
+          <w:color w:val="323232"/>
+          <w:sz w:val="16"/>
+        </w:rPr>
+      </w:r>
+      <w:r>
+        <w:rPr>
+          <w:rFonts w:ascii="Courier New" w:hAnsi="Courier New"/>
+          <w:color w:val="323232"/>
+          <w:sz w:val="16"/>
+        </w:rPr>
+      </w:r>
+      <w:r>
+        <w:rPr>
+          <w:rFonts w:ascii="Courier New" w:hAnsi="Courier New"/>
+          <w:color w:val="323232"/>
+          <w:sz w:val="16"/>
+        </w:rPr>
+      </w:r>
+      <w:r>
+        <w:rPr>
+          <w:rFonts w:ascii="Courier New" w:hAnsi="Courier New"/>
+          <w:color w:val="323232"/>
+          <w:sz w:val="16"/>
+        </w:rPr>
+      </w:r>
+      <w:r>
+        <w:rPr>
+          <w:rFonts w:ascii="Courier New" w:hAnsi="Courier New"/>
+          <w:color w:val="323232"/>
+          <w:sz w:val="16"/>
+        </w:rPr>
+      </w:r>
+      <w:r>
+        <w:rPr>
+          <w:rFonts w:ascii="Courier New" w:hAnsi="Courier New"/>
+          <w:color w:val="323232"/>
+          <w:sz w:val="16"/>
+        </w:rPr>
       </w:r>
     </w:p>
     <w:p>
@@ -6606,232 +6240,182 @@
           <w:color w:val="323232"/>
           <w:sz w:val="16"/>
         </w:rPr>
-        <w:t>def log_telemetry(data, status):</w:t>
-      </w:r>
-      <w:r>
-        <w:rPr>
-          <w:rFonts w:ascii="Courier New" w:hAnsi="Courier New"/>
-          <w:color w:val="323232"/>
-          <w:sz w:val="16"/>
-        </w:rPr>
-        <w:br/>
-        <w:t xml:space="preserve">    for attempt in range(3):</w:t>
-      </w:r>
-      <w:r>
-        <w:rPr>
-          <w:rFonts w:ascii="Courier New" w:hAnsi="Courier New"/>
-          <w:color w:val="323232"/>
-          <w:sz w:val="16"/>
-        </w:rPr>
-        <w:br/>
-        <w:t xml:space="preserve">        try:</w:t>
-      </w:r>
-      <w:r>
-        <w:rPr>
-          <w:rFonts w:ascii="Courier New" w:hAnsi="Courier New"/>
-          <w:color w:val="323232"/>
-          <w:sz w:val="16"/>
-        </w:rPr>
-        <w:br/>
-        <w:t xml:space="preserve">            conn = get_db_connection()</w:t>
-      </w:r>
-      <w:r>
-        <w:rPr>
-          <w:rFonts w:ascii="Courier New" w:hAnsi="Courier New"/>
-          <w:color w:val="323232"/>
-          <w:sz w:val="16"/>
-        </w:rPr>
-        <w:br/>
-        <w:t xml:space="preserve">            lat, lon = data.get('lat'), data.get('lon')</w:t>
-      </w:r>
-      <w:r>
-        <w:rPr>
-          <w:rFonts w:ascii="Courier New" w:hAnsi="Courier New"/>
-          <w:color w:val="323232"/>
-          <w:sz w:val="16"/>
-        </w:rPr>
-        <w:br/>
-        <w:t xml:space="preserve">            if lat is None or lon is None:</w:t>
-      </w:r>
-      <w:r>
-        <w:rPr>
-          <w:rFonts w:ascii="Courier New" w:hAnsi="Courier New"/>
-          <w:color w:val="323232"/>
-          <w:sz w:val="16"/>
-        </w:rPr>
-        <w:br/>
-        <w:t xml:space="preserve">                device = conn.execute(</w:t>
-      </w:r>
-      <w:r>
-        <w:rPr>
-          <w:rFonts w:ascii="Courier New" w:hAnsi="Courier New"/>
-          <w:color w:val="323232"/>
-          <w:sz w:val="16"/>
-        </w:rPr>
-        <w:br/>
-        <w:t xml:space="preserve">                    'SELECT latitude, longitude FROM devices WHERE device_id = ?',</w:t>
-      </w:r>
-      <w:r>
-        <w:rPr>
-          <w:rFonts w:ascii="Courier New" w:hAnsi="Courier New"/>
-          <w:color w:val="323232"/>
-          <w:sz w:val="16"/>
-        </w:rPr>
-        <w:br/>
-        <w:t xml:space="preserve">                    (device_id,)</w:t>
-      </w:r>
-      <w:r>
-        <w:rPr>
-          <w:rFonts w:ascii="Courier New" w:hAnsi="Courier New"/>
-          <w:color w:val="323232"/>
-          <w:sz w:val="16"/>
-        </w:rPr>
-        <w:br/>
-        <w:t xml:space="preserve">                ).fetchone()</w:t>
-      </w:r>
-      <w:r>
-        <w:rPr>
-          <w:rFonts w:ascii="Courier New" w:hAnsi="Courier New"/>
-          <w:color w:val="323232"/>
-          <w:sz w:val="16"/>
-        </w:rPr>
-        <w:br/>
-        <w:t xml:space="preserve">                if device:</w:t>
-      </w:r>
-      <w:r>
-        <w:rPr>
-          <w:rFonts w:ascii="Courier New" w:hAnsi="Courier New"/>
-          <w:color w:val="323232"/>
-          <w:sz w:val="16"/>
-        </w:rPr>
-        <w:br/>
-        <w:t xml:space="preserve">                    lat, lon = device['latitude'], device['longitude']</w:t>
-      </w:r>
-      <w:r>
-        <w:rPr>
-          <w:rFonts w:ascii="Courier New" w:hAnsi="Courier New"/>
-          <w:color w:val="323232"/>
-          <w:sz w:val="16"/>
-        </w:rPr>
-        <w:br/>
-        <w:t xml:space="preserve">            conn.execute('''</w:t>
-      </w:r>
-      <w:r>
-        <w:rPr>
-          <w:rFonts w:ascii="Courier New" w:hAnsi="Courier New"/>
-          <w:color w:val="323232"/>
-          <w:sz w:val="16"/>
-        </w:rPr>
-        <w:br/>
-        <w:t xml:space="preserve">                INSERT INTO telemetry</w:t>
-      </w:r>
-      <w:r>
-        <w:rPr>
-          <w:rFonts w:ascii="Courier New" w:hAnsi="Courier New"/>
-          <w:color w:val="323232"/>
-          <w:sz w:val="16"/>
-        </w:rPr>
-        <w:br/>
-        <w:t xml:space="preserve">                    (device_id, temperature, humidity, pressure,</w:t>
-      </w:r>
-      <w:r>
-        <w:rPr>
-          <w:rFonts w:ascii="Courier New" w:hAnsi="Courier New"/>
-          <w:color w:val="323232"/>
-          <w:sz w:val="16"/>
-        </w:rPr>
-        <w:br/>
-        <w:t xml:space="preserve">                     co2, co, nh3, heart_rate, spo2, altitude,</w:t>
-      </w:r>
-      <w:r>
-        <w:rPr>
-          <w:rFonts w:ascii="Courier New" w:hAnsi="Courier New"/>
-          <w:color w:val="323232"/>
-          <w:sz w:val="16"/>
-        </w:rPr>
-        <w:br/>
-        <w:t xml:space="preserve">                     satellites, latitude, longitude, status)</w:t>
-      </w:r>
-      <w:r>
-        <w:rPr>
-          <w:rFonts w:ascii="Courier New" w:hAnsi="Courier New"/>
-          <w:color w:val="323232"/>
-          <w:sz w:val="16"/>
-        </w:rPr>
-        <w:br/>
-        <w:t xml:space="preserve">                VALUES (?, ?, ?, ?, ?, ?, ?, ?, ?, ?, ?, ?, ?, ?)</w:t>
-      </w:r>
-      <w:r>
-        <w:rPr>
-          <w:rFonts w:ascii="Courier New" w:hAnsi="Courier New"/>
-          <w:color w:val="323232"/>
-          <w:sz w:val="16"/>
-        </w:rPr>
-        <w:br/>
-        <w:t xml:space="preserve">            ''', (...))</w:t>
-      </w:r>
-      <w:r>
-        <w:rPr>
-          <w:rFonts w:ascii="Courier New" w:hAnsi="Courier New"/>
-          <w:color w:val="323232"/>
-          <w:sz w:val="16"/>
-        </w:rPr>
-        <w:br/>
-        <w:t xml:space="preserve">            conn.commit()</w:t>
-      </w:r>
-      <w:r>
-        <w:rPr>
-          <w:rFonts w:ascii="Courier New" w:hAnsi="Courier New"/>
-          <w:color w:val="323232"/>
-          <w:sz w:val="16"/>
-        </w:rPr>
-        <w:br/>
-        <w:t xml:space="preserve">            return</w:t>
-      </w:r>
-      <w:r>
-        <w:rPr>
-          <w:rFonts w:ascii="Courier New" w:hAnsi="Courier New"/>
-          <w:color w:val="323232"/>
-          <w:sz w:val="16"/>
-        </w:rPr>
-        <w:br/>
-        <w:t xml:space="preserve">        except sqlite3.OperationalError as e:</w:t>
-      </w:r>
-      <w:r>
-        <w:rPr>
-          <w:rFonts w:ascii="Courier New" w:hAnsi="Courier New"/>
-          <w:color w:val="323232"/>
-          <w:sz w:val="16"/>
-        </w:rPr>
-        <w:br/>
-        <w:t xml:space="preserve">            if 'locked' in str(e) and attempt &lt; 2:</w:t>
-      </w:r>
-      <w:r>
-        <w:rPr>
-          <w:rFonts w:ascii="Courier New" w:hAnsi="Courier New"/>
-          <w:color w:val="323232"/>
-          <w:sz w:val="16"/>
-        </w:rPr>
-        <w:br/>
-        <w:t xml:space="preserve">                time.sleep(0.1)  # Chờ 100ms rồi thử lại</w:t>
-      </w:r>
-      <w:r>
-        <w:rPr>
-          <w:rFonts w:ascii="Courier New" w:hAnsi="Courier New"/>
-          <w:color w:val="323232"/>
-          <w:sz w:val="16"/>
-        </w:rPr>
-        <w:br/>
-        <w:t xml:space="preserve">                continue</w:t>
-      </w:r>
-      <w:r>
-        <w:rPr>
-          <w:rFonts w:ascii="Courier New" w:hAnsi="Courier New"/>
-          <w:color w:val="323232"/>
-          <w:sz w:val="16"/>
-        </w:rPr>
-        <w:br/>
-        <w:t xml:space="preserve">            break</w:t>
+        <w:t>def log_telemetry(data, status): for attempt in range(3): try: conn = get_db_connection() lat, lon = data.get('lat'), data.get('lon') if lat is None or lon is None: device = conn.execute( 'SELECT latitude, longitude FROM devices WHERE device_id = ?', (device_id) ).fetchone() if device: lat, lon = device['latitude'], device['longitude'] conn.execute(''' INSERT INTO telemetry (device_id, temperature, humidity, pressure, co2, co, nh3, altitude, satellites, latitude, longitude, status) VALUES (?, ?, ?, ?, ?, ?, ?, ?, ?, ?, ?, ?) ''', (...)) conn.commit() return except sqlite3.OperationalError as e: if 'locked' in str(e) and attempt &lt; 2: time.sleep(0.1) # Chờ 100ms rồi thử lại continue break</w:t>
+      </w:r>
+      <w:r>
+        <w:rPr>
+          <w:rFonts w:ascii="Courier New" w:hAnsi="Courier New"/>
+          <w:color w:val="323232"/>
+          <w:sz w:val="16"/>
+        </w:rPr>
+      </w:r>
+      <w:r>
+        <w:rPr>
+          <w:rFonts w:ascii="Courier New" w:hAnsi="Courier New"/>
+          <w:color w:val="323232"/>
+          <w:sz w:val="16"/>
+        </w:rPr>
+      </w:r>
+      <w:r>
+        <w:rPr>
+          <w:rFonts w:ascii="Courier New" w:hAnsi="Courier New"/>
+          <w:color w:val="323232"/>
+          <w:sz w:val="16"/>
+        </w:rPr>
+      </w:r>
+      <w:r>
+        <w:rPr>
+          <w:rFonts w:ascii="Courier New" w:hAnsi="Courier New"/>
+          <w:color w:val="323232"/>
+          <w:sz w:val="16"/>
+        </w:rPr>
+      </w:r>
+      <w:r>
+        <w:rPr>
+          <w:rFonts w:ascii="Courier New" w:hAnsi="Courier New"/>
+          <w:color w:val="323232"/>
+          <w:sz w:val="16"/>
+        </w:rPr>
+      </w:r>
+      <w:r>
+        <w:rPr>
+          <w:rFonts w:ascii="Courier New" w:hAnsi="Courier New"/>
+          <w:color w:val="323232"/>
+          <w:sz w:val="16"/>
+        </w:rPr>
+      </w:r>
+      <w:r>
+        <w:rPr>
+          <w:rFonts w:ascii="Courier New" w:hAnsi="Courier New"/>
+          <w:color w:val="323232"/>
+          <w:sz w:val="16"/>
+        </w:rPr>
+      </w:r>
+      <w:r>
+        <w:rPr>
+          <w:rFonts w:ascii="Courier New" w:hAnsi="Courier New"/>
+          <w:color w:val="323232"/>
+          <w:sz w:val="16"/>
+        </w:rPr>
+      </w:r>
+      <w:r>
+        <w:rPr>
+          <w:rFonts w:ascii="Courier New" w:hAnsi="Courier New"/>
+          <w:color w:val="323232"/>
+          <w:sz w:val="16"/>
+        </w:rPr>
+      </w:r>
+      <w:r>
+        <w:rPr>
+          <w:rFonts w:ascii="Courier New" w:hAnsi="Courier New"/>
+          <w:color w:val="323232"/>
+          <w:sz w:val="16"/>
+        </w:rPr>
+      </w:r>
+      <w:r>
+        <w:rPr>
+          <w:rFonts w:ascii="Courier New" w:hAnsi="Courier New"/>
+          <w:color w:val="323232"/>
+          <w:sz w:val="16"/>
+        </w:rPr>
+      </w:r>
+      <w:r>
+        <w:rPr>
+          <w:rFonts w:ascii="Courier New" w:hAnsi="Courier New"/>
+          <w:color w:val="323232"/>
+          <w:sz w:val="16"/>
+        </w:rPr>
+      </w:r>
+      <w:r>
+        <w:rPr>
+          <w:rFonts w:ascii="Courier New" w:hAnsi="Courier New"/>
+          <w:color w:val="323232"/>
+          <w:sz w:val="16"/>
+        </w:rPr>
+      </w:r>
+      <w:r>
+        <w:rPr>
+          <w:rFonts w:ascii="Courier New" w:hAnsi="Courier New"/>
+          <w:color w:val="323232"/>
+          <w:sz w:val="16"/>
+        </w:rPr>
+      </w:r>
+      <w:r>
+        <w:rPr>
+          <w:rFonts w:ascii="Courier New" w:hAnsi="Courier New"/>
+          <w:color w:val="323232"/>
+          <w:sz w:val="16"/>
+        </w:rPr>
+      </w:r>
+      <w:r>
+        <w:rPr>
+          <w:rFonts w:ascii="Courier New" w:hAnsi="Courier New"/>
+          <w:color w:val="323232"/>
+          <w:sz w:val="16"/>
+        </w:rPr>
+      </w:r>
+      <w:r>
+        <w:rPr>
+          <w:rFonts w:ascii="Courier New" w:hAnsi="Courier New"/>
+          <w:color w:val="323232"/>
+          <w:sz w:val="16"/>
+        </w:rPr>
+      </w:r>
+      <w:r>
+        <w:rPr>
+          <w:rFonts w:ascii="Courier New" w:hAnsi="Courier New"/>
+          <w:color w:val="323232"/>
+          <w:sz w:val="16"/>
+        </w:rPr>
+      </w:r>
+      <w:r>
+        <w:rPr>
+          <w:rFonts w:ascii="Courier New" w:hAnsi="Courier New"/>
+          <w:color w:val="323232"/>
+          <w:sz w:val="16"/>
+        </w:rPr>
+      </w:r>
+      <w:r>
+        <w:rPr>
+          <w:rFonts w:ascii="Courier New" w:hAnsi="Courier New"/>
+          <w:color w:val="323232"/>
+          <w:sz w:val="16"/>
+        </w:rPr>
+      </w:r>
+      <w:r>
+        <w:rPr>
+          <w:rFonts w:ascii="Courier New" w:hAnsi="Courier New"/>
+          <w:color w:val="323232"/>
+          <w:sz w:val="16"/>
+        </w:rPr>
+      </w:r>
+      <w:r>
+        <w:rPr>
+          <w:rFonts w:ascii="Courier New" w:hAnsi="Courier New"/>
+          <w:color w:val="323232"/>
+          <w:sz w:val="16"/>
+        </w:rPr>
+      </w:r>
+      <w:r>
+        <w:rPr>
+          <w:rFonts w:ascii="Courier New" w:hAnsi="Courier New"/>
+          <w:color w:val="323232"/>
+          <w:sz w:val="16"/>
+        </w:rPr>
+      </w:r>
+      <w:r>
+        <w:rPr>
+          <w:rFonts w:ascii="Courier New" w:hAnsi="Courier New"/>
+          <w:color w:val="323232"/>
+          <w:sz w:val="16"/>
+        </w:rPr>
+      </w:r>
+      <w:r>
+        <w:rPr>
+          <w:rFonts w:ascii="Courier New" w:hAnsi="Courier New"/>
+          <w:color w:val="323232"/>
+          <w:sz w:val="16"/>
+        </w:rPr>
       </w:r>
     </w:p>
     <w:p>
@@ -6883,69 +6467,57 @@
           <w:sz w:val="16"/>
         </w:rPr>
         <w:t>@app.route('/benchmark', methods=['GET'])</w:t>
-      </w:r>
-      <w:r>
-        <w:rPr>
-          <w:rFonts w:ascii="Courier New" w:hAnsi="Courier New"/>
-          <w:color w:val="323232"/>
-          <w:sz w:val="16"/>
-        </w:rPr>
         <w:br/>
-        <w:t>def get_benchmark():</w:t>
-      </w:r>
-      <w:r>
-        <w:rPr>
-          <w:rFonts w:ascii="Courier New" w:hAnsi="Courier New"/>
-          <w:color w:val="323232"/>
-          <w:sz w:val="16"/>
-        </w:rPr>
-        <w:br/>
-        <w:t xml:space="preserve">    conn = get_db_connection()</w:t>
-      </w:r>
-      <w:r>
-        <w:rPr>
-          <w:rFonts w:ascii="Courier New" w:hAnsi="Courier New"/>
-          <w:color w:val="323232"/>
-          <w:sz w:val="16"/>
-        </w:rPr>
-        <w:br/>
-        <w:t xml:space="preserve">    rows = conn.execute('''</w:t>
-      </w:r>
-      <w:r>
-        <w:rPr>
-          <w:rFonts w:ascii="Courier New" w:hAnsi="Courier New"/>
-          <w:color w:val="323232"/>
-          <w:sz w:val="16"/>
-        </w:rPr>
-        <w:br/>
-        <w:t xml:space="preserve">        SELECT * FROM benchmark ORDER BY id DESC LIMIT 100</w:t>
-      </w:r>
-      <w:r>
-        <w:rPr>
-          <w:rFonts w:ascii="Courier New" w:hAnsi="Courier New"/>
-          <w:color w:val="323232"/>
-          <w:sz w:val="16"/>
-        </w:rPr>
-        <w:br/>
-        <w:t xml:space="preserve">    ''').fetchall()</w:t>
-      </w:r>
-      <w:r>
-        <w:rPr>
-          <w:rFonts w:ascii="Courier New" w:hAnsi="Courier New"/>
-          <w:color w:val="323232"/>
-          <w:sz w:val="16"/>
-        </w:rPr>
-        <w:br/>
-        <w:t xml:space="preserve">    conn.close()</w:t>
-      </w:r>
-      <w:r>
-        <w:rPr>
-          <w:rFonts w:ascii="Courier New" w:hAnsi="Courier New"/>
-          <w:color w:val="323232"/>
-          <w:sz w:val="16"/>
-        </w:rPr>
-        <w:br/>
-        <w:t xml:space="preserve">    return jsonify([dict(r) for r in rows])</w:t>
+        <w:t>def get_benchmark(): conn = get_db_connection() rows = conn.execute(''' SELECT * FROM benchmark ORDER BY id DESC LIMIT 100 ''').fetchall() conn.close() return jsonify([dict(r) for r in rows])</w:t>
+      </w:r>
+      <w:r>
+        <w:rPr>
+          <w:rFonts w:ascii="Courier New" w:hAnsi="Courier New"/>
+          <w:color w:val="323232"/>
+          <w:sz w:val="16"/>
+        </w:rPr>
+      </w:r>
+      <w:r>
+        <w:rPr>
+          <w:rFonts w:ascii="Courier New" w:hAnsi="Courier New"/>
+          <w:color w:val="323232"/>
+          <w:sz w:val="16"/>
+        </w:rPr>
+      </w:r>
+      <w:r>
+        <w:rPr>
+          <w:rFonts w:ascii="Courier New" w:hAnsi="Courier New"/>
+          <w:color w:val="323232"/>
+          <w:sz w:val="16"/>
+        </w:rPr>
+      </w:r>
+      <w:r>
+        <w:rPr>
+          <w:rFonts w:ascii="Courier New" w:hAnsi="Courier New"/>
+          <w:color w:val="323232"/>
+          <w:sz w:val="16"/>
+        </w:rPr>
+      </w:r>
+      <w:r>
+        <w:rPr>
+          <w:rFonts w:ascii="Courier New" w:hAnsi="Courier New"/>
+          <w:color w:val="323232"/>
+          <w:sz w:val="16"/>
+        </w:rPr>
+      </w:r>
+      <w:r>
+        <w:rPr>
+          <w:rFonts w:ascii="Courier New" w:hAnsi="Courier New"/>
+          <w:color w:val="323232"/>
+          <w:sz w:val="16"/>
+        </w:rPr>
+      </w:r>
+      <w:r>
+        <w:rPr>
+          <w:rFonts w:ascii="Courier New" w:hAnsi="Courier New"/>
+          <w:color w:val="323232"/>
+          <w:sz w:val="16"/>
+        </w:rPr>
       </w:r>
     </w:p>
     <w:p>
@@ -6965,25 +6537,21 @@
           <w:color w:val="323232"/>
           <w:sz w:val="16"/>
         </w:rPr>
-        <w:t>if __name__ == "__main__":</w:t>
-      </w:r>
-      <w:r>
-        <w:rPr>
-          <w:rFonts w:ascii="Courier New" w:hAnsi="Courier New"/>
-          <w:color w:val="323232"/>
-          <w:sz w:val="16"/>
-        </w:rPr>
-        <w:br/>
-        <w:t xml:space="preserve">    print("=== SERVER IOT XI-&gt;Y-&gt;SERVER DANG CHAY ===")</w:t>
-      </w:r>
-      <w:r>
-        <w:rPr>
-          <w:rFonts w:ascii="Courier New" w:hAnsi="Courier New"/>
-          <w:color w:val="323232"/>
-          <w:sz w:val="16"/>
-        </w:rPr>
-        <w:br/>
-        <w:t xml:space="preserve">    app.run(host='0.0.0.0', port=5000, threaded=True)</w:t>
+        <w:t>if __name__ == "__main__": print("=== SERVER IOT XI-&gt;Y-&gt;SERVER DANG CHAY ===") app.run(host='0.0.0.0', port=5000, threaded=True)</w:t>
+      </w:r>
+      <w:r>
+        <w:rPr>
+          <w:rFonts w:ascii="Courier New" w:hAnsi="Courier New"/>
+          <w:color w:val="323232"/>
+          <w:sz w:val="16"/>
+        </w:rPr>
+      </w:r>
+      <w:r>
+        <w:rPr>
+          <w:rFonts w:ascii="Courier New" w:hAnsi="Courier New"/>
+          <w:color w:val="323232"/>
+          <w:sz w:val="16"/>
+        </w:rPr>
       </w:r>
     </w:p>
     <w:p>
@@ -7125,70 +6693,58 @@
           <w:color w:val="323232"/>
           <w:sz w:val="16"/>
         </w:rPr>
-        <w:t>CREATE TABLE devices (</w:t>
-      </w:r>
-      <w:r>
-        <w:rPr>
-          <w:rFonts w:ascii="Courier New" w:hAnsi="Courier New"/>
-          <w:color w:val="323232"/>
-          <w:sz w:val="16"/>
-        </w:rPr>
-        <w:br/>
-        <w:t xml:space="preserve">    device_id TEXT PRIMARY KEY,        -- "Xi_01", "Xi_02", "Y_01"</w:t>
-      </w:r>
-      <w:r>
-        <w:rPr>
-          <w:rFonts w:ascii="Courier New" w:hAnsi="Courier New"/>
-          <w:color w:val="323232"/>
-          <w:sz w:val="16"/>
-        </w:rPr>
-        <w:br/>
-        <w:t xml:space="preserve">    network_key TEXT NOT NULL,          -- Key AES</w:t>
-      </w:r>
-      <w:r>
-        <w:rPr>
-          <w:rFonts w:ascii="Courier New" w:hAnsi="Courier New"/>
-          <w:color w:val="323232"/>
-          <w:sz w:val="16"/>
-        </w:rPr>
-        <w:br/>
-        <w:t xml:space="preserve">    last_seq INTEGER DEFAULT -1,       -- Seq lớn nhất đã nhận</w:t>
-      </w:r>
-      <w:r>
-        <w:rPr>
-          <w:rFonts w:ascii="Courier New" w:hAnsi="Courier New"/>
-          <w:color w:val="323232"/>
-          <w:sz w:val="16"/>
-        </w:rPr>
-        <w:br/>
-        <w:t xml:space="preserve">    latitude REAL,                     -- Tọa độ mặc định</w:t>
-      </w:r>
-      <w:r>
-        <w:rPr>
-          <w:rFonts w:ascii="Courier New" w:hAnsi="Courier New"/>
-          <w:color w:val="323232"/>
-          <w:sz w:val="16"/>
-        </w:rPr>
-        <w:br/>
-        <w:t xml:space="preserve">    longitude REAL,</w:t>
-      </w:r>
-      <w:r>
-        <w:rPr>
-          <w:rFonts w:ascii="Courier New" w:hAnsi="Courier New"/>
-          <w:color w:val="323232"/>
-          <w:sz w:val="16"/>
-        </w:rPr>
-        <w:br/>
-        <w:t xml:space="preserve">    description TEXT                   -- Mô tả thiết bị</w:t>
-      </w:r>
-      <w:r>
-        <w:rPr>
-          <w:rFonts w:ascii="Courier New" w:hAnsi="Courier New"/>
-          <w:color w:val="323232"/>
-          <w:sz w:val="16"/>
-        </w:rPr>
+        <w:t>CREATE TABLE devices ( device_id TEXT PRIMARY KEY, -- "Xi_01", "Xi_02", "Y_01" network_key TEXT NOT NULL, -- Key AES last_seq INTEGER DEFAULT -1, -- Seq lớn nhất đã nhận latitude REAL, -- Tọa độ mặc định longitude REAL, description TEXT -- Mô tả thiết bị</w:t>
         <w:br/>
         <w:t>);</w:t>
+      </w:r>
+      <w:r>
+        <w:rPr>
+          <w:rFonts w:ascii="Courier New" w:hAnsi="Courier New"/>
+          <w:color w:val="323232"/>
+          <w:sz w:val="16"/>
+        </w:rPr>
+      </w:r>
+      <w:r>
+        <w:rPr>
+          <w:rFonts w:ascii="Courier New" w:hAnsi="Courier New"/>
+          <w:color w:val="323232"/>
+          <w:sz w:val="16"/>
+        </w:rPr>
+      </w:r>
+      <w:r>
+        <w:rPr>
+          <w:rFonts w:ascii="Courier New" w:hAnsi="Courier New"/>
+          <w:color w:val="323232"/>
+          <w:sz w:val="16"/>
+        </w:rPr>
+      </w:r>
+      <w:r>
+        <w:rPr>
+          <w:rFonts w:ascii="Courier New" w:hAnsi="Courier New"/>
+          <w:color w:val="323232"/>
+          <w:sz w:val="16"/>
+        </w:rPr>
+      </w:r>
+      <w:r>
+        <w:rPr>
+          <w:rFonts w:ascii="Courier New" w:hAnsi="Courier New"/>
+          <w:color w:val="323232"/>
+          <w:sz w:val="16"/>
+        </w:rPr>
+      </w:r>
+      <w:r>
+        <w:rPr>
+          <w:rFonts w:ascii="Courier New" w:hAnsi="Courier New"/>
+          <w:color w:val="323232"/>
+          <w:sz w:val="16"/>
+        </w:rPr>
+      </w:r>
+      <w:r>
+        <w:rPr>
+          <w:rFonts w:ascii="Courier New" w:hAnsi="Courier New"/>
+          <w:color w:val="323232"/>
+          <w:sz w:val="16"/>
+        </w:rPr>
       </w:r>
     </w:p>
     <w:p>
@@ -7222,177 +6778,140 @@
           <w:color w:val="323232"/>
           <w:sz w:val="16"/>
         </w:rPr>
-        <w:t>CREATE TABLE telemetry (</w:t>
-      </w:r>
-      <w:r>
-        <w:rPr>
-          <w:rFonts w:ascii="Courier New" w:hAnsi="Courier New"/>
-          <w:color w:val="323232"/>
-          <w:sz w:val="16"/>
-        </w:rPr>
-        <w:br/>
-        <w:t xml:space="preserve">    id INTEGER PRIMARY KEY AUTOINCREMENT,</w:t>
-      </w:r>
-      <w:r>
-        <w:rPr>
-          <w:rFonts w:ascii="Courier New" w:hAnsi="Courier New"/>
-          <w:color w:val="323232"/>
-          <w:sz w:val="16"/>
-        </w:rPr>
-        <w:br/>
-        <w:t xml:space="preserve">    device_id TEXT,                    -- FK → devices</w:t>
-      </w:r>
-      <w:r>
-        <w:rPr>
-          <w:rFonts w:ascii="Courier New" w:hAnsi="Courier New"/>
-          <w:color w:val="323232"/>
-          <w:sz w:val="16"/>
-        </w:rPr>
-        <w:br/>
-        <w:t xml:space="preserve">    timestamp DATETIME DEFAULT CURRENT_TIMESTAMP,</w:t>
-      </w:r>
-      <w:r>
-        <w:rPr>
-          <w:rFonts w:ascii="Courier New" w:hAnsi="Courier New"/>
-          <w:color w:val="323232"/>
-          <w:sz w:val="16"/>
-        </w:rPr>
-        <w:br/>
-        <w:t xml:space="preserve">    temperature REAL,                  -- Nhiệt độ (°C)</w:t>
-      </w:r>
-      <w:r>
-        <w:rPr>
-          <w:rFonts w:ascii="Courier New" w:hAnsi="Courier New"/>
-          <w:color w:val="323232"/>
-          <w:sz w:val="16"/>
-        </w:rPr>
-        <w:br/>
-        <w:t xml:space="preserve">    humidity REAL,                     -- Độ ẩm (%)</w:t>
-      </w:r>
-      <w:r>
-        <w:rPr>
-          <w:rFonts w:ascii="Courier New" w:hAnsi="Courier New"/>
-          <w:color w:val="323232"/>
-          <w:sz w:val="16"/>
-        </w:rPr>
-        <w:br/>
-        <w:t xml:space="preserve">    pressure REAL,                     -- Áp suất (hPa)</w:t>
-      </w:r>
-      <w:r>
-        <w:rPr>
-          <w:rFonts w:ascii="Courier New" w:hAnsi="Courier New"/>
-          <w:color w:val="323232"/>
-          <w:sz w:val="16"/>
-        </w:rPr>
-        <w:br/>
-        <w:t xml:space="preserve">    co2 REAL,                          -- CO2 (ppm)</w:t>
-      </w:r>
-      <w:r>
-        <w:rPr>
-          <w:rFonts w:ascii="Courier New" w:hAnsi="Courier New"/>
-          <w:color w:val="323232"/>
-          <w:sz w:val="16"/>
-        </w:rPr>
-        <w:br/>
-        <w:t xml:space="preserve">    co REAL,                           -- CO (ppm)</w:t>
-      </w:r>
-      <w:r>
-        <w:rPr>
-          <w:rFonts w:ascii="Courier New" w:hAnsi="Courier New"/>
-          <w:color w:val="323232"/>
-          <w:sz w:val="16"/>
-        </w:rPr>
-        <w:br/>
-        <w:t xml:space="preserve">    nh3 REAL,                          -- NH3 (ppm)</w:t>
-      </w:r>
-      <w:r>
-        <w:rPr>
-          <w:rFonts w:ascii="Courier New" w:hAnsi="Courier New"/>
-          <w:color w:val="323232"/>
-          <w:sz w:val="16"/>
-        </w:rPr>
-        <w:br/>
-        <w:t xml:space="preserve">    heart_rate INTEGER,                -- Nhịp tim (bpm)</w:t>
-      </w:r>
-      <w:r>
-        <w:rPr>
-          <w:rFonts w:ascii="Courier New" w:hAnsi="Courier New"/>
-          <w:color w:val="323232"/>
-          <w:sz w:val="16"/>
-        </w:rPr>
-        <w:br/>
-        <w:t xml:space="preserve">    spo2 REAL,                         -- SpO2 (%)</w:t>
-      </w:r>
-      <w:r>
-        <w:rPr>
-          <w:rFonts w:ascii="Courier New" w:hAnsi="Courier New"/>
-          <w:color w:val="323232"/>
-          <w:sz w:val="16"/>
-        </w:rPr>
-        <w:br/>
-        <w:t xml:space="preserve">    altitude REAL,                     -- Độ cao (m)</w:t>
-      </w:r>
-      <w:r>
-        <w:rPr>
-          <w:rFonts w:ascii="Courier New" w:hAnsi="Courier New"/>
-          <w:color w:val="323232"/>
-          <w:sz w:val="16"/>
-        </w:rPr>
-        <w:br/>
-        <w:t xml:space="preserve">    satellites INTEGER,                -- Số vệ tinh GPS</w:t>
-      </w:r>
-      <w:r>
-        <w:rPr>
-          <w:rFonts w:ascii="Courier New" w:hAnsi="Courier New"/>
-          <w:color w:val="323232"/>
-          <w:sz w:val="16"/>
-        </w:rPr>
-        <w:br/>
-      </w:r>
-      <w:r>
-        <w:rPr>
-          <w:rFonts w:ascii="Courier New" w:hAnsi="Courier New"/>
-          <w:color w:val="323232"/>
-          <w:sz w:val="16"/>
-        </w:rPr>
-        <w:lastRenderedPageBreak/>
-        <w:t xml:space="preserve">    latitude REAL,                     -- Vĩ độ</w:t>
-      </w:r>
-      <w:r>
-        <w:rPr>
-          <w:rFonts w:ascii="Courier New" w:hAnsi="Courier New"/>
-          <w:color w:val="323232"/>
-          <w:sz w:val="16"/>
-        </w:rPr>
-        <w:br/>
-        <w:t xml:space="preserve">    longitude REAL,                    -- Kinh độ</w:t>
-      </w:r>
-      <w:r>
-        <w:rPr>
-          <w:rFonts w:ascii="Courier New" w:hAnsi="Courier New"/>
-          <w:color w:val="323232"/>
-          <w:sz w:val="16"/>
-        </w:rPr>
-        <w:br/>
-        <w:t xml:space="preserve">    status TEXT,                       -- "An toan" / "Canh bao: ..."</w:t>
-      </w:r>
-      <w:r>
-        <w:rPr>
-          <w:rFonts w:ascii="Courier New" w:hAnsi="Courier New"/>
-          <w:color w:val="323232"/>
-          <w:sz w:val="16"/>
-        </w:rPr>
-        <w:br/>
-        <w:t xml:space="preserve">    FOREIGN KEY (device_id) REFERENCES devices(device_id)</w:t>
-      </w:r>
-      <w:r>
-        <w:rPr>
-          <w:rFonts w:ascii="Courier New" w:hAnsi="Courier New"/>
-          <w:color w:val="323232"/>
-          <w:sz w:val="16"/>
-        </w:rPr>
-        <w:br/>
-        <w:t>);</w:t>
+        <w:t>CREATE TABLE telemetry ( id INTEGER PRIMARY KEY AUTOINCREMENT, device_id TEXT, -- FK → devices timestamp DATETIME DEFAULT CURRENT_TIMESTAMP, temperature REAL, -- Nhiệt độ (°C) humidity REAL, -- Độ ẩm (%) pressure REAL, -- Áp suất (hPa) co2 REAL, -- CO2 (ppm) co REAL, -- CO (ppm) nh3 REAL, -- NH3 (ppm) );</w:t>
+      </w:r>
+      <w:r>
+        <w:rPr>
+          <w:rFonts w:ascii="Courier New" w:hAnsi="Courier New"/>
+          <w:color w:val="323232"/>
+          <w:sz w:val="16"/>
+        </w:rPr>
+      </w:r>
+      <w:r>
+        <w:rPr>
+          <w:rFonts w:ascii="Courier New" w:hAnsi="Courier New"/>
+          <w:color w:val="323232"/>
+          <w:sz w:val="16"/>
+        </w:rPr>
+      </w:r>
+      <w:r>
+        <w:rPr>
+          <w:rFonts w:ascii="Courier New" w:hAnsi="Courier New"/>
+          <w:color w:val="323232"/>
+          <w:sz w:val="16"/>
+        </w:rPr>
+      </w:r>
+      <w:r>
+        <w:rPr>
+          <w:rFonts w:ascii="Courier New" w:hAnsi="Courier New"/>
+          <w:color w:val="323232"/>
+          <w:sz w:val="16"/>
+        </w:rPr>
+      </w:r>
+      <w:r>
+        <w:rPr>
+          <w:rFonts w:ascii="Courier New" w:hAnsi="Courier New"/>
+          <w:color w:val="323232"/>
+          <w:sz w:val="16"/>
+        </w:rPr>
+      </w:r>
+      <w:r>
+        <w:rPr>
+          <w:rFonts w:ascii="Courier New" w:hAnsi="Courier New"/>
+          <w:color w:val="323232"/>
+          <w:sz w:val="16"/>
+        </w:rPr>
+      </w:r>
+      <w:r>
+        <w:rPr>
+          <w:rFonts w:ascii="Courier New" w:hAnsi="Courier New"/>
+          <w:color w:val="323232"/>
+          <w:sz w:val="16"/>
+        </w:rPr>
+      </w:r>
+      <w:r>
+        <w:rPr>
+          <w:rFonts w:ascii="Courier New" w:hAnsi="Courier New"/>
+          <w:color w:val="323232"/>
+          <w:sz w:val="16"/>
+        </w:rPr>
+      </w:r>
+      <w:r>
+        <w:rPr>
+          <w:rFonts w:ascii="Courier New" w:hAnsi="Courier New"/>
+          <w:color w:val="323232"/>
+          <w:sz w:val="16"/>
+        </w:rPr>
+      </w:r>
+      <w:r>
+        <w:rPr>
+          <w:rFonts w:ascii="Courier New" w:hAnsi="Courier New"/>
+          <w:color w:val="323232"/>
+          <w:sz w:val="16"/>
+        </w:rPr>
+      </w:r>
+      <w:r>
+        <w:rPr>
+          <w:rFonts w:ascii="Courier New" w:hAnsi="Courier New"/>
+          <w:color w:val="323232"/>
+          <w:sz w:val="16"/>
+        </w:rPr>
+      </w:r>
+      <w:r>
+        <w:rPr>
+          <w:rFonts w:ascii="Courier New" w:hAnsi="Courier New"/>
+          <w:color w:val="323232"/>
+          <w:sz w:val="16"/>
+        </w:rPr>
+      </w:r>
+      <w:r>
+        <w:rPr>
+          <w:rFonts w:ascii="Courier New" w:hAnsi="Courier New"/>
+          <w:color w:val="323232"/>
+          <w:sz w:val="16"/>
+        </w:rPr>
+      </w:r>
+      <w:r>
+        <w:rPr>
+          <w:rFonts w:ascii="Courier New" w:hAnsi="Courier New"/>
+          <w:color w:val="323232"/>
+          <w:sz w:val="16"/>
+        </w:rPr>
+      </w:r>
+      <w:r>
+        <w:rPr>
+          <w:rFonts w:ascii="Courier New" w:hAnsi="Courier New"/>
+          <w:color w:val="323232"/>
+          <w:sz w:val="16"/>
+        </w:rPr>
+      </w:r>
+      <w:r>
+        <w:rPr>
+          <w:rFonts w:ascii="Courier New" w:hAnsi="Courier New"/>
+          <w:color w:val="323232"/>
+          <w:sz w:val="16"/>
+        </w:rPr>
+      </w:r>
+      <w:r>
+        <w:rPr>
+          <w:rFonts w:ascii="Courier New" w:hAnsi="Courier New"/>
+          <w:color w:val="323232"/>
+          <w:sz w:val="16"/>
+        </w:rPr>
+      </w:r>
+      <w:r>
+        <w:rPr>
+          <w:rFonts w:ascii="Courier New" w:hAnsi="Courier New"/>
+          <w:color w:val="323232"/>
+          <w:sz w:val="16"/>
+        </w:rPr>
+      </w:r>
+      <w:r>
+        <w:rPr>
+          <w:rFonts w:ascii="Courier New" w:hAnsi="Courier New"/>
+          <w:color w:val="323232"/>
+          <w:sz w:val="16"/>
+        </w:rPr>
       </w:r>
     </w:p>
     <w:p>
@@ -7426,88 +6945,72 @@
           <w:color w:val="323232"/>
           <w:sz w:val="16"/>
         </w:rPr>
-        <w:t>CREATE TABLE benchmark (</w:t>
-      </w:r>
-      <w:r>
-        <w:rPr>
-          <w:rFonts w:ascii="Courier New" w:hAnsi="Courier New"/>
-          <w:color w:val="323232"/>
-          <w:sz w:val="16"/>
-        </w:rPr>
-        <w:br/>
-        <w:t xml:space="preserve">    id INTEGER PRIMARY KEY AUTOINCREMENT,</w:t>
-      </w:r>
-      <w:r>
-        <w:rPr>
-          <w:rFonts w:ascii="Courier New" w:hAnsi="Courier New"/>
-          <w:color w:val="323232"/>
-          <w:sz w:val="16"/>
-        </w:rPr>
-        <w:br/>
-        <w:t xml:space="preserve">    device_id TEXT,</w:t>
-      </w:r>
-      <w:r>
-        <w:rPr>
-          <w:rFonts w:ascii="Courier New" w:hAnsi="Courier New"/>
-          <w:color w:val="323232"/>
-          <w:sz w:val="16"/>
-        </w:rPr>
-        <w:br/>
-        <w:t xml:space="preserve">    decrypt_ms REAL,                   -- Thời gian giải mã (ms)</w:t>
-      </w:r>
-      <w:r>
-        <w:rPr>
-          <w:rFonts w:ascii="Courier New" w:hAnsi="Courier New"/>
-          <w:color w:val="323232"/>
-          <w:sz w:val="16"/>
-        </w:rPr>
-        <w:br/>
-        <w:t xml:space="preserve">    seq_ms REAL,                       -- Thời gian check seq (ms)</w:t>
-      </w:r>
-      <w:r>
-        <w:rPr>
-          <w:rFonts w:ascii="Courier New" w:hAnsi="Courier New"/>
-          <w:color w:val="323232"/>
-          <w:sz w:val="16"/>
-        </w:rPr>
-        <w:br/>
-        <w:t xml:space="preserve">    log_ms REAL,                       -- Thời gian ghi DB (ms)</w:t>
-      </w:r>
-      <w:r>
-        <w:rPr>
-          <w:rFonts w:ascii="Courier New" w:hAnsi="Courier New"/>
-          <w:color w:val="323232"/>
-          <w:sz w:val="16"/>
-        </w:rPr>
-        <w:br/>
-        <w:t xml:space="preserve">    total_ms REAL,                     -- Tổng thời gian (ms)</w:t>
-      </w:r>
-      <w:r>
-        <w:rPr>
-          <w:rFonts w:ascii="Courier New" w:hAnsi="Courier New"/>
-          <w:color w:val="323232"/>
-          <w:sz w:val="16"/>
-        </w:rPr>
-        <w:br/>
-        <w:t xml:space="preserve">    status TEXT,                       -- "OK" / "FAIL"</w:t>
-      </w:r>
-      <w:r>
-        <w:rPr>
-          <w:rFonts w:ascii="Courier New" w:hAnsi="Courier New"/>
-          <w:color w:val="323232"/>
-          <w:sz w:val="16"/>
-        </w:rPr>
-        <w:br/>
-        <w:t xml:space="preserve">    timestamp DATETIME DEFAULT CURRENT_TIMESTAMP</w:t>
-      </w:r>
-      <w:r>
-        <w:rPr>
-          <w:rFonts w:ascii="Courier New" w:hAnsi="Courier New"/>
-          <w:color w:val="323232"/>
-          <w:sz w:val="16"/>
-        </w:rPr>
+        <w:t>CREATE TABLE benchmark ( id INTEGER PRIMARY KEY AUTOINCREMENT, device_id TEXT, decrypt_ms REAL, -- Thời gian giải mã (ms) seq_ms REAL, -- Thời gian check seq (ms) log_ms REAL, -- Thời gian ghi DB (ms) total_ms REAL, -- Tổng thời gian (ms) status TEXT, -- "OK" / "FAIL" timestamp DATETIME DEFAULT CURRENT_TIMESTAMP</w:t>
         <w:br/>
         <w:t>);</w:t>
+      </w:r>
+      <w:r>
+        <w:rPr>
+          <w:rFonts w:ascii="Courier New" w:hAnsi="Courier New"/>
+          <w:color w:val="323232"/>
+          <w:sz w:val="16"/>
+        </w:rPr>
+      </w:r>
+      <w:r>
+        <w:rPr>
+          <w:rFonts w:ascii="Courier New" w:hAnsi="Courier New"/>
+          <w:color w:val="323232"/>
+          <w:sz w:val="16"/>
+        </w:rPr>
+      </w:r>
+      <w:r>
+        <w:rPr>
+          <w:rFonts w:ascii="Courier New" w:hAnsi="Courier New"/>
+          <w:color w:val="323232"/>
+          <w:sz w:val="16"/>
+        </w:rPr>
+      </w:r>
+      <w:r>
+        <w:rPr>
+          <w:rFonts w:ascii="Courier New" w:hAnsi="Courier New"/>
+          <w:color w:val="323232"/>
+          <w:sz w:val="16"/>
+        </w:rPr>
+      </w:r>
+      <w:r>
+        <w:rPr>
+          <w:rFonts w:ascii="Courier New" w:hAnsi="Courier New"/>
+          <w:color w:val="323232"/>
+          <w:sz w:val="16"/>
+        </w:rPr>
+      </w:r>
+      <w:r>
+        <w:rPr>
+          <w:rFonts w:ascii="Courier New" w:hAnsi="Courier New"/>
+          <w:color w:val="323232"/>
+          <w:sz w:val="16"/>
+        </w:rPr>
+      </w:r>
+      <w:r>
+        <w:rPr>
+          <w:rFonts w:ascii="Courier New" w:hAnsi="Courier New"/>
+          <w:color w:val="323232"/>
+          <w:sz w:val="16"/>
+        </w:rPr>
+      </w:r>
+      <w:r>
+        <w:rPr>
+          <w:rFonts w:ascii="Courier New" w:hAnsi="Courier New"/>
+          <w:color w:val="323232"/>
+          <w:sz w:val="16"/>
+        </w:rPr>
+      </w:r>
+      <w:r>
+        <w:rPr>
+          <w:rFonts w:ascii="Courier New" w:hAnsi="Courier New"/>
+          <w:color w:val="323232"/>
+          <w:sz w:val="16"/>
+        </w:rPr>
       </w:r>
     </w:p>
     <w:p>
@@ -7527,70 +7030,58 @@
           <w:color w:val="323232"/>
           <w:sz w:val="16"/>
         </w:rPr>
-        <w:t>devices_data = [</w:t>
-      </w:r>
-      <w:r>
-        <w:rPr>
-          <w:rFonts w:ascii="Courier New" w:hAnsi="Courier New"/>
-          <w:color w:val="323232"/>
-          <w:sz w:val="16"/>
-        </w:rPr>
-        <w:br/>
-        <w:t xml:space="preserve">    ('Xi_01', 'key_x_1234567890', -1, 21.84470, 104.09700,</w:t>
-      </w:r>
-      <w:r>
-        <w:rPr>
-          <w:rFonts w:ascii="Courier New" w:hAnsi="Courier New"/>
-          <w:color w:val="323232"/>
-          <w:sz w:val="16"/>
-        </w:rPr>
-        <w:br/>
-        <w:t xml:space="preserve">     'Node cam bien Xi_01 - Mù Cang Chải'),</w:t>
-      </w:r>
-      <w:r>
-        <w:rPr>
-          <w:rFonts w:ascii="Courier New" w:hAnsi="Courier New"/>
-          <w:color w:val="323232"/>
-          <w:sz w:val="16"/>
-        </w:rPr>
-        <w:br/>
-        <w:t xml:space="preserve">    ('Xi_02', 'key_x_1234567890', -1, 21.84550, 104.09820,</w:t>
-      </w:r>
-      <w:r>
-        <w:rPr>
-          <w:rFonts w:ascii="Courier New" w:hAnsi="Courier New"/>
-          <w:color w:val="323232"/>
-          <w:sz w:val="16"/>
-        </w:rPr>
-        <w:br/>
-        <w:t xml:space="preserve">     'Node cam bien Xi_02 - Mù Cang Chải'),</w:t>
-      </w:r>
-      <w:r>
-        <w:rPr>
-          <w:rFonts w:ascii="Courier New" w:hAnsi="Courier New"/>
-          <w:color w:val="323232"/>
-          <w:sz w:val="16"/>
-        </w:rPr>
-        <w:br/>
-        <w:t xml:space="preserve">    ('Y_01',  'key_x_1234567890', -1, 21.84510, 104.09750,</w:t>
-      </w:r>
-      <w:r>
-        <w:rPr>
-          <w:rFonts w:ascii="Courier New" w:hAnsi="Courier New"/>
-          <w:color w:val="323232"/>
-          <w:sz w:val="16"/>
-        </w:rPr>
-        <w:br/>
-        <w:t xml:space="preserve">     'Gateway Y_01 - Mù Cang Chải')</w:t>
-      </w:r>
-      <w:r>
-        <w:rPr>
-          <w:rFonts w:ascii="Courier New" w:hAnsi="Courier New"/>
-          <w:color w:val="323232"/>
-          <w:sz w:val="16"/>
-        </w:rPr>
+        <w:t>devices_data = [ ('Xi_01', 'key_x_1234567890', -1, 21.84470, 104.09700, 'Node cam bien Xi_01 - Mù Cang Chải'), ('Xi_02', 'key_x_1234567890', -1, 21.84550, 104.09820, 'Node cam bien Xi_02 - Mù Cang Chải'), ('Y_01', 'key_x_1234567890', -1, 21.84510, 104.09750, 'Gateway Y_01 - Mù Cang Chải')</w:t>
         <w:br/>
         <w:t>]</w:t>
+      </w:r>
+      <w:r>
+        <w:rPr>
+          <w:rFonts w:ascii="Courier New" w:hAnsi="Courier New"/>
+          <w:color w:val="323232"/>
+          <w:sz w:val="16"/>
+        </w:rPr>
+      </w:r>
+      <w:r>
+        <w:rPr>
+          <w:rFonts w:ascii="Courier New" w:hAnsi="Courier New"/>
+          <w:color w:val="323232"/>
+          <w:sz w:val="16"/>
+        </w:rPr>
+      </w:r>
+      <w:r>
+        <w:rPr>
+          <w:rFonts w:ascii="Courier New" w:hAnsi="Courier New"/>
+          <w:color w:val="323232"/>
+          <w:sz w:val="16"/>
+        </w:rPr>
+      </w:r>
+      <w:r>
+        <w:rPr>
+          <w:rFonts w:ascii="Courier New" w:hAnsi="Courier New"/>
+          <w:color w:val="323232"/>
+          <w:sz w:val="16"/>
+        </w:rPr>
+      </w:r>
+      <w:r>
+        <w:rPr>
+          <w:rFonts w:ascii="Courier New" w:hAnsi="Courier New"/>
+          <w:color w:val="323232"/>
+          <w:sz w:val="16"/>
+        </w:rPr>
+      </w:r>
+      <w:r>
+        <w:rPr>
+          <w:rFonts w:ascii="Courier New" w:hAnsi="Courier New"/>
+          <w:color w:val="323232"/>
+          <w:sz w:val="16"/>
+        </w:rPr>
+      </w:r>
+      <w:r>
+        <w:rPr>
+          <w:rFonts w:ascii="Courier New" w:hAnsi="Courier New"/>
+          <w:color w:val="323232"/>
+          <w:sz w:val="16"/>
+        </w:rPr>
       </w:r>
     </w:p>
     <w:p>
@@ -8226,104 +7717,93 @@
           <w:sz w:val="16"/>
         </w:rPr>
         <w:t>import streamlit as st</w:t>
-      </w:r>
-      <w:r>
-        <w:rPr>
-          <w:rFonts w:ascii="Courier New" w:hAnsi="Courier New"/>
-          <w:color w:val="323232"/>
-          <w:sz w:val="16"/>
-        </w:rPr>
         <w:br/>
         <w:t>import pandas as pd</w:t>
-      </w:r>
-      <w:r>
-        <w:rPr>
-          <w:rFonts w:ascii="Courier New" w:hAnsi="Courier New"/>
-          <w:color w:val="323232"/>
-          <w:sz w:val="16"/>
-        </w:rPr>
         <w:br/>
         <w:t>import folium</w:t>
-      </w:r>
-      <w:r>
-        <w:rPr>
-          <w:rFonts w:ascii="Courier New" w:hAnsi="Courier New"/>
-          <w:color w:val="323232"/>
-          <w:sz w:val="16"/>
-        </w:rPr>
         <w:br/>
-        <w:t>from streamlit_folium import st_folium</w:t>
-      </w:r>
-      <w:r>
-        <w:rPr>
-          <w:rFonts w:ascii="Courier New" w:hAnsi="Courier New"/>
-          <w:color w:val="323232"/>
-          <w:sz w:val="16"/>
-        </w:rPr>
+        <w:t>from streamlit_folium import st_folium st.set_page_config(page_title="Dashboard Giam sat Xi-Y", layout="wide")</w:t>
         <w:br/>
-      </w:r>
-      <w:r>
-        <w:rPr>
-          <w:rFonts w:ascii="Courier New" w:hAnsi="Courier New"/>
-          <w:color w:val="323232"/>
-          <w:sz w:val="16"/>
-        </w:rPr>
-        <w:br/>
-        <w:t>st.set_page_config(page_title="Dashboard Giam sat Xi-Y", layout="wide")</w:t>
-      </w:r>
-      <w:r>
-        <w:rPr>
-          <w:rFonts w:ascii="Courier New" w:hAnsi="Courier New"/>
-          <w:color w:val="323232"/>
-          <w:sz w:val="16"/>
-        </w:rPr>
-        <w:br/>
-        <w:t>tabs = st.tabs([</w:t>
-      </w:r>
-      <w:r>
-        <w:rPr>
-          <w:rFonts w:ascii="Courier New" w:hAnsi="Courier New"/>
-          <w:color w:val="323232"/>
-          <w:sz w:val="16"/>
-        </w:rPr>
-        <w:br/>
-        <w:t xml:space="preserve">    "Bieu do cam bien",</w:t>
-      </w:r>
-      <w:r>
-        <w:rPr>
-          <w:rFonts w:ascii="Courier New" w:hAnsi="Courier New"/>
-          <w:color w:val="323232"/>
-          <w:sz w:val="16"/>
-        </w:rPr>
-        <w:br/>
-        <w:t xml:space="preserve">    "Ban do Web (Leaflet)",</w:t>
-      </w:r>
-      <w:r>
-        <w:rPr>
-          <w:rFonts w:ascii="Courier New" w:hAnsi="Courier New"/>
-          <w:color w:val="323232"/>
-          <w:sz w:val="16"/>
-        </w:rPr>
-        <w:br/>
-        <w:t xml:space="preserve">    "Du lieu thiet bi",</w:t>
-      </w:r>
-      <w:r>
-        <w:rPr>
-          <w:rFonts w:ascii="Courier New" w:hAnsi="Courier New"/>
-          <w:color w:val="323232"/>
-          <w:sz w:val="16"/>
-        </w:rPr>
-        <w:br/>
-        <w:t xml:space="preserve">    "Hieu nang"</w:t>
-      </w:r>
-      <w:r>
-        <w:rPr>
-          <w:rFonts w:ascii="Courier New" w:hAnsi="Courier New"/>
-          <w:color w:val="323232"/>
-          <w:sz w:val="16"/>
-        </w:rPr>
+        <w:t>tabs = st.tabs([ "Bieu do cam bien", "Ban do Web (Leaflet)", "Du lieu thiet bi", "Hieu nang"</w:t>
         <w:br/>
         <w:t>])</w:t>
+      </w:r>
+      <w:r>
+        <w:rPr>
+          <w:rFonts w:ascii="Courier New" w:hAnsi="Courier New"/>
+          <w:color w:val="323232"/>
+          <w:sz w:val="16"/>
+        </w:rPr>
+      </w:r>
+      <w:r>
+        <w:rPr>
+          <w:rFonts w:ascii="Courier New" w:hAnsi="Courier New"/>
+          <w:color w:val="323232"/>
+          <w:sz w:val="16"/>
+        </w:rPr>
+      </w:r>
+      <w:r>
+        <w:rPr>
+          <w:rFonts w:ascii="Courier New" w:hAnsi="Courier New"/>
+          <w:color w:val="323232"/>
+          <w:sz w:val="16"/>
+        </w:rPr>
+      </w:r>
+      <w:r>
+        <w:rPr>
+          <w:rFonts w:ascii="Courier New" w:hAnsi="Courier New"/>
+          <w:color w:val="323232"/>
+          <w:sz w:val="16"/>
+        </w:rPr>
+      </w:r>
+      <w:r>
+        <w:rPr>
+          <w:rFonts w:ascii="Courier New" w:hAnsi="Courier New"/>
+          <w:color w:val="323232"/>
+          <w:sz w:val="16"/>
+        </w:rPr>
+      </w:r>
+      <w:r>
+        <w:rPr>
+          <w:rFonts w:ascii="Courier New" w:hAnsi="Courier New"/>
+          <w:color w:val="323232"/>
+          <w:sz w:val="16"/>
+        </w:rPr>
+      </w:r>
+      <w:r>
+        <w:rPr>
+          <w:rFonts w:ascii="Courier New" w:hAnsi="Courier New"/>
+          <w:color w:val="323232"/>
+          <w:sz w:val="16"/>
+        </w:rPr>
+      </w:r>
+      <w:r>
+        <w:rPr>
+          <w:rFonts w:ascii="Courier New" w:hAnsi="Courier New"/>
+          <w:color w:val="323232"/>
+          <w:sz w:val="16"/>
+        </w:rPr>
+      </w:r>
+      <w:r>
+        <w:rPr>
+          <w:rFonts w:ascii="Courier New" w:hAnsi="Courier New"/>
+          <w:color w:val="323232"/>
+          <w:sz w:val="16"/>
+        </w:rPr>
+      </w:r>
+      <w:r>
+        <w:rPr>
+          <w:rFonts w:ascii="Courier New" w:hAnsi="Courier New"/>
+          <w:color w:val="323232"/>
+          <w:sz w:val="16"/>
+        </w:rPr>
+      </w:r>
+      <w:r>
+        <w:rPr>
+          <w:rFonts w:ascii="Courier New" w:hAnsi="Courier New"/>
+          <w:color w:val="323232"/>
+          <w:sz w:val="16"/>
+        </w:rPr>
       </w:r>
     </w:p>
     <w:p>
@@ -8402,79 +7882,63 @@
           <w:color w:val="323232"/>
           <w:sz w:val="16"/>
         </w:rPr>
-        <w:t>with tabs[0]:</w:t>
-      </w:r>
-      <w:r>
-        <w:rPr>
-          <w:rFonts w:ascii="Courier New" w:hAnsi="Courier New"/>
-          <w:color w:val="323232"/>
-          <w:sz w:val="16"/>
-        </w:rPr>
-        <w:br/>
-        <w:t xml:space="preserve">    df_telemetry = load_data("SELECT * FROM telemetry ORDER BY timestamp DESC LIMIT 50")</w:t>
-      </w:r>
-      <w:r>
-        <w:rPr>
-          <w:rFonts w:ascii="Courier New" w:hAnsi="Courier New"/>
-          <w:color w:val="323232"/>
-          <w:sz w:val="16"/>
-        </w:rPr>
-        <w:br/>
-        <w:t xml:space="preserve">    # Hiển thị 7 chỉ số dưới dạng metric</w:t>
-      </w:r>
-      <w:r>
-        <w:rPr>
-          <w:rFonts w:ascii="Courier New" w:hAnsi="Courier New"/>
-          <w:color w:val="323232"/>
-          <w:sz w:val="16"/>
-        </w:rPr>
-        <w:br/>
-        <w:t xml:space="preserve">    col1.metric("Nhiet do (C)", f"{latest.get('temperature') or 0:.1f}")</w:t>
-      </w:r>
-      <w:r>
-        <w:rPr>
-          <w:rFonts w:ascii="Courier New" w:hAnsi="Courier New"/>
-          <w:color w:val="323232"/>
-          <w:sz w:val="16"/>
-        </w:rPr>
-        <w:br/>
-        <w:t xml:space="preserve">    col2.metric("Do am (%)", f"{latest.get('humidity') or 0:.1f}")</w:t>
-      </w:r>
-      <w:r>
-        <w:rPr>
-          <w:rFonts w:ascii="Courier New" w:hAnsi="Courier New"/>
-          <w:color w:val="323232"/>
-          <w:sz w:val="16"/>
-        </w:rPr>
-        <w:br/>
-        <w:t xml:space="preserve">    # ...</w:t>
-      </w:r>
-      <w:r>
-        <w:rPr>
-          <w:rFonts w:ascii="Courier New" w:hAnsi="Courier New"/>
-          <w:color w:val="323232"/>
-          <w:sz w:val="16"/>
-        </w:rPr>
-        <w:br/>
-        <w:t xml:space="preserve">    # Biểu đồ đường của tất cả chỉ số</w:t>
-      </w:r>
-      <w:r>
-        <w:rPr>
-          <w:rFonts w:ascii="Courier New" w:hAnsi="Courier New"/>
-          <w:color w:val="323232"/>
-          <w:sz w:val="16"/>
-        </w:rPr>
-        <w:br/>
-        <w:t xml:space="preserve">    chart_data = df_telemetry.set_index('timestamp')[avail]</w:t>
-      </w:r>
-      <w:r>
-        <w:rPr>
-          <w:rFonts w:ascii="Courier New" w:hAnsi="Courier New"/>
-          <w:color w:val="323232"/>
-          <w:sz w:val="16"/>
-        </w:rPr>
-        <w:br/>
-        <w:t xml:space="preserve">    st.line_chart(chart_data)</w:t>
+        <w:t>with tabs[0]: df_telemetry = load_data("SELECT * FROM telemetry ORDER BY timestamp DESC LIMIT 50") # Hiển thị 7 chỉ số dưới dạng metric col1.metric("Nhiet do (C)", f"{latest.get('temperature') or 0:.1f}") col2.metric("Do am (%)", f"{latest.get('humidity') or 0:.1f}") # ... # Biểu đồ đường của tất cả chỉ số chart_data = df_telemetry.set_index('timestamp')[avail] st.line_chart(chart_data)</w:t>
+      </w:r>
+      <w:r>
+        <w:rPr>
+          <w:rFonts w:ascii="Courier New" w:hAnsi="Courier New"/>
+          <w:color w:val="323232"/>
+          <w:sz w:val="16"/>
+        </w:rPr>
+      </w:r>
+      <w:r>
+        <w:rPr>
+          <w:rFonts w:ascii="Courier New" w:hAnsi="Courier New"/>
+          <w:color w:val="323232"/>
+          <w:sz w:val="16"/>
+        </w:rPr>
+      </w:r>
+      <w:r>
+        <w:rPr>
+          <w:rFonts w:ascii="Courier New" w:hAnsi="Courier New"/>
+          <w:color w:val="323232"/>
+          <w:sz w:val="16"/>
+        </w:rPr>
+      </w:r>
+      <w:r>
+        <w:rPr>
+          <w:rFonts w:ascii="Courier New" w:hAnsi="Courier New"/>
+          <w:color w:val="323232"/>
+          <w:sz w:val="16"/>
+        </w:rPr>
+      </w:r>
+      <w:r>
+        <w:rPr>
+          <w:rFonts w:ascii="Courier New" w:hAnsi="Courier New"/>
+          <w:color w:val="323232"/>
+          <w:sz w:val="16"/>
+        </w:rPr>
+      </w:r>
+      <w:r>
+        <w:rPr>
+          <w:rFonts w:ascii="Courier New" w:hAnsi="Courier New"/>
+          <w:color w:val="323232"/>
+          <w:sz w:val="16"/>
+        </w:rPr>
+      </w:r>
+      <w:r>
+        <w:rPr>
+          <w:rFonts w:ascii="Courier New" w:hAnsi="Courier New"/>
+          <w:color w:val="323232"/>
+          <w:sz w:val="16"/>
+        </w:rPr>
+      </w:r>
+      <w:r>
+        <w:rPr>
+          <w:rFonts w:ascii="Courier New" w:hAnsi="Courier New"/>
+          <w:color w:val="323232"/>
+          <w:sz w:val="16"/>
+        </w:rPr>
       </w:r>
     </w:p>
     <w:p>
@@ -8486,7 +7950,7 @@
         <w:rPr>
           <w:color w:val="000000"/>
         </w:rPr>
-        <w:t>Các chỉ số hiển thị: Nhiệt độ, Độ ẩm, Áp suất, Nhịp tim, SpO2, CO2, CO/NH3.</w:t>
+        <w:t>Các chỉ số hiển thị: Nhiệt độ, Độ ẩm, Áp suất, CO2, CO/NH3.</w:t>
       </w:r>
     </w:p>
     <w:p>
@@ -8565,97 +8029,77 @@
           <w:color w:val="323232"/>
           <w:sz w:val="16"/>
         </w:rPr>
-        <w:t>with tabs[1]:</w:t>
-      </w:r>
-      <w:r>
-        <w:rPr>
-          <w:rFonts w:ascii="Courier New" w:hAnsi="Courier New"/>
-          <w:color w:val="323232"/>
-          <w:sz w:val="16"/>
-        </w:rPr>
-        <w:br/>
-        <w:t xml:space="preserve">    m = folium.Map(location=[21.8449, 104.0975], zoom_start=15)</w:t>
-      </w:r>
-      <w:r>
-        <w:rPr>
-          <w:rFonts w:ascii="Courier New" w:hAnsi="Courier New"/>
-          <w:color w:val="323232"/>
-          <w:sz w:val="16"/>
-        </w:rPr>
-        <w:br/>
-        <w:t xml:space="preserve">    # Mỗi thiết bị là một marker</w:t>
-      </w:r>
-      <w:r>
-        <w:rPr>
-          <w:rFonts w:ascii="Courier New" w:hAnsi="Courier New"/>
-          <w:color w:val="323232"/>
-          <w:sz w:val="16"/>
-        </w:rPr>
-        <w:br/>
-        <w:t xml:space="preserve">    for _, row in df_map.iterrows():</w:t>
-      </w:r>
-      <w:r>
-        <w:rPr>
-          <w:rFonts w:ascii="Courier New" w:hAnsi="Courier New"/>
-          <w:color w:val="323232"/>
-          <w:sz w:val="16"/>
-        </w:rPr>
-        <w:br/>
-        <w:t xml:space="preserve">        color = 'blue' if 'Xi' in row['device_id'] else 'red'</w:t>
-      </w:r>
-      <w:r>
-        <w:rPr>
-          <w:rFonts w:ascii="Courier New" w:hAnsi="Courier New"/>
-          <w:color w:val="323232"/>
-          <w:sz w:val="16"/>
-        </w:rPr>
-        <w:br/>
-        <w:t xml:space="preserve">        folium.Marker(</w:t>
-      </w:r>
-      <w:r>
-        <w:rPr>
-          <w:rFonts w:ascii="Courier New" w:hAnsi="Courier New"/>
-          <w:color w:val="323232"/>
-          <w:sz w:val="16"/>
-        </w:rPr>
-        <w:br/>
-        <w:t xml:space="preserve">            [float(row['latitude']), float(row['longitude'])],</w:t>
-      </w:r>
-      <w:r>
-        <w:rPr>
-          <w:rFonts w:ascii="Courier New" w:hAnsi="Courier New"/>
-          <w:color w:val="323232"/>
-          <w:sz w:val="16"/>
-        </w:rPr>
-        <w:br/>
-        <w:t xml:space="preserve">            popup=f"ID: {row['device_id']}&lt;br&gt;{row['description']}",</w:t>
-      </w:r>
-      <w:r>
-        <w:rPr>
-          <w:rFonts w:ascii="Courier New" w:hAnsi="Courier New"/>
-          <w:color w:val="323232"/>
-          <w:sz w:val="16"/>
-        </w:rPr>
-        <w:br/>
-        <w:t xml:space="preserve">            icon=folium.Icon(color=color, icon='info-sign')</w:t>
-      </w:r>
-      <w:r>
-        <w:rPr>
-          <w:rFonts w:ascii="Courier New" w:hAnsi="Courier New"/>
-          <w:color w:val="323232"/>
-          <w:sz w:val="16"/>
-        </w:rPr>
-        <w:br/>
-        <w:t xml:space="preserve">        ).add_to(m)</w:t>
-      </w:r>
-      <w:r>
-        <w:rPr>
-          <w:rFonts w:ascii="Courier New" w:hAnsi="Courier New"/>
-          <w:color w:val="323232"/>
-          <w:sz w:val="16"/>
-        </w:rPr>
-        <w:br/>
-        <w:t xml:space="preserve">    st_folium(m, width=1100, height=500)</w:t>
+        <w:t>with tabs[1]: m = folium.Map(location=[21.8449, 104.0975], zoom_start=15) # Mỗi thiết bị là một marker for _, row in df_map.iterrows(): color = 'blue' if 'Xi' in row['device_id'] else 'red' folium.Marker( [float(row['latitude']), float(row['longitude'])], popup=f"ID: {row['device_id']}&lt;br&gt;{row['description']}", icon=folium.Icon(color=color, icon='info-sign') ).add_to(m) st_folium(m, width=1100, height=500)</w:t>
+      </w:r>
+      <w:r>
+        <w:rPr>
+          <w:rFonts w:ascii="Courier New" w:hAnsi="Courier New"/>
+          <w:color w:val="323232"/>
+          <w:sz w:val="16"/>
+        </w:rPr>
+      </w:r>
+      <w:r>
+        <w:rPr>
+          <w:rFonts w:ascii="Courier New" w:hAnsi="Courier New"/>
+          <w:color w:val="323232"/>
+          <w:sz w:val="16"/>
+        </w:rPr>
+      </w:r>
+      <w:r>
+        <w:rPr>
+          <w:rFonts w:ascii="Courier New" w:hAnsi="Courier New"/>
+          <w:color w:val="323232"/>
+          <w:sz w:val="16"/>
+        </w:rPr>
+      </w:r>
+      <w:r>
+        <w:rPr>
+          <w:rFonts w:ascii="Courier New" w:hAnsi="Courier New"/>
+          <w:color w:val="323232"/>
+          <w:sz w:val="16"/>
+        </w:rPr>
+      </w:r>
+      <w:r>
+        <w:rPr>
+          <w:rFonts w:ascii="Courier New" w:hAnsi="Courier New"/>
+          <w:color w:val="323232"/>
+          <w:sz w:val="16"/>
+        </w:rPr>
+      </w:r>
+      <w:r>
+        <w:rPr>
+          <w:rFonts w:ascii="Courier New" w:hAnsi="Courier New"/>
+          <w:color w:val="323232"/>
+          <w:sz w:val="16"/>
+        </w:rPr>
+      </w:r>
+      <w:r>
+        <w:rPr>
+          <w:rFonts w:ascii="Courier New" w:hAnsi="Courier New"/>
+          <w:color w:val="323232"/>
+          <w:sz w:val="16"/>
+        </w:rPr>
+      </w:r>
+      <w:r>
+        <w:rPr>
+          <w:rFonts w:ascii="Courier New" w:hAnsi="Courier New"/>
+          <w:color w:val="323232"/>
+          <w:sz w:val="16"/>
+        </w:rPr>
+      </w:r>
+      <w:r>
+        <w:rPr>
+          <w:rFonts w:ascii="Courier New" w:hAnsi="Courier New"/>
+          <w:color w:val="323232"/>
+          <w:sz w:val="16"/>
+        </w:rPr>
+      </w:r>
+      <w:r>
+        <w:rPr>
+          <w:rFonts w:ascii="Courier New" w:hAnsi="Courier New"/>
+          <w:color w:val="323232"/>
+          <w:sz w:val="16"/>
+        </w:rPr>
       </w:r>
     </w:p>
     <w:p>
@@ -8763,61 +8207,49 @@
           <w:color w:val="323232"/>
           <w:sz w:val="16"/>
         </w:rPr>
-        <w:t>with tabs[2]:</w:t>
-      </w:r>
-      <w:r>
-        <w:rPr>
-          <w:rFonts w:ascii="Courier New" w:hAnsi="Courier New"/>
-          <w:color w:val="323232"/>
-          <w:sz w:val="16"/>
-        </w:rPr>
-        <w:br/>
-        <w:t xml:space="preserve">    df_devices = load_data("SELECT DISTINCT t.device_id, d.description, ...")</w:t>
-      </w:r>
-      <w:r>
-        <w:rPr>
-          <w:rFonts w:ascii="Courier New" w:hAnsi="Courier New"/>
-          <w:color w:val="323232"/>
-          <w:sz w:val="16"/>
-        </w:rPr>
-        <w:br/>
-        <w:t xml:space="preserve">    st.table(df_devices)</w:t>
-      </w:r>
-      <w:r>
-        <w:rPr>
-          <w:rFonts w:ascii="Courier New" w:hAnsi="Courier New"/>
-          <w:color w:val="323232"/>
-          <w:sz w:val="16"/>
-        </w:rPr>
-        <w:br/>
-        <w:t xml:space="preserve">    df_latest = load_data("SELECT * FROM telemetry ORDER BY timestamp DESC LIMIT 10")</w:t>
-      </w:r>
-      <w:r>
-        <w:rPr>
-          <w:rFonts w:ascii="Courier New" w:hAnsi="Courier New"/>
-          <w:color w:val="323232"/>
-          <w:sz w:val="16"/>
-        </w:rPr>
-        <w:br/>
-        <w:t xml:space="preserve">    st.dataframe(df_latest)</w:t>
-      </w:r>
-      <w:r>
-        <w:rPr>
-          <w:rFonts w:ascii="Courier New" w:hAnsi="Courier New"/>
-          <w:color w:val="323232"/>
-          <w:sz w:val="16"/>
-        </w:rPr>
-        <w:br/>
-        <w:t xml:space="preserve">    df_gps = load_data("SELECT device_id, latitude, longitude, altitude, ...")</w:t>
-      </w:r>
-      <w:r>
-        <w:rPr>
-          <w:rFonts w:ascii="Courier New" w:hAnsi="Courier New"/>
-          <w:color w:val="323232"/>
-          <w:sz w:val="16"/>
-        </w:rPr>
-        <w:br/>
-        <w:t xml:space="preserve">    st.dataframe(df_gps)</w:t>
+        <w:t>with tabs[2]: df_devices = load_data("SELECT DISTINCT t.device_id, d.description, ...") st.table(df_devices) df_latest = load_data("SELECT * FROM telemetry ORDER BY timestamp DESC LIMIT 10") st.dataframe(df_latest) df_gps = load_data("SELECT device_id, latitude, longitude, altitude, ...") st.dataframe(df_gps)</w:t>
+      </w:r>
+      <w:r>
+        <w:rPr>
+          <w:rFonts w:ascii="Courier New" w:hAnsi="Courier New"/>
+          <w:color w:val="323232"/>
+          <w:sz w:val="16"/>
+        </w:rPr>
+      </w:r>
+      <w:r>
+        <w:rPr>
+          <w:rFonts w:ascii="Courier New" w:hAnsi="Courier New"/>
+          <w:color w:val="323232"/>
+          <w:sz w:val="16"/>
+        </w:rPr>
+      </w:r>
+      <w:r>
+        <w:rPr>
+          <w:rFonts w:ascii="Courier New" w:hAnsi="Courier New"/>
+          <w:color w:val="323232"/>
+          <w:sz w:val="16"/>
+        </w:rPr>
+      </w:r>
+      <w:r>
+        <w:rPr>
+          <w:rFonts w:ascii="Courier New" w:hAnsi="Courier New"/>
+          <w:color w:val="323232"/>
+          <w:sz w:val="16"/>
+        </w:rPr>
+      </w:r>
+      <w:r>
+        <w:rPr>
+          <w:rFonts w:ascii="Courier New" w:hAnsi="Courier New"/>
+          <w:color w:val="323232"/>
+          <w:sz w:val="16"/>
+        </w:rPr>
+      </w:r>
+      <w:r>
+        <w:rPr>
+          <w:rFonts w:ascii="Courier New" w:hAnsi="Courier New"/>
+          <w:color w:val="323232"/>
+          <w:sz w:val="16"/>
+        </w:rPr>
       </w:r>
     </w:p>
     <w:p>
@@ -8896,151 +8328,119 @@
           <w:color w:val="323232"/>
           <w:sz w:val="16"/>
         </w:rPr>
-        <w:t>with tabs[3]:</w:t>
-      </w:r>
-      <w:r>
-        <w:rPr>
-          <w:rFonts w:ascii="Courier New" w:hAnsi="Courier New"/>
-          <w:color w:val="323232"/>
-          <w:sz w:val="16"/>
-        </w:rPr>
-        <w:br/>
-        <w:t xml:space="preserve">    df_bench = load_data("SELECT * FROM benchmark ORDER BY id DESC LIMIT 50")</w:t>
-      </w:r>
-      <w:r>
-        <w:rPr>
-          <w:rFonts w:ascii="Courier New" w:hAnsi="Courier New"/>
-          <w:color w:val="323232"/>
-          <w:sz w:val="16"/>
-        </w:rPr>
-        <w:br/>
-        <w:t xml:space="preserve">    stats = df_bench.groupby('device_id').agg(</w:t>
-      </w:r>
-      <w:r>
-        <w:rPr>
-          <w:rFonts w:ascii="Courier New" w:hAnsi="Courier New"/>
-          <w:color w:val="323232"/>
-          <w:sz w:val="16"/>
-        </w:rPr>
-        <w:br/>
-        <w:t xml:space="preserve">        tong_so_lan   = ('id', 'count'),</w:t>
-      </w:r>
-      <w:r>
-        <w:rPr>
-          <w:rFonts w:ascii="Courier New" w:hAnsi="Courier New"/>
-          <w:color w:val="323232"/>
-          <w:sz w:val="16"/>
-        </w:rPr>
-        <w:br/>
-        <w:t xml:space="preserve">        decrypt_tb    = ('decrypt_ms', 'mean'),</w:t>
-      </w:r>
-      <w:r>
-        <w:rPr>
-          <w:rFonts w:ascii="Courier New" w:hAnsi="Courier New"/>
-          <w:color w:val="323232"/>
-          <w:sz w:val="16"/>
-        </w:rPr>
-        <w:br/>
-        <w:t xml:space="preserve">        seq_tb        = ('seq_ms', 'mean'),</w:t>
-      </w:r>
-      <w:r>
-        <w:rPr>
-          <w:rFonts w:ascii="Courier New" w:hAnsi="Courier New"/>
-          <w:color w:val="323232"/>
-          <w:sz w:val="16"/>
-        </w:rPr>
-        <w:br/>
-        <w:t xml:space="preserve">        log_tb        = ('log_ms', 'mean'),</w:t>
-      </w:r>
-      <w:r>
-        <w:rPr>
-          <w:rFonts w:ascii="Courier New" w:hAnsi="Courier New"/>
-          <w:color w:val="323232"/>
-          <w:sz w:val="16"/>
-        </w:rPr>
-        <w:br/>
-        <w:t xml:space="preserve">        total_tb      = ('total_ms', 'mean'),</w:t>
-      </w:r>
-      <w:r>
-        <w:rPr>
-          <w:rFonts w:ascii="Courier New" w:hAnsi="Courier New"/>
-          <w:color w:val="323232"/>
-          <w:sz w:val="16"/>
-        </w:rPr>
-        <w:br/>
-        <w:t xml:space="preserve">        total_max     = ('total_ms', 'max')</w:t>
-      </w:r>
-      <w:r>
-        <w:rPr>
-          <w:rFonts w:ascii="Courier New" w:hAnsi="Courier New"/>
-          <w:color w:val="323232"/>
-          <w:sz w:val="16"/>
-        </w:rPr>
-        <w:br/>
-        <w:t xml:space="preserve">    ).round(1)</w:t>
-      </w:r>
-      <w:r>
-        <w:rPr>
-          <w:rFonts w:ascii="Courier New" w:hAnsi="Courier New"/>
-          <w:color w:val="323232"/>
-          <w:sz w:val="16"/>
-        </w:rPr>
-        <w:br/>
-        <w:t xml:space="preserve">    st.dataframe(stats)</w:t>
-      </w:r>
-      <w:r>
-        <w:rPr>
-          <w:rFonts w:ascii="Courier New" w:hAnsi="Courier New"/>
-          <w:color w:val="323232"/>
-          <w:sz w:val="16"/>
-        </w:rPr>
-        <w:br/>
-        <w:t xml:space="preserve">    # Biểu đồ 30 request gần nhất</w:t>
-      </w:r>
-      <w:r>
-        <w:rPr>
-          <w:rFonts w:ascii="Courier New" w:hAnsi="Courier New"/>
-          <w:color w:val="323232"/>
-          <w:sz w:val="16"/>
-        </w:rPr>
-        <w:br/>
-        <w:t xml:space="preserve">    chart = df_bench.head(30).set_index('id')[['decrypt_ms', 'seq_ms', 'log_ms', 'total_ms']]</w:t>
-      </w:r>
-      <w:r>
-        <w:rPr>
-          <w:rFonts w:ascii="Courier New" w:hAnsi="Courier New"/>
-          <w:color w:val="323232"/>
-          <w:sz w:val="16"/>
-        </w:rPr>
-        <w:br/>
-        <w:t xml:space="preserve">    st.line_chart(chart)</w:t>
-      </w:r>
-      <w:r>
-        <w:rPr>
-          <w:rFonts w:ascii="Courier New" w:hAnsi="Courier New"/>
-          <w:color w:val="323232"/>
-          <w:sz w:val="16"/>
-        </w:rPr>
-        <w:br/>
-        <w:t xml:space="preserve">    # Tỉ lệ thành công / thất bại</w:t>
-      </w:r>
-      <w:r>
-        <w:rPr>
-          <w:rFonts w:ascii="Courier New" w:hAnsi="Courier New"/>
-          <w:color w:val="323232"/>
-          <w:sz w:val="16"/>
-        </w:rPr>
-        <w:br/>
-        <w:t xml:space="preserve">    suc_rate = df_bench['status'].value_counts()</w:t>
-      </w:r>
-      <w:r>
-        <w:rPr>
-          <w:rFonts w:ascii="Courier New" w:hAnsi="Courier New"/>
-          <w:color w:val="323232"/>
-          <w:sz w:val="16"/>
-        </w:rPr>
-        <w:br/>
-        <w:t xml:space="preserve">    st.bar_chart(suc_rate)</w:t>
+        <w:t>with tabs[3]: df_bench = load_data("SELECT * FROM benchmark ORDER BY id DESC LIMIT 50") stats = df_bench.groupby('device_id').agg( tong_so_lan = ('id', 'count'), decrypt_tb = ('decrypt_ms', 'mean'), seq_tb = ('seq_ms', 'mean'), log_tb = ('log_ms', 'mean'), total_tb = ('total_ms', 'mean'), total_max = ('total_ms', 'max') ).round(1) st.dataframe(stats) # Biểu đồ 30 request gần nhất chart = df_bench.head(30).set_index('id')[['decrypt_ms', 'seq_ms', 'log_ms', 'total_ms']] st.line_chart(chart) # Tỉ lệ thành công / thất bại suc_rate = df_bench['status'].value_counts() st.bar_chart(suc_rate)</w:t>
+      </w:r>
+      <w:r>
+        <w:rPr>
+          <w:rFonts w:ascii="Courier New" w:hAnsi="Courier New"/>
+          <w:color w:val="323232"/>
+          <w:sz w:val="16"/>
+        </w:rPr>
+      </w:r>
+      <w:r>
+        <w:rPr>
+          <w:rFonts w:ascii="Courier New" w:hAnsi="Courier New"/>
+          <w:color w:val="323232"/>
+          <w:sz w:val="16"/>
+        </w:rPr>
+      </w:r>
+      <w:r>
+        <w:rPr>
+          <w:rFonts w:ascii="Courier New" w:hAnsi="Courier New"/>
+          <w:color w:val="323232"/>
+          <w:sz w:val="16"/>
+        </w:rPr>
+      </w:r>
+      <w:r>
+        <w:rPr>
+          <w:rFonts w:ascii="Courier New" w:hAnsi="Courier New"/>
+          <w:color w:val="323232"/>
+          <w:sz w:val="16"/>
+        </w:rPr>
+      </w:r>
+      <w:r>
+        <w:rPr>
+          <w:rFonts w:ascii="Courier New" w:hAnsi="Courier New"/>
+          <w:color w:val="323232"/>
+          <w:sz w:val="16"/>
+        </w:rPr>
+      </w:r>
+      <w:r>
+        <w:rPr>
+          <w:rFonts w:ascii="Courier New" w:hAnsi="Courier New"/>
+          <w:color w:val="323232"/>
+          <w:sz w:val="16"/>
+        </w:rPr>
+      </w:r>
+      <w:r>
+        <w:rPr>
+          <w:rFonts w:ascii="Courier New" w:hAnsi="Courier New"/>
+          <w:color w:val="323232"/>
+          <w:sz w:val="16"/>
+        </w:rPr>
+      </w:r>
+      <w:r>
+        <w:rPr>
+          <w:rFonts w:ascii="Courier New" w:hAnsi="Courier New"/>
+          <w:color w:val="323232"/>
+          <w:sz w:val="16"/>
+        </w:rPr>
+      </w:r>
+      <w:r>
+        <w:rPr>
+          <w:rFonts w:ascii="Courier New" w:hAnsi="Courier New"/>
+          <w:color w:val="323232"/>
+          <w:sz w:val="16"/>
+        </w:rPr>
+      </w:r>
+      <w:r>
+        <w:rPr>
+          <w:rFonts w:ascii="Courier New" w:hAnsi="Courier New"/>
+          <w:color w:val="323232"/>
+          <w:sz w:val="16"/>
+        </w:rPr>
+      </w:r>
+      <w:r>
+        <w:rPr>
+          <w:rFonts w:ascii="Courier New" w:hAnsi="Courier New"/>
+          <w:color w:val="323232"/>
+          <w:sz w:val="16"/>
+        </w:rPr>
+      </w:r>
+      <w:r>
+        <w:rPr>
+          <w:rFonts w:ascii="Courier New" w:hAnsi="Courier New"/>
+          <w:color w:val="323232"/>
+          <w:sz w:val="16"/>
+        </w:rPr>
+      </w:r>
+      <w:r>
+        <w:rPr>
+          <w:rFonts w:ascii="Courier New" w:hAnsi="Courier New"/>
+          <w:color w:val="323232"/>
+          <w:sz w:val="16"/>
+        </w:rPr>
+      </w:r>
+      <w:r>
+        <w:rPr>
+          <w:rFonts w:ascii="Courier New" w:hAnsi="Courier New"/>
+          <w:color w:val="323232"/>
+          <w:sz w:val="16"/>
+        </w:rPr>
+      </w:r>
+      <w:r>
+        <w:rPr>
+          <w:rFonts w:ascii="Courier New" w:hAnsi="Courier New"/>
+          <w:color w:val="323232"/>
+          <w:sz w:val="16"/>
+        </w:rPr>
+      </w:r>
+      <w:r>
+        <w:rPr>
+          <w:rFonts w:ascii="Courier New" w:hAnsi="Courier New"/>
+          <w:color w:val="323232"/>
+          <w:sz w:val="16"/>
+        </w:rPr>
       </w:r>
     </w:p>
     <w:p>
@@ -11324,182 +10724,166 @@
           <w:sz w:val="16"/>
         </w:rPr>
         <w:t>t_start = time.time()</w:t>
-      </w:r>
-      <w:r>
-        <w:rPr>
-          <w:rFonts w:ascii="Courier New" w:hAnsi="Courier New"/>
-          <w:color w:val="323232"/>
-          <w:sz w:val="16"/>
-        </w:rPr>
         <w:br/>
         <w:t>t1 = time.time()</w:t>
-      </w:r>
-      <w:r>
-        <w:rPr>
-          <w:rFonts w:ascii="Courier New" w:hAnsi="Courier New"/>
-          <w:color w:val="323232"/>
-          <w:sz w:val="16"/>
-        </w:rPr>
         <w:br/>
         <w:t>data, error = verify_and_decrypt(raw_data)</w:t>
-      </w:r>
-      <w:r>
-        <w:rPr>
-          <w:rFonts w:ascii="Courier New" w:hAnsi="Courier New"/>
-          <w:color w:val="323232"/>
-          <w:sz w:val="16"/>
-        </w:rPr>
         <w:br/>
-        <w:t>t_decrypt = (time.time() - t1) * 1000</w:t>
-      </w:r>
-      <w:r>
-        <w:rPr>
-          <w:rFonts w:ascii="Courier New" w:hAnsi="Courier New"/>
-          <w:color w:val="323232"/>
-          <w:sz w:val="16"/>
-        </w:rPr>
-        <w:br/>
-      </w:r>
-      <w:r>
-        <w:rPr>
-          <w:rFonts w:ascii="Courier New" w:hAnsi="Courier New"/>
-          <w:color w:val="323232"/>
-          <w:sz w:val="16"/>
-        </w:rPr>
-        <w:br/>
-        <w:t>t2 = time.time()</w:t>
-      </w:r>
-      <w:r>
-        <w:rPr>
-          <w:rFonts w:ascii="Courier New" w:hAnsi="Courier New"/>
-          <w:color w:val="323232"/>
-          <w:sz w:val="16"/>
-        </w:rPr>
+        <w:t>t_decrypt = (time.time() - t1) * 1000 t2 = time.time()</w:t>
         <w:br/>
         <w:t>ok, msg = check_seq(data.get('id'), data.get('seq'))</w:t>
-      </w:r>
-      <w:r>
-        <w:rPr>
-          <w:rFonts w:ascii="Courier New" w:hAnsi="Courier New"/>
-          <w:color w:val="323232"/>
-          <w:sz w:val="16"/>
-        </w:rPr>
         <w:br/>
-        <w:t>t_seq = (time.time() - t2) * 1000</w:t>
-      </w:r>
-      <w:r>
-        <w:rPr>
-          <w:rFonts w:ascii="Courier New" w:hAnsi="Courier New"/>
-          <w:color w:val="323232"/>
-          <w:sz w:val="16"/>
-        </w:rPr>
-        <w:br/>
-      </w:r>
-      <w:r>
-        <w:rPr>
-          <w:rFonts w:ascii="Courier New" w:hAnsi="Courier New"/>
-          <w:color w:val="323232"/>
-          <w:sz w:val="16"/>
-        </w:rPr>
-        <w:br/>
-        <w:t>t3 = time.time()</w:t>
-      </w:r>
-      <w:r>
-        <w:rPr>
-          <w:rFonts w:ascii="Courier New" w:hAnsi="Courier New"/>
-          <w:color w:val="323232"/>
-          <w:sz w:val="16"/>
-        </w:rPr>
+        <w:t>t_seq = (time.time() - t2) * 1000 t3 = time.time()</w:t>
         <w:br/>
         <w:t>update_seq(data.get('id'), data.get('seq'))</w:t>
-      </w:r>
-      <w:r>
-        <w:rPr>
-          <w:rFonts w:ascii="Courier New" w:hAnsi="Courier New"/>
-          <w:color w:val="323232"/>
-          <w:sz w:val="16"/>
-        </w:rPr>
         <w:br/>
         <w:t>executor.submit(log_telemetry, data, "An toan")</w:t>
-      </w:r>
-      <w:r>
-        <w:rPr>
-          <w:rFonts w:ascii="Courier New" w:hAnsi="Courier New"/>
-          <w:color w:val="323232"/>
-          <w:sz w:val="16"/>
-        </w:rPr>
         <w:br/>
-        <w:t>t_log = (time.time() - t3) * 1000</w:t>
-      </w:r>
-      <w:r>
-        <w:rPr>
-          <w:rFonts w:ascii="Courier New" w:hAnsi="Courier New"/>
-          <w:color w:val="323232"/>
-          <w:sz w:val="16"/>
-        </w:rPr>
+        <w:t>t_log = (time.time() - t3) * 1000 t_total = (time.time() - t_start) * 1000 # In và lưu</w:t>
         <w:br/>
-      </w:r>
-      <w:r>
-        <w:rPr>
-          <w:rFonts w:ascii="Courier New" w:hAnsi="Courier New"/>
-          <w:color w:val="323232"/>
-          <w:sz w:val="16"/>
-        </w:rPr>
+        <w:t>print(f"[+] {data.get('id')}: decrypt={t_decrypt:.1f}ms " f"seq={t_seq:.1f}ms log={t_log:.1f}ms total={t_total:.1f}ms")</w:t>
         <w:br/>
-        <w:t>t_total = (time.time() - t_start) * 1000</w:t>
-      </w:r>
-      <w:r>
-        <w:rPr>
-          <w:rFonts w:ascii="Courier New" w:hAnsi="Courier New"/>
-          <w:color w:val="323232"/>
-          <w:sz w:val="16"/>
-        </w:rPr>
-        <w:br/>
-      </w:r>
-      <w:r>
-        <w:rPr>
-          <w:rFonts w:ascii="Courier New" w:hAnsi="Courier New"/>
-          <w:color w:val="323232"/>
-          <w:sz w:val="16"/>
-        </w:rPr>
-        <w:br/>
-        <w:t># In và lưu</w:t>
-      </w:r>
-      <w:r>
-        <w:rPr>
-          <w:rFonts w:ascii="Courier New" w:hAnsi="Courier New"/>
-          <w:color w:val="323232"/>
-          <w:sz w:val="16"/>
-        </w:rPr>
-        <w:br/>
-        <w:t>print(f"[+] {data.get('id')}: decrypt={t_decrypt:.1f}ms "</w:t>
-      </w:r>
-      <w:r>
-        <w:rPr>
-          <w:rFonts w:ascii="Courier New" w:hAnsi="Courier New"/>
-          <w:color w:val="323232"/>
-          <w:sz w:val="16"/>
-        </w:rPr>
-        <w:br/>
-        <w:t xml:space="preserve">      f"seq={t_seq:.1f}ms log={t_log:.1f}ms total={t_total:.1f}ms")</w:t>
-      </w:r>
-      <w:r>
-        <w:rPr>
-          <w:rFonts w:ascii="Courier New" w:hAnsi="Courier New"/>
-          <w:color w:val="323232"/>
-          <w:sz w:val="16"/>
-        </w:rPr>
-        <w:br/>
-        <w:t>executor.submit(save_benchmark, data.get('id'),</w:t>
-      </w:r>
-      <w:r>
-        <w:rPr>
-          <w:rFonts w:ascii="Courier New" w:hAnsi="Courier New"/>
-          <w:color w:val="323232"/>
-          <w:sz w:val="16"/>
-        </w:rPr>
-        <w:br/>
-        <w:t xml:space="preserve">               t_decrypt, t_seq, t_log, t_total, "OK")</w:t>
+        <w:t>executor.submit(save_benchmark, data.get('id'), t_decrypt, t_seq, t_log, t_total, "OK")</w:t>
+      </w:r>
+      <w:r>
+        <w:rPr>
+          <w:rFonts w:ascii="Courier New" w:hAnsi="Courier New"/>
+          <w:color w:val="323232"/>
+          <w:sz w:val="16"/>
+        </w:rPr>
+      </w:r>
+      <w:r>
+        <w:rPr>
+          <w:rFonts w:ascii="Courier New" w:hAnsi="Courier New"/>
+          <w:color w:val="323232"/>
+          <w:sz w:val="16"/>
+        </w:rPr>
+      </w:r>
+      <w:r>
+        <w:rPr>
+          <w:rFonts w:ascii="Courier New" w:hAnsi="Courier New"/>
+          <w:color w:val="323232"/>
+          <w:sz w:val="16"/>
+        </w:rPr>
+      </w:r>
+      <w:r>
+        <w:rPr>
+          <w:rFonts w:ascii="Courier New" w:hAnsi="Courier New"/>
+          <w:color w:val="323232"/>
+          <w:sz w:val="16"/>
+        </w:rPr>
+      </w:r>
+      <w:r>
+        <w:rPr>
+          <w:rFonts w:ascii="Courier New" w:hAnsi="Courier New"/>
+          <w:color w:val="323232"/>
+          <w:sz w:val="16"/>
+        </w:rPr>
+      </w:r>
+      <w:r>
+        <w:rPr>
+          <w:rFonts w:ascii="Courier New" w:hAnsi="Courier New"/>
+          <w:color w:val="323232"/>
+          <w:sz w:val="16"/>
+        </w:rPr>
+      </w:r>
+      <w:r>
+        <w:rPr>
+          <w:rFonts w:ascii="Courier New" w:hAnsi="Courier New"/>
+          <w:color w:val="323232"/>
+          <w:sz w:val="16"/>
+        </w:rPr>
+      </w:r>
+      <w:r>
+        <w:rPr>
+          <w:rFonts w:ascii="Courier New" w:hAnsi="Courier New"/>
+          <w:color w:val="323232"/>
+          <w:sz w:val="16"/>
+        </w:rPr>
+      </w:r>
+      <w:r>
+        <w:rPr>
+          <w:rFonts w:ascii="Courier New" w:hAnsi="Courier New"/>
+          <w:color w:val="323232"/>
+          <w:sz w:val="16"/>
+        </w:rPr>
+      </w:r>
+      <w:r>
+        <w:rPr>
+          <w:rFonts w:ascii="Courier New" w:hAnsi="Courier New"/>
+          <w:color w:val="323232"/>
+          <w:sz w:val="16"/>
+        </w:rPr>
+      </w:r>
+      <w:r>
+        <w:rPr>
+          <w:rFonts w:ascii="Courier New" w:hAnsi="Courier New"/>
+          <w:color w:val="323232"/>
+          <w:sz w:val="16"/>
+        </w:rPr>
+      </w:r>
+      <w:r>
+        <w:rPr>
+          <w:rFonts w:ascii="Courier New" w:hAnsi="Courier New"/>
+          <w:color w:val="323232"/>
+          <w:sz w:val="16"/>
+        </w:rPr>
+      </w:r>
+      <w:r>
+        <w:rPr>
+          <w:rFonts w:ascii="Courier New" w:hAnsi="Courier New"/>
+          <w:color w:val="323232"/>
+          <w:sz w:val="16"/>
+        </w:rPr>
+      </w:r>
+      <w:r>
+        <w:rPr>
+          <w:rFonts w:ascii="Courier New" w:hAnsi="Courier New"/>
+          <w:color w:val="323232"/>
+          <w:sz w:val="16"/>
+        </w:rPr>
+      </w:r>
+      <w:r>
+        <w:rPr>
+          <w:rFonts w:ascii="Courier New" w:hAnsi="Courier New"/>
+          <w:color w:val="323232"/>
+          <w:sz w:val="16"/>
+        </w:rPr>
+      </w:r>
+      <w:r>
+        <w:rPr>
+          <w:rFonts w:ascii="Courier New" w:hAnsi="Courier New"/>
+          <w:color w:val="323232"/>
+          <w:sz w:val="16"/>
+        </w:rPr>
+      </w:r>
+      <w:r>
+        <w:rPr>
+          <w:rFonts w:ascii="Courier New" w:hAnsi="Courier New"/>
+          <w:color w:val="323232"/>
+          <w:sz w:val="16"/>
+        </w:rPr>
+      </w:r>
+      <w:r>
+        <w:rPr>
+          <w:rFonts w:ascii="Courier New" w:hAnsi="Courier New"/>
+          <w:color w:val="323232"/>
+          <w:sz w:val="16"/>
+        </w:rPr>
+      </w:r>
+      <w:r>
+        <w:rPr>
+          <w:rFonts w:ascii="Courier New" w:hAnsi="Courier New"/>
+          <w:color w:val="323232"/>
+          <w:sz w:val="16"/>
+        </w:rPr>
+      </w:r>
+      <w:r>
+        <w:rPr>
+          <w:rFonts w:ascii="Courier New" w:hAnsi="Courier New"/>
+          <w:color w:val="323232"/>
+          <w:sz w:val="16"/>
+        </w:rPr>
       </w:r>
     </w:p>
     <w:p>
@@ -13366,151 +12750,121 @@
           <w:color w:val="323232"/>
           <w:sz w:val="16"/>
         </w:rPr>
-        <w:t>{</w:t>
-      </w:r>
-      <w:r>
-        <w:rPr>
-          <w:rFonts w:ascii="Courier New" w:hAnsi="Courier New"/>
-          <w:color w:val="323232"/>
-          <w:sz w:val="16"/>
-        </w:rPr>
-        <w:br/>
-        <w:t xml:space="preserve">  "id": "Xi_01",</w:t>
-      </w:r>
-      <w:r>
-        <w:rPr>
-          <w:rFonts w:ascii="Courier New" w:hAnsi="Courier New"/>
-          <w:color w:val="323232"/>
-          <w:sz w:val="16"/>
-        </w:rPr>
-        <w:br/>
-        <w:t xml:space="preserve">  "t": 28.5,</w:t>
-      </w:r>
-      <w:r>
-        <w:rPr>
-          <w:rFonts w:ascii="Courier New" w:hAnsi="Courier New"/>
-          <w:color w:val="323232"/>
-          <w:sz w:val="16"/>
-        </w:rPr>
-        <w:br/>
-        <w:t xml:space="preserve">  "h": 60.0,</w:t>
-      </w:r>
-      <w:r>
-        <w:rPr>
-          <w:rFonts w:ascii="Courier New" w:hAnsi="Courier New"/>
-          <w:color w:val="323232"/>
-          <w:sz w:val="16"/>
-        </w:rPr>
-        <w:br/>
-        <w:t xml:space="preserve">  "p": 1005.0,</w:t>
-      </w:r>
-      <w:r>
-        <w:rPr>
-          <w:rFonts w:ascii="Courier New" w:hAnsi="Courier New"/>
-          <w:color w:val="323232"/>
-          <w:sz w:val="16"/>
-        </w:rPr>
-        <w:br/>
-        <w:t xml:space="preserve">  "hr": 75,</w:t>
-      </w:r>
-      <w:r>
-        <w:rPr>
-          <w:rFonts w:ascii="Courier New" w:hAnsi="Courier New"/>
-          <w:color w:val="323232"/>
-          <w:sz w:val="16"/>
-        </w:rPr>
-        <w:br/>
-        <w:t xml:space="preserve">  "spo2": 97,</w:t>
-      </w:r>
-      <w:r>
-        <w:rPr>
-          <w:rFonts w:ascii="Courier New" w:hAnsi="Courier New"/>
-          <w:color w:val="323232"/>
-          <w:sz w:val="16"/>
-        </w:rPr>
-        <w:br/>
-        <w:t xml:space="preserve">  "co2": 420,</w:t>
-      </w:r>
-      <w:r>
-        <w:rPr>
-          <w:rFonts w:ascii="Courier New" w:hAnsi="Courier New"/>
-          <w:color w:val="323232"/>
-          <w:sz w:val="16"/>
-        </w:rPr>
-        <w:br/>
-        <w:t xml:space="preserve">  "co": 5.0,</w:t>
-      </w:r>
-      <w:r>
-        <w:rPr>
-          <w:rFonts w:ascii="Courier New" w:hAnsi="Courier New"/>
-          <w:color w:val="323232"/>
-          <w:sz w:val="16"/>
-        </w:rPr>
-        <w:br/>
-        <w:t xml:space="preserve">  "nh3": 2.0,</w:t>
-      </w:r>
-      <w:r>
-        <w:rPr>
-          <w:rFonts w:ascii="Courier New" w:hAnsi="Courier New"/>
-          <w:color w:val="323232"/>
-          <w:sz w:val="16"/>
-        </w:rPr>
-        <w:br/>
-        <w:t xml:space="preserve">  "lat": 21.84470,</w:t>
-      </w:r>
-      <w:r>
-        <w:rPr>
-          <w:rFonts w:ascii="Courier New" w:hAnsi="Courier New"/>
-          <w:color w:val="323232"/>
-          <w:sz w:val="16"/>
-        </w:rPr>
-        <w:br/>
-        <w:t xml:space="preserve">  "lon": 104.09700,</w:t>
-      </w:r>
-      <w:r>
-        <w:rPr>
-          <w:rFonts w:ascii="Courier New" w:hAnsi="Courier New"/>
-          <w:color w:val="323232"/>
-          <w:sz w:val="16"/>
-        </w:rPr>
-        <w:br/>
-        <w:t xml:space="preserve">  "alt": 10,</w:t>
-      </w:r>
-      <w:r>
-        <w:rPr>
-          <w:rFonts w:ascii="Courier New" w:hAnsi="Courier New"/>
-          <w:color w:val="323232"/>
-          <w:sz w:val="16"/>
-        </w:rPr>
-        <w:br/>
-        <w:t xml:space="preserve">  "sats": 8,</w:t>
-      </w:r>
-      <w:r>
-        <w:rPr>
-          <w:rFonts w:ascii="Courier New" w:hAnsi="Courier New"/>
-          <w:color w:val="323232"/>
-          <w:sz w:val="16"/>
-        </w:rPr>
-        <w:br/>
-        <w:t xml:space="preserve">  "gw": "Y_01",</w:t>
-      </w:r>
-      <w:r>
-        <w:rPr>
-          <w:rFonts w:ascii="Courier New" w:hAnsi="Courier New"/>
-          <w:color w:val="323232"/>
-          <w:sz w:val="16"/>
-        </w:rPr>
-        <w:br/>
-        <w:t xml:space="preserve">  "seq": 1001</w:t>
-      </w:r>
-      <w:r>
-        <w:rPr>
-          <w:rFonts w:ascii="Courier New" w:hAnsi="Courier New"/>
-          <w:color w:val="323232"/>
-          <w:sz w:val="16"/>
-        </w:rPr>
+        <w:t>{ "id": "Xi_01", "t": 28.5, "h": 60.0, "p": 1005.0,"": 97, "co2": 420, "co": 5.0, "nh3": 2.0, "lat": 21.84470, "lon": 104.09700, "alt": 10, "sats": 8, "gw": "Y_01", "seq": 1001</w:t>
         <w:br/>
         <w:t>}</w:t>
+      </w:r>
+      <w:r>
+        <w:rPr>
+          <w:rFonts w:ascii="Courier New" w:hAnsi="Courier New"/>
+          <w:color w:val="323232"/>
+          <w:sz w:val="16"/>
+        </w:rPr>
+      </w:r>
+      <w:r>
+        <w:rPr>
+          <w:rFonts w:ascii="Courier New" w:hAnsi="Courier New"/>
+          <w:color w:val="323232"/>
+          <w:sz w:val="16"/>
+        </w:rPr>
+      </w:r>
+      <w:r>
+        <w:rPr>
+          <w:rFonts w:ascii="Courier New" w:hAnsi="Courier New"/>
+          <w:color w:val="323232"/>
+          <w:sz w:val="16"/>
+        </w:rPr>
+      </w:r>
+      <w:r>
+        <w:rPr>
+          <w:rFonts w:ascii="Courier New" w:hAnsi="Courier New"/>
+          <w:color w:val="323232"/>
+          <w:sz w:val="16"/>
+        </w:rPr>
+      </w:r>
+      <w:r>
+        <w:rPr>
+          <w:rFonts w:ascii="Courier New" w:hAnsi="Courier New"/>
+          <w:color w:val="323232"/>
+          <w:sz w:val="16"/>
+        </w:rPr>
+      </w:r>
+      <w:r>
+        <w:rPr>
+          <w:rFonts w:ascii="Courier New" w:hAnsi="Courier New"/>
+          <w:color w:val="323232"/>
+          <w:sz w:val="16"/>
+        </w:rPr>
+      </w:r>
+      <w:r>
+        <w:rPr>
+          <w:rFonts w:ascii="Courier New" w:hAnsi="Courier New"/>
+          <w:color w:val="323232"/>
+          <w:sz w:val="16"/>
+        </w:rPr>
+      </w:r>
+      <w:r>
+        <w:rPr>
+          <w:rFonts w:ascii="Courier New" w:hAnsi="Courier New"/>
+          <w:color w:val="323232"/>
+          <w:sz w:val="16"/>
+        </w:rPr>
+      </w:r>
+      <w:r>
+        <w:rPr>
+          <w:rFonts w:ascii="Courier New" w:hAnsi="Courier New"/>
+          <w:color w:val="323232"/>
+          <w:sz w:val="16"/>
+        </w:rPr>
+      </w:r>
+      <w:r>
+        <w:rPr>
+          <w:rFonts w:ascii="Courier New" w:hAnsi="Courier New"/>
+          <w:color w:val="323232"/>
+          <w:sz w:val="16"/>
+        </w:rPr>
+      </w:r>
+      <w:r>
+        <w:rPr>
+          <w:rFonts w:ascii="Courier New" w:hAnsi="Courier New"/>
+          <w:color w:val="323232"/>
+          <w:sz w:val="16"/>
+        </w:rPr>
+      </w:r>
+      <w:r>
+        <w:rPr>
+          <w:rFonts w:ascii="Courier New" w:hAnsi="Courier New"/>
+          <w:color w:val="323232"/>
+          <w:sz w:val="16"/>
+        </w:rPr>
+      </w:r>
+      <w:r>
+        <w:rPr>
+          <w:rFonts w:ascii="Courier New" w:hAnsi="Courier New"/>
+          <w:color w:val="323232"/>
+          <w:sz w:val="16"/>
+        </w:rPr>
+      </w:r>
+      <w:r>
+        <w:rPr>
+          <w:rFonts w:ascii="Courier New" w:hAnsi="Courier New"/>
+          <w:color w:val="323232"/>
+          <w:sz w:val="16"/>
+        </w:rPr>
+      </w:r>
+      <w:r>
+        <w:rPr>
+          <w:rFonts w:ascii="Courier New" w:hAnsi="Courier New"/>
+          <w:color w:val="323232"/>
+          <w:sz w:val="16"/>
+        </w:rPr>
+      </w:r>
+      <w:r>
+        <w:rPr>
+          <w:rFonts w:ascii="Courier New" w:hAnsi="Courier New"/>
+          <w:color w:val="323232"/>
+          <w:sz w:val="16"/>
+        </w:rPr>
       </w:r>
     </w:p>
     <w:p>
@@ -13857,68 +13211,65 @@
           <w:sz w:val="16"/>
         </w:rPr>
         <w:t># Gửi gói lần 1 (seq=1)</w:t>
-      </w:r>
-      <w:r>
-        <w:rPr>
-          <w:rFonts w:ascii="Courier New" w:hAnsi="Courier New"/>
-          <w:color w:val="323232"/>
-          <w:sz w:val="16"/>
-        </w:rPr>
         <w:br/>
         <w:t>r1 = requests.post(SERVER_URL, json={"payload": packet.hex()})</w:t>
-      </w:r>
-      <w:r>
-        <w:rPr>
-          <w:rFonts w:ascii="Courier New" w:hAnsi="Courier New"/>
-          <w:color w:val="323232"/>
-          <w:sz w:val="16"/>
-        </w:rPr>
         <w:br/>
-        <w:t># r1.status_code = 200</w:t>
-      </w:r>
-      <w:r>
-        <w:rPr>
-          <w:rFonts w:ascii="Courier New" w:hAnsi="Courier New"/>
-          <w:color w:val="323232"/>
-          <w:sz w:val="16"/>
-        </w:rPr>
-        <w:br/>
-      </w:r>
-      <w:r>
-        <w:rPr>
-          <w:rFonts w:ascii="Courier New" w:hAnsi="Courier New"/>
-          <w:color w:val="323232"/>
-          <w:sz w:val="16"/>
-        </w:rPr>
-        <w:br/>
-        <w:t># Gửi lại chính gói đó (seq=1)</w:t>
-      </w:r>
-      <w:r>
-        <w:rPr>
-          <w:rFonts w:ascii="Courier New" w:hAnsi="Courier New"/>
-          <w:color w:val="323232"/>
-          <w:sz w:val="16"/>
-        </w:rPr>
+        <w:t># r1.status_code = 200 # Gửi lại chính gói đó (seq=1)</w:t>
         <w:br/>
         <w:t>r2 = requests.post(SERVER_URL, json={"payload": packet.hex()})</w:t>
-      </w:r>
-      <w:r>
-        <w:rPr>
-          <w:rFonts w:ascii="Courier New" w:hAnsi="Courier New"/>
-          <w:color w:val="323232"/>
-          <w:sz w:val="16"/>
-        </w:rPr>
         <w:br/>
         <w:t># r2.status_code = 403</w:t>
-      </w:r>
-      <w:r>
-        <w:rPr>
-          <w:rFonts w:ascii="Courier New" w:hAnsi="Courier New"/>
-          <w:color w:val="323232"/>
-          <w:sz w:val="16"/>
-        </w:rPr>
         <w:br/>
         <w:t># r2.json() = {"status": "error", "reason": "Replay attack detected (seq &lt;= last_seq)"}</w:t>
+      </w:r>
+      <w:r>
+        <w:rPr>
+          <w:rFonts w:ascii="Courier New" w:hAnsi="Courier New"/>
+          <w:color w:val="323232"/>
+          <w:sz w:val="16"/>
+        </w:rPr>
+      </w:r>
+      <w:r>
+        <w:rPr>
+          <w:rFonts w:ascii="Courier New" w:hAnsi="Courier New"/>
+          <w:color w:val="323232"/>
+          <w:sz w:val="16"/>
+        </w:rPr>
+      </w:r>
+      <w:r>
+        <w:rPr>
+          <w:rFonts w:ascii="Courier New" w:hAnsi="Courier New"/>
+          <w:color w:val="323232"/>
+          <w:sz w:val="16"/>
+        </w:rPr>
+      </w:r>
+      <w:r>
+        <w:rPr>
+          <w:rFonts w:ascii="Courier New" w:hAnsi="Courier New"/>
+          <w:color w:val="323232"/>
+          <w:sz w:val="16"/>
+        </w:rPr>
+      </w:r>
+      <w:r>
+        <w:rPr>
+          <w:rFonts w:ascii="Courier New" w:hAnsi="Courier New"/>
+          <w:color w:val="323232"/>
+          <w:sz w:val="16"/>
+        </w:rPr>
+      </w:r>
+      <w:r>
+        <w:rPr>
+          <w:rFonts w:ascii="Courier New" w:hAnsi="Courier New"/>
+          <w:color w:val="323232"/>
+          <w:sz w:val="16"/>
+        </w:rPr>
+      </w:r>
+      <w:r>
+        <w:rPr>
+          <w:rFonts w:ascii="Courier New" w:hAnsi="Courier New"/>
+          <w:color w:val="323232"/>
+          <w:sz w:val="16"/>
+        </w:rPr>
       </w:r>
     </w:p>
     <w:p>
@@ -14850,7 +14201,7 @@
               <w:rPr>
                 <w:sz w:val="18"/>
               </w:rPr>
-              <w:t>Wokwi dùng dữ liệu ngẫu nhiên; phần cứng thật đã code driver BME280, MAX30102, GPS</w:t>
+              <w:t>Wokwi dùng dữ liệu ngẫu nhiên; phần cứng thật đã code driver BME280, GPS</w:t>
             </w:r>
           </w:p>
         </w:tc>
@@ -15141,7 +14492,7 @@
               <w:rPr>
                 <w:sz w:val="18"/>
               </w:rPr>
-              <w:t>Tích hợp cảm biến thật (BME280, MAX30102, MQ-7, MQ-135)</w:t>
+              <w:t>Tích hợp cảm biến thật (BME280, MQ-7, MQ-135)</w:t>
             </w:r>
           </w:p>
         </w:tc>
@@ -15580,13 +14931,12 @@
           <w:b/>
           <w:color w:val="000000"/>
         </w:rPr>
-        <w:t>Node Xi</w:t>
+        <w:t>Node Xi (ESP32 + cảm biến): Code firmware đọc cảm biến BME280, GPS; thực hiện giao thức Beacon → ACK → Data; mã hóa AES-128-CBC bằng hardware accelerator mbedtls (~17µs); gửi dữ liệu qua LoRa.</w:t>
       </w:r>
       <w:r>
         <w:rPr>
           <w:color w:val="000000"/>
         </w:rPr>
-        <w:t xml:space="preserve"> (ESP32 + cảm biến): Code firmware đọc cảm biến BME280, MAX30102, GPS; thực hiện giao thức Beacon → ACK → Data; mã hóa AES-128-CBC bằng hardware accelerator mbedtls (~17µs); gửi dữ liệu qua LoRa.</w:t>
       </w:r>
     </w:p>
     <w:p>
